--- a/docs/K0WLY_CW_Keyer_Manual.docx
+++ b/docs/K0WLY_CW_Keyer_Manual.docx
@@ -63,24 +63,7 @@
           <w:sz w:val="24"/>
           <w:szCs w:val="24"/>
         </w:rPr>
-        <w:t xml:space="preserve">Version 1.4.3</w:t>
-      </w:r>
-    </w:p>
-    <w:p>
-      <w:pPr>
-        <w:spacing w:after="240"/>
-        <w:jc w:val="center"/>
-      </w:pPr>
-      <w:r>
-        <w:rPr>
-          <w:rFonts w:ascii="Arial" w:cs="Arial" w:eastAsia="Arial" w:hAnsi="Arial"/>
-          <w:b/>
-          <w:bCs/>
-          <w:color w:val="2E4057"/>
-          <w:sz w:val="24"/>
-          <w:szCs w:val="24"/>
-        </w:rPr>
-        <w:t xml:space="preserve">Call Sign: K0WLY</w:t>
+        <w:t xml:space="preserve">Version 1.4.4</w:t>
       </w:r>
     </w:p>
     <w:p>
@@ -95,7 +78,7 @@
           <w:sz w:val="22"/>
           <w:szCs w:val="22"/>
         </w:rPr>
-        <w:t xml:space="preserve">Grid Square: DN40 — Saratoga Springs, Utah</w:t>
+        <w:t xml:space="preserve">K0WLY — Saratoga Springs, Utah — Grid DN40</w:t>
       </w:r>
     </w:p>
     <w:p>
@@ -115,29 +98,12 @@
           <w:sz w:val="32"/>
           <w:szCs w:val="32"/>
         </w:rPr>
-        <w:t xml:space="preserve">License and Attribution</w:t>
+        <w:t xml:space="preserve">License</w:t>
       </w:r>
     </w:p>
     <w:p>
       <w:pPr>
         <w:spacing w:after="480"/>
-        <w:jc w:val="center"/>
-      </w:pPr>
-      <w:r>
-        <w:rPr>
-          <w:rFonts w:ascii="Arial" w:cs="Arial" w:eastAsia="Arial" w:hAnsi="Arial"/>
-          <w:b/>
-          <w:bCs/>
-          <w:color w:val="333333"/>
-          <w:sz w:val="26"/>
-          <w:szCs w:val="26"/>
-        </w:rPr>
-        <w:t xml:space="preserve">Copyright © 2026 K0WLY (Carl Cowley)</w:t>
-      </w:r>
-    </w:p>
-    <w:p>
-      <w:pPr>
-        <w:spacing w:after="240"/>
         <w:jc w:val="center"/>
       </w:pPr>
       <w:r>
@@ -147,68 +113,12 @@
           <w:sz w:val="22"/>
           <w:szCs w:val="22"/>
         </w:rPr>
-        <w:t xml:space="preserve">Saratoga Springs, Utah — Grid Square DN40</w:t>
+        <w:t xml:space="preserve">Copyright © 2026 K0WLY (Carl Cowley) — CERN-OHL-W v2 / CC BY 4.0</w:t>
       </w:r>
     </w:p>
     <w:p>
       <w:pPr>
         <w:spacing w:after="720"/>
-        <w:jc w:val="center"/>
-      </w:pPr>
-      <w:r>
-        <w:rPr>
-          <w:rFonts w:ascii="Arial" w:cs="Arial" w:eastAsia="Arial" w:hAnsi="Arial"/>
-          <w:color w:val="555555"/>
-          <w:sz w:val="22"/>
-          <w:szCs w:val="22"/>
-        </w:rPr>
-        <w:t xml:space="preserve">Amateur Radio Callsign: K0WLY (Extra Class)</w:t>
-      </w:r>
-    </w:p>
-    <w:p>
-      <w:pPr>
-        <w:spacing w:after="240"/>
-        <w:jc w:val="center"/>
-      </w:pPr>
-      <w:r>
-        <w:rPr>
-          <w:rFonts w:ascii="Arial" w:cs="Arial" w:eastAsia="Arial" w:hAnsi="Arial"/>
-          <w:b/>
-          <w:bCs/>
-          <w:color w:val="048A81"/>
-          <w:sz w:val="24"/>
-          <w:szCs w:val="24"/>
-        </w:rPr>
-        <w:t xml:space="preserve">CERN Open Hardware Licence Version 2 — Weakly Reciprocal (CERN-OHL-W v2)</w:t>
-      </w:r>
-    </w:p>
-    <w:p>
-      <w:pPr>
-        <w:spacing w:after="120"/>
-      </w:pPr>
-      <w:r>
-        <w:rPr>
-          <w:rFonts w:ascii="Arial" w:cs="Arial" w:eastAsia="Arial" w:hAnsi="Arial"/>
-          <w:sz w:val="22"/>
-          <w:szCs w:val="22"/>
-        </w:rPr>
-        <w:t xml:space="preserve">This work — including all firmware source code, schematic diagrams, PCB design files, and documentation — is licensed under CERN-OHL-W v2. Documentation additionally licensed under CC BY 4.0.</w:t>
-      </w:r>
-    </w:p>
-    <w:p>
-      <w:pPr>
-        <w:spacing w:after="120"/>
-      </w:pPr>
-      <w:r>
-        <w:t xml:space="preserve"/>
-      </w:r>
-    </w:p>
-    <w:p>
-      <w:pPr>
-        <w:pBdr>
-          <w:top w:val="single" w:color="CCCCCC" w:sz="4" w:space="1"/>
-        </w:pBdr>
-        <w:spacing w:before="480"/>
         <w:jc w:val="center"/>
       </w:pPr>
       <w:r>
@@ -225,14 +135,6 @@
     </w:p>
     <w:p>
       <w:pPr>
-        <w:spacing w:after="120"/>
-      </w:pPr>
-      <w:r>
-        <w:t xml:space="preserve"/>
-      </w:r>
-    </w:p>
-    <w:p>
-      <w:pPr>
         <w:pStyle w:val="Heading1"/>
       </w:pPr>
       <w:r>
@@ -257,7 +159,7 @@
           <w:sz w:val="22"/>
           <w:szCs w:val="22"/>
         </w:rPr>
-        <w:t xml:space="preserve">The K0WLY Two-Way CW Keyer is an ESP32-S3 based iambic keyer on the LilyGO T-Display S3 AMOLED. Features include full iambic keying, Morse decoding, radio keying output, iambic paddle output for radios with built-in keyers, peer-to-peer CW over ESP-NOW, text file playback, and a WiFi web interface for file management.</w:t>
+        <w:t xml:space="preserve">The K0WLY Two-Way CW Keyer is an ESP32-S3 based iambic keyer on the LilyGO T-Display S3 AMOLED (v1.4.4).</w:t>
       </w:r>
     </w:p>
     <w:p>
@@ -266,21 +168,6 @@
       </w:pPr>
       <w:r>
         <w:t xml:space="preserve"/>
-      </w:r>
-    </w:p>
-    <w:p>
-      <w:pPr>
-        <w:spacing w:after="120"/>
-      </w:pPr>
-      <w:r>
-        <w:rPr>
-          <w:rFonts w:ascii="Arial" w:cs="Arial" w:eastAsia="Arial" w:hAnsi="Arial"/>
-          <w:b/>
-          <w:bCs/>
-          <w:sz w:val="22"/>
-          <w:szCs w:val="22"/>
-        </w:rPr>
-        <w:t xml:space="preserve">Key features:</w:t>
       </w:r>
     </w:p>
     <w:p>
@@ -298,7 +185,7 @@
           <w:sz w:val="22"/>
           <w:szCs w:val="22"/>
         </w:rPr>
-        <w:t xml:space="preserve">Iambic Mode A keyer, 5–40 WPM, with straight key mode</w:t>
+        <w:t xml:space="preserve">Iambic Mode A or B keyer, 5–40 WPM, straight key mode</w:t>
       </w:r>
     </w:p>
     <w:p>
@@ -316,7 +203,7 @@
           <w:sz w:val="22"/>
           <w:szCs w:val="22"/>
         </w:rPr>
-        <w:t xml:space="preserve">Farnsworth spacing — independent character and gap speeds (4 WPM min)</w:t>
+        <w:t xml:space="preserve">Farnsworth spacing — independent character and gap speeds</w:t>
       </w:r>
     </w:p>
     <w:p>
@@ -334,7 +221,7 @@
           <w:sz w:val="22"/>
           <w:szCs w:val="22"/>
         </w:rPr>
-        <w:t xml:space="preserve">Key output via PC817 optocoupler (GPIO12) — fully isolated</w:t>
+        <w:t xml:space="preserve">Key output via PC817 optocoupler (GPIO12)</w:t>
       </w:r>
     </w:p>
     <w:p>
@@ -352,7 +239,7 @@
           <w:sz w:val="22"/>
           <w:szCs w:val="22"/>
         </w:rPr>
-        <w:t xml:space="preserve">Iambic DIT/DAH output (GPIO40/41) — for radios with built-in keyers (e.g. Xiegu G90)</w:t>
+        <w:t xml:space="preserve">Iambic DIT/DAH output (GPIO40/41) for radios with built-in keyers</w:t>
       </w:r>
     </w:p>
     <w:p>
@@ -370,7 +257,7 @@
           <w:sz w:val="22"/>
           <w:szCs w:val="22"/>
         </w:rPr>
-        <w:t xml:space="preserve">Paddle reverse switchable via hardware button or web page</w:t>
+        <w:t xml:space="preserve">Paddle reverse and Iambic Mode A/B via GPIO16</w:t>
       </w:r>
     </w:p>
     <w:p>
@@ -388,7 +275,7 @@
           <w:sz w:val="22"/>
           <w:szCs w:val="22"/>
         </w:rPr>
-        <w:t xml:space="preserve">Adjustable sidetone frequency (400–900 Hz), each unit independent</w:t>
+        <w:t xml:space="preserve">Adjustable sidetone 400–900 Hz, logarithmic volume</w:t>
       </w:r>
     </w:p>
     <w:p>
@@ -406,7 +293,7 @@
           <w:sz w:val="22"/>
           <w:szCs w:val="22"/>
         </w:rPr>
-        <w:t xml:space="preserve">Logarithmic volume control, speaker and headphones</w:t>
+        <w:t xml:space="preserve">Head copy delay 0–3s or Audio Only mode</w:t>
       </w:r>
     </w:p>
     <w:p>
@@ -424,7 +311,7 @@
           <w:sz w:val="22"/>
           <w:szCs w:val="22"/>
         </w:rPr>
-        <w:t xml:space="preserve">Head copy delay (0–3s) or Audio Only mode</w:t>
+        <w:t xml:space="preserve">Word gap spacing (off or 4–9 dits)</w:t>
       </w:r>
     </w:p>
     <w:p>
@@ -442,7 +329,7 @@
           <w:sz w:val="22"/>
           <w:szCs w:val="22"/>
         </w:rPr>
-        <w:t xml:space="preserve">Word gap spacing (off or 4–9 dits)</w:t>
+        <w:t xml:space="preserve">WiFi AP (K0WLY-XXXX) with web interface for file management</w:t>
       </w:r>
     </w:p>
     <w:p>
@@ -460,7 +347,7 @@
           <w:sz w:val="22"/>
           <w:szCs w:val="22"/>
         </w:rPr>
-        <w:t xml:space="preserve">WiFi Access Point — unique hotspot per unit (K0WLY-XXXX), no password</w:t>
+        <w:t xml:space="preserve">Text file playback with pause/resume, drives iambic output</w:t>
       </w:r>
     </w:p>
     <w:p>
@@ -478,7 +365,7 @@
           <w:sz w:val="22"/>
           <w:szCs w:val="22"/>
         </w:rPr>
-        <w:t xml:space="preserve">Text file playback — upload .txt files from phone, plays as CW, drives iambic output</w:t>
+        <w:t xml:space="preserve">Automatic ESP-NOW peer-to-peer pairing, two-way CW</w:t>
       </w:r>
     </w:p>
     <w:p>
@@ -496,61 +383,7 @@
           <w:sz w:val="22"/>
           <w:szCs w:val="22"/>
         </w:rPr>
-        <w:t xml:space="preserve">Web interface — dit/dah swap, file management, all from phone browser</w:t>
-      </w:r>
-    </w:p>
-    <w:p>
-      <w:pPr>
-        <w:pStyle w:val="ListParagraph"/>
-        <w:numPr>
-          <w:ilvl w:val="0"/>
-          <w:numId w:val="2"/>
-        </w:numPr>
-        <w:spacing w:after="80"/>
-      </w:pPr>
-      <w:r>
-        <w:rPr>
-          <w:rFonts w:ascii="Arial" w:cs="Arial" w:eastAsia="Arial" w:hAnsi="Arial"/>
-          <w:sz w:val="22"/>
-          <w:szCs w:val="22"/>
-        </w:rPr>
-        <w:t xml:space="preserve">Automatic peer-to-peer ESP-NOW pairing, two-way CW</w:t>
-      </w:r>
-    </w:p>
-    <w:p>
-      <w:pPr>
-        <w:pStyle w:val="ListParagraph"/>
-        <w:numPr>
-          <w:ilvl w:val="0"/>
-          <w:numId w:val="2"/>
-        </w:numPr>
-        <w:spacing w:after="80"/>
-      </w:pPr>
-      <w:r>
-        <w:rPr>
-          <w:rFonts w:ascii="Arial" w:cs="Arial" w:eastAsia="Arial" w:hAnsi="Arial"/>
-          <w:sz w:val="22"/>
-          <w:szCs w:val="22"/>
-        </w:rPr>
         <w:t xml:space="preserve">Full Morse decoding: A–Z, 0–9, punctuation, prosigns</w:t>
-      </w:r>
-    </w:p>
-    <w:p>
-      <w:pPr>
-        <w:pStyle w:val="ListParagraph"/>
-        <w:numPr>
-          <w:ilvl w:val="0"/>
-          <w:numId w:val="2"/>
-        </w:numPr>
-        <w:spacing w:after="80"/>
-      </w:pPr>
-      <w:r>
-        <w:rPr>
-          <w:rFonts w:ascii="Arial" w:cs="Arial" w:eastAsia="Arial" w:hAnsi="Arial"/>
-          <w:sz w:val="22"/>
-          <w:szCs w:val="22"/>
-        </w:rPr>
-        <w:t xml:space="preserve">Frame buffer AMOLED display, NVS settings storage</w:t>
       </w:r>
     </w:p>
     <w:p>
@@ -779,7 +612,7 @@
                 <w:sz w:val="20"/>
                 <w:szCs w:val="20"/>
               </w:rPr>
-              <w:t xml:space="preserve">WPM, Freq, Delay, Vol, GAP, SK/IAM, SOLO/DUAL</w:t>
+              <w:t xml:space="preserve">WPM, Hz, DLY, VOL, GAP, A/B/SK, SOLO/DUAL</w:t>
             </w:r>
           </w:p>
         </w:tc>
@@ -874,7 +707,7 @@
                 <w:sz w:val="20"/>
                 <w:szCs w:val="20"/>
               </w:rPr>
-              <w:t xml:space="preserve">Outgoing chars (green) or file playback text</w:t>
+              <w:t xml:space="preserve">Outgoing chars (green)</w:t>
             </w:r>
           </w:p>
         </w:tc>
@@ -969,7 +802,7 @@
                 <w:sz w:val="20"/>
                 <w:szCs w:val="20"/>
               </w:rPr>
-              <w:t xml:space="preserve">Incoming chars (cyan) or [Audio Only]</w:t>
+              <w:t xml:space="preserve">Incoming chars (cyan)</w:t>
             </w:r>
           </w:p>
         </w:tc>
@@ -1064,7 +897,7 @@
                 <w:sz w:val="20"/>
                 <w:szCs w:val="20"/>
               </w:rPr>
-              <w:t xml:space="preserve">Pot mode, value, peer MAC, unit ID, K0WLY version</w:t>
+              <w:t xml:space="preserve">Pot mode, value, peer MAC, unit ID, version</w:t>
             </w:r>
           </w:p>
         </w:tc>
@@ -1109,7 +942,7 @@
           <w:sz w:val="22"/>
           <w:szCs w:val="22"/>
         </w:rPr>
-        <w:t xml:space="preserve">WPM or WPM/FARN — character/Farnsworth speeds, yellow when active</w:t>
+        <w:t xml:space="preserve">WPM or WPM/FARN — character/Farnsworth speeds</w:t>
       </w:r>
     </w:p>
     <w:p>
@@ -1127,7 +960,7 @@
           <w:sz w:val="22"/>
           <w:szCs w:val="22"/>
         </w:rPr>
-        <w:t xml:space="preserve">Hz — sidetone frequency, cyan when active</w:t>
+        <w:t xml:space="preserve">Hz — sidetone frequency</w:t>
       </w:r>
     </w:p>
     <w:p>
@@ -1145,7 +978,7 @@
           <w:sz w:val="22"/>
           <w:szCs w:val="22"/>
         </w:rPr>
-        <w:t xml:space="preserve">DLY — head copy delay or AO (Audio Only), orange when active</w:t>
+        <w:t xml:space="preserve">DLY — head copy delay or AO</w:t>
       </w:r>
     </w:p>
     <w:p>
@@ -1163,7 +996,7 @@
           <w:sz w:val="22"/>
           <w:szCs w:val="22"/>
         </w:rPr>
-        <w:t xml:space="preserve">VOL — volume percentage, magenta when active</w:t>
+        <w:t xml:space="preserve">VOL — volume percentage</w:t>
       </w:r>
     </w:p>
     <w:p>
@@ -1181,7 +1014,7 @@
           <w:sz w:val="22"/>
           <w:szCs w:val="22"/>
         </w:rPr>
-        <w:t xml:space="preserve">GAP — word gap threshold, green when active</w:t>
+        <w:t xml:space="preserve">GAP — word gap setting</w:t>
       </w:r>
     </w:p>
     <w:p>
@@ -1199,7 +1032,7 @@
           <w:sz w:val="22"/>
           <w:szCs w:val="22"/>
         </w:rPr>
-        <w:t xml:space="preserve">IAM/SK — key mode</w:t>
+        <w:t xml:space="preserve">A / B / SK — Iambic Mode A, Iambic Mode B, or Straight Key</w:t>
       </w:r>
     </w:p>
     <w:p>
@@ -1217,44 +1050,7 @@
           <w:sz w:val="22"/>
           <w:szCs w:val="22"/>
         </w:rPr>
-        <w:t xml:space="preserve">SOLO/DUAL — ESP-NOW peer status</w:t>
-      </w:r>
-    </w:p>
-    <w:p>
-      <w:pPr>
-        <w:spacing w:after="120"/>
-      </w:pPr>
-      <w:r>
-        <w:t xml:space="preserve"/>
-      </w:r>
-    </w:p>
-    <w:p>
-      <w:pPr>
-        <w:pStyle w:val="Heading2"/>
-      </w:pPr>
-      <w:r>
-        <w:rPr>
-          <w:rFonts w:ascii="Arial" w:cs="Arial" w:eastAsia="Arial" w:hAnsi="Arial"/>
-          <w:b/>
-          <w:bCs/>
-          <w:color w:val="048A81"/>
-          <w:sz w:val="26"/>
-          <w:szCs w:val="26"/>
-        </w:rPr>
-        <w:t xml:space="preserve">2.2 Status Area</w:t>
-      </w:r>
-    </w:p>
-    <w:p>
-      <w:pPr>
-        <w:spacing w:after="120"/>
-      </w:pPr>
-      <w:r>
-        <w:rPr>
-          <w:rFonts w:ascii="Arial" w:cs="Arial" w:eastAsia="Arial" w:hAnsi="Arial"/>
-          <w:sz w:val="22"/>
-          <w:szCs w:val="22"/>
-        </w:rPr>
-        <w:t xml:space="preserve">Shows active pot mode and value, [EDIT] when editing, peer MAC or SEARCHING..., unit ID and K0WLY firmware version at bottom right.</w:t>
+        <w:t xml:space="preserve">SOLO / DUAL — ESP-NOW peer status</w:t>
       </w:r>
     </w:p>
     <w:p>
@@ -1689,7 +1485,7 @@
                 <w:sz w:val="20"/>
                 <w:szCs w:val="20"/>
               </w:rPr>
-              <w:t xml:space="preserve">HIGH=keyed, PC817 optocoupler to radio KEY jack</w:t>
+              <w:t xml:space="preserve">HIGH=keyed, PC817 optocoupler</w:t>
             </w:r>
           </w:p>
         </w:tc>
@@ -2007,7 +1803,7 @@
                 <w:sz w:val="20"/>
                 <w:szCs w:val="20"/>
               </w:rPr>
-              <w:t xml:space="preserve">Paddle Reverse</w:t>
+              <w:t xml:space="preserve">Paddle Reverse / Mode A/B</w:t>
             </w:r>
           </w:p>
         </w:tc>
@@ -2069,7 +1865,7 @@
                 <w:sz w:val="20"/>
                 <w:szCs w:val="20"/>
               </w:rPr>
-              <w:t xml:space="preserve">PBNO: toggles dit/dah swap</w:t>
+              <w:t xml:space="preserve">Short=dit/dah swap, Long=Mode A/B toggle</w:t>
             </w:r>
           </w:p>
         </w:tc>
@@ -2164,7 +1960,7 @@
                 <w:sz w:val="20"/>
                 <w:szCs w:val="20"/>
               </w:rPr>
-              <w:t xml:space="preserve">PBNO: short=cycle mode, long=edit mode</w:t>
+              <w:t xml:space="preserve">PBNO: short=cycle, long=edit</w:t>
             </w:r>
           </w:p>
         </w:tc>
@@ -2259,7 +2055,7 @@
                 <w:sz w:val="20"/>
                 <w:szCs w:val="20"/>
               </w:rPr>
-              <w:t xml:space="preserve">Active LOW, PC817 optocoupler to radio DIT</w:t>
+              <w:t xml:space="preserve">Active HIGH, PC817 optocoupler to radio DIT</w:t>
             </w:r>
           </w:p>
         </w:tc>
@@ -2354,7 +2150,7 @@
                 <w:sz w:val="20"/>
                 <w:szCs w:val="20"/>
               </w:rPr>
-              <w:t xml:space="preserve">Active LOW, PC817 optocoupler to radio DAH</w:t>
+              <w:t xml:space="preserve">Active HIGH, PC817 optocoupler to radio DAH</w:t>
             </w:r>
           </w:p>
         </w:tc>
@@ -2381,20 +2177,278 @@
           <w:sz w:val="26"/>
           <w:szCs w:val="26"/>
         </w:rPr>
-        <w:t xml:space="preserve">3.2 Key Output (GPIO12)</w:t>
-      </w:r>
-    </w:p>
+        <w:t xml:space="preserve">3.2 GPIO16 Button Functions</w:t>
+      </w:r>
+    </w:p>
+    <w:tbl>
+      <w:tblPr>
+        <w:tblW w:type="dxa" w:w="9360"/>
+        <w:tblBorders>
+          <w:top w:val="single" w:color="auto" w:sz="4"/>
+          <w:left w:val="single" w:color="auto" w:sz="4"/>
+          <w:bottom w:val="single" w:color="auto" w:sz="4"/>
+          <w:right w:val="single" w:color="auto" w:sz="4"/>
+          <w:insideH w:val="single" w:color="auto" w:sz="4"/>
+          <w:insideV w:val="single" w:color="auto" w:sz="4"/>
+        </w:tblBorders>
+      </w:tblPr>
+      <w:tblGrid>
+        <w:gridCol w:w="3120"/>
+        <w:gridCol w:w="6240"/>
+      </w:tblGrid>
+      <w:tr>
+        <w:tc>
+          <w:tcPr>
+            <w:tcW w:type="dxa" w:w="3000"/>
+            <w:tcBorders>
+              <w:top w:val="single" w:color="CCCCCC" w:sz="1"/>
+              <w:left w:val="single" w:color="CCCCCC" w:sz="1"/>
+              <w:bottom w:val="single" w:color="CCCCCC" w:sz="1"/>
+              <w:right w:val="single" w:color="CCCCCC" w:sz="1"/>
+            </w:tcBorders>
+            <w:shd w:fill="048A81" w:val="clear"/>
+            <w:tcMar>
+              <w:top w:type="dxa" w:w="80"/>
+              <w:left w:type="dxa" w:w="120"/>
+              <w:bottom w:type="dxa" w:w="80"/>
+              <w:right w:type="dxa" w:w="120"/>
+            </w:tcMar>
+          </w:tcPr>
+          <w:p>
+            <w:r>
+              <w:rPr>
+                <w:rFonts w:ascii="Arial" w:cs="Arial" w:eastAsia="Arial" w:hAnsi="Arial"/>
+                <w:b/>
+                <w:bCs/>
+                <w:color w:val="FFFFFF"/>
+                <w:sz w:val="20"/>
+                <w:szCs w:val="20"/>
+              </w:rPr>
+              <w:t xml:space="preserve">Press</w:t>
+            </w:r>
+          </w:p>
+        </w:tc>
+        <w:tc>
+          <w:tcPr>
+            <w:tcW w:type="dxa" w:w="6360"/>
+            <w:tcBorders>
+              <w:top w:val="single" w:color="CCCCCC" w:sz="1"/>
+              <w:left w:val="single" w:color="CCCCCC" w:sz="1"/>
+              <w:bottom w:val="single" w:color="CCCCCC" w:sz="1"/>
+              <w:right w:val="single" w:color="CCCCCC" w:sz="1"/>
+            </w:tcBorders>
+            <w:shd w:fill="048A81" w:val="clear"/>
+            <w:tcMar>
+              <w:top w:type="dxa" w:w="80"/>
+              <w:left w:type="dxa" w:w="120"/>
+              <w:bottom w:type="dxa" w:w="80"/>
+              <w:right w:type="dxa" w:w="120"/>
+            </w:tcMar>
+          </w:tcPr>
+          <w:p>
+            <w:r>
+              <w:rPr>
+                <w:rFonts w:ascii="Arial" w:cs="Arial" w:eastAsia="Arial" w:hAnsi="Arial"/>
+                <w:b/>
+                <w:bCs/>
+                <w:color w:val="FFFFFF"/>
+                <w:sz w:val="20"/>
+                <w:szCs w:val="20"/>
+              </w:rPr>
+              <w:t xml:space="preserve">Action</w:t>
+            </w:r>
+          </w:p>
+        </w:tc>
+      </w:tr>
+      <w:tr>
+        <w:tc>
+          <w:tcPr>
+            <w:tcW w:type="dxa" w:w="3000"/>
+            <w:tcBorders>
+              <w:top w:val="single" w:color="CCCCCC" w:sz="1"/>
+              <w:left w:val="single" w:color="CCCCCC" w:sz="1"/>
+              <w:bottom w:val="single" w:color="CCCCCC" w:sz="1"/>
+              <w:right w:val="single" w:color="CCCCCC" w:sz="1"/>
+            </w:tcBorders>
+            <w:shd w:fill="F9F9F9" w:val="clear"/>
+            <w:tcMar>
+              <w:top w:type="dxa" w:w="80"/>
+              <w:left w:type="dxa" w:w="120"/>
+              <w:bottom w:type="dxa" w:w="80"/>
+              <w:right w:type="dxa" w:w="120"/>
+            </w:tcMar>
+          </w:tcPr>
+          <w:p>
+            <w:r>
+              <w:rPr>
+                <w:rFonts w:ascii="Arial" w:cs="Arial" w:eastAsia="Arial" w:hAnsi="Arial"/>
+                <w:b w:val="false"/>
+                <w:bCs w:val="false"/>
+                <w:color w:val="333333"/>
+                <w:sz w:val="20"/>
+                <w:szCs w:val="20"/>
+              </w:rPr>
+              <w:t xml:space="preserve">Short press</w:t>
+            </w:r>
+          </w:p>
+        </w:tc>
+        <w:tc>
+          <w:tcPr>
+            <w:tcW w:type="dxa" w:w="6360"/>
+            <w:tcBorders>
+              <w:top w:val="single" w:color="CCCCCC" w:sz="1"/>
+              <w:left w:val="single" w:color="CCCCCC" w:sz="1"/>
+              <w:bottom w:val="single" w:color="CCCCCC" w:sz="1"/>
+              <w:right w:val="single" w:color="CCCCCC" w:sz="1"/>
+            </w:tcBorders>
+            <w:shd w:fill="F9F9F9" w:val="clear"/>
+            <w:tcMar>
+              <w:top w:type="dxa" w:w="80"/>
+              <w:left w:type="dxa" w:w="120"/>
+              <w:bottom w:type="dxa" w:w="80"/>
+              <w:right w:type="dxa" w:w="120"/>
+            </w:tcMar>
+          </w:tcPr>
+          <w:p>
+            <w:r>
+              <w:rPr>
+                <w:rFonts w:ascii="Arial" w:cs="Arial" w:eastAsia="Arial" w:hAnsi="Arial"/>
+                <w:b w:val="false"/>
+                <w:bCs w:val="false"/>
+                <w:color w:val="333333"/>
+                <w:sz w:val="20"/>
+                <w:szCs w:val="20"/>
+              </w:rPr>
+              <w:t xml:space="preserve">Toggles dit/dah swap (also available on web page)</w:t>
+            </w:r>
+          </w:p>
+        </w:tc>
+      </w:tr>
+      <w:tr>
+        <w:tc>
+          <w:tcPr>
+            <w:tcW w:type="dxa" w:w="3000"/>
+            <w:tcBorders>
+              <w:top w:val="single" w:color="CCCCCC" w:sz="1"/>
+              <w:left w:val="single" w:color="CCCCCC" w:sz="1"/>
+              <w:bottom w:val="single" w:color="CCCCCC" w:sz="1"/>
+              <w:right w:val="single" w:color="CCCCCC" w:sz="1"/>
+            </w:tcBorders>
+            <w:shd w:fill="F9F9F9" w:val="clear"/>
+            <w:tcMar>
+              <w:top w:type="dxa" w:w="80"/>
+              <w:left w:type="dxa" w:w="120"/>
+              <w:bottom w:type="dxa" w:w="80"/>
+              <w:right w:type="dxa" w:w="120"/>
+            </w:tcMar>
+          </w:tcPr>
+          <w:p>
+            <w:r>
+              <w:rPr>
+                <w:rFonts w:ascii="Arial" w:cs="Arial" w:eastAsia="Arial" w:hAnsi="Arial"/>
+                <w:b w:val="false"/>
+                <w:bCs w:val="false"/>
+                <w:color w:val="333333"/>
+                <w:sz w:val="20"/>
+                <w:szCs w:val="20"/>
+              </w:rPr>
+              <w:t xml:space="preserve">Long press (1 sec)</w:t>
+            </w:r>
+          </w:p>
+        </w:tc>
+        <w:tc>
+          <w:tcPr>
+            <w:tcW w:type="dxa" w:w="6360"/>
+            <w:tcBorders>
+              <w:top w:val="single" w:color="CCCCCC" w:sz="1"/>
+              <w:left w:val="single" w:color="CCCCCC" w:sz="1"/>
+              <w:bottom w:val="single" w:color="CCCCCC" w:sz="1"/>
+              <w:right w:val="single" w:color="CCCCCC" w:sz="1"/>
+            </w:tcBorders>
+            <w:shd w:fill="F9F9F9" w:val="clear"/>
+            <w:tcMar>
+              <w:top w:type="dxa" w:w="80"/>
+              <w:left w:type="dxa" w:w="120"/>
+              <w:bottom w:type="dxa" w:w="80"/>
+              <w:right w:type="dxa" w:w="120"/>
+            </w:tcMar>
+          </w:tcPr>
+          <w:p>
+            <w:r>
+              <w:rPr>
+                <w:rFonts w:ascii="Arial" w:cs="Arial" w:eastAsia="Arial" w:hAnsi="Arial"/>
+                <w:b w:val="false"/>
+                <w:bCs w:val="false"/>
+                <w:color w:val="333333"/>
+                <w:sz w:val="20"/>
+                <w:szCs w:val="20"/>
+              </w:rPr>
+              <w:t xml:space="preserve">Toggles Iambic Mode A / Mode B — header shows A or B</w:t>
+            </w:r>
+          </w:p>
+        </w:tc>
+      </w:tr>
+    </w:tbl>
     <w:p>
       <w:pPr>
         <w:spacing w:after="120"/>
+      </w:pPr>
+      <w:r>
+        <w:t xml:space="preserve"/>
+      </w:r>
+    </w:p>
+    <w:p>
+      <w:pPr>
+        <w:pStyle w:val="Heading2"/>
       </w:pPr>
       <w:r>
         <w:rPr>
           <w:rFonts w:ascii="Arial" w:cs="Arial" w:eastAsia="Arial" w:hAnsi="Arial"/>
+          <w:b/>
+          <w:bCs/>
+          <w:color w:val="048A81"/>
+          <w:sz w:val="26"/>
+          <w:szCs w:val="26"/>
+        </w:rPr>
+        <w:t xml:space="preserve">3.3 Iambic Modes</w:t>
+      </w:r>
+    </w:p>
+    <w:p>
+      <w:pPr>
+        <w:spacing w:after="120"/>
+      </w:pPr>
+      <w:r>
+        <w:rPr>
+          <w:rFonts w:ascii="Arial" w:cs="Arial" w:eastAsia="Arial" w:hAnsi="Arial"/>
+          <w:b w:val="false"/>
+          <w:bCs w:val="false"/>
           <w:sz w:val="22"/>
           <w:szCs w:val="22"/>
         </w:rPr>
-        <w:t xml:space="preserve">Drives a PC817 optocoupler to key the transceiver. Provides electrical isolation. GPIO12 HIGH when keying, LOW when idle.</w:t>
+        <w:t xml:space="preserve">Mode A (default) — when both paddles are released during an element, the keyer finishes that element and stops.</w:t>
+      </w:r>
+    </w:p>
+    <w:p>
+      <w:pPr>
+        <w:spacing w:after="120"/>
+      </w:pPr>
+      <w:r>
+        <w:t xml:space="preserve"/>
+      </w:r>
+    </w:p>
+    <w:p>
+      <w:pPr>
+        <w:spacing w:after="120"/>
+      </w:pPr>
+      <w:r>
+        <w:rPr>
+          <w:rFonts w:ascii="Arial" w:cs="Arial" w:eastAsia="Arial" w:hAnsi="Arial"/>
+          <w:b w:val="false"/>
+          <w:bCs w:val="false"/>
+          <w:sz w:val="22"/>
+          <w:szCs w:val="22"/>
+        </w:rPr>
+        <w:t xml:space="preserve">Mode B — when both paddles are released during an element, the keyer sends one additional opposite element before stopping. Preferred by some operators for smoother squeeze keying.</w:t>
       </w:r>
     </w:p>
     <w:p>
@@ -2429,7 +2483,7 @@
           <w:sz w:val="22"/>
           <w:szCs w:val="22"/>
         </w:rPr>
-        <w:t xml:space="preserve">Never connect GPIO12 directly to a radio key line without the PC817 optocoupler.</w:t>
+        <w:t xml:space="preserve">Mode A/B selection is saved to flash and restored on power cycle.</w:t>
       </w:r>
     </w:p>
     <w:p>
@@ -2453,7 +2507,7 @@
           <w:sz w:val="26"/>
           <w:szCs w:val="26"/>
         </w:rPr>
-        <w:t xml:space="preserve">3.3 Iambic DIT/DAH Output (GPIO40/41)</w:t>
+        <w:t xml:space="preserve">3.4 Key Output (GPIO12)</w:t>
       </w:r>
     </w:p>
     <w:p>
@@ -2466,7 +2520,7 @@
           <w:sz w:val="22"/>
           <w:szCs w:val="22"/>
         </w:rPr>
-        <w:t xml:space="preserve">For radios with built-in keyers (such as the Xiegu G90), the iambic DIT and DAH signals are available on GPIO40 and GPIO41. Each drives a separate PC817 optocoupler identical to the KEY OUT circuit. Connect to the radio's 3.5mm paddle input:</w:t>
+        <w:t xml:space="preserve">Drives a PC817 optocoupler to key the transceiver. Active HIGH. Never connect GPIO12 directly to a radio.</w:t>
       </w:r>
     </w:p>
     <w:p>
@@ -2475,6 +2529,35 @@
       </w:pPr>
       <w:r>
         <w:t xml:space="preserve"/>
+      </w:r>
+    </w:p>
+    <w:p>
+      <w:pPr>
+        <w:pStyle w:val="Heading2"/>
+      </w:pPr>
+      <w:r>
+        <w:rPr>
+          <w:rFonts w:ascii="Arial" w:cs="Arial" w:eastAsia="Arial" w:hAnsi="Arial"/>
+          <w:b/>
+          <w:bCs/>
+          <w:color w:val="048A81"/>
+          <w:sz w:val="26"/>
+          <w:szCs w:val="26"/>
+        </w:rPr>
+        <w:t xml:space="preserve">3.5 Iambic DIT/DAH Output (GPIO40/41)</w:t>
+      </w:r>
+    </w:p>
+    <w:p>
+      <w:pPr>
+        <w:spacing w:after="120"/>
+      </w:pPr>
+      <w:r>
+        <w:rPr>
+          <w:rFonts w:ascii="Arial" w:cs="Arial" w:eastAsia="Arial" w:hAnsi="Arial"/>
+          <w:sz w:val="22"/>
+          <w:szCs w:val="22"/>
+        </w:rPr>
+        <w:t xml:space="preserve">For radios with built-in keyers. Active HIGH (GPIO HIGH = LED on = radio keyed). Both outputs driven during file playback. Paddle reverse applies to outputs.</w:t>
       </w:r>
     </w:p>
     <w:p>
@@ -2492,7 +2575,7 @@
           <w:sz w:val="22"/>
           <w:szCs w:val="22"/>
         </w:rPr>
-        <w:t xml:space="preserve">Tip — DIT (GPIO40 optocoupler)</w:t>
+        <w:t xml:space="preserve">Tip = DIT (GPIO40 optocoupler)</w:t>
       </w:r>
     </w:p>
     <w:p>
@@ -2510,7 +2593,7 @@
           <w:sz w:val="22"/>
           <w:szCs w:val="22"/>
         </w:rPr>
-        <w:t xml:space="preserve">Ring — DAH (GPIO41 optocoupler)</w:t>
+        <w:t xml:space="preserve">Ring = DAH (GPIO41 optocoupler)</w:t>
       </w:r>
     </w:p>
     <w:p>
@@ -2528,28 +2611,7 @@
           <w:sz w:val="22"/>
           <w:szCs w:val="22"/>
         </w:rPr>
-        <w:t xml:space="preserve">Sleeve — GND</w:t>
-      </w:r>
-    </w:p>
-    <w:p>
-      <w:pPr>
-        <w:spacing w:after="120"/>
-      </w:pPr>
-      <w:r>
-        <w:t xml:space="preserve"/>
-      </w:r>
-    </w:p>
-    <w:p>
-      <w:pPr>
-        <w:spacing w:after="120"/>
-      </w:pPr>
-      <w:r>
-        <w:rPr>
-          <w:rFonts w:ascii="Arial" w:cs="Arial" w:eastAsia="Arial" w:hAnsi="Arial"/>
-          <w:sz w:val="22"/>
-          <w:szCs w:val="22"/>
-        </w:rPr>
-        <w:t xml:space="preserve">The iambic output signals are driven in exact sync with the keyer timing, including during text file playback. Paddle reverse (dit/dah swap) also applies to the outputs.</w:t>
+        <w:t xml:space="preserve">Sleeve = GND</w:t>
       </w:r>
     </w:p>
     <w:p>
@@ -2584,7 +2646,7 @@
           <w:sz w:val="22"/>
           <w:szCs w:val="22"/>
         </w:rPr>
-        <w:t xml:space="preserve">Three PC817 optocouplers are required on the PCB: one for KEY OUT (GPIO12), one for DIT (GPIO40), one for DAH (GPIO41). All use identical circuits with 470Ω series resistors.</w:t>
+        <w:t xml:space="preserve">Set the radio's WPM to match the keyer's CHARACTER speed. Farnsworth gaps are transparent to the radio.</w:t>
       </w:r>
     </w:p>
     <w:p>
@@ -2608,7 +2670,7 @@
           <w:sz w:val="26"/>
           <w:szCs w:val="26"/>
         </w:rPr>
-        <w:t xml:space="preserve">3.4 Sidetone Output</w:t>
+        <w:t xml:space="preserve">3.6 Audio Circuit</w:t>
       </w:r>
     </w:p>
     <w:p>
@@ -2623,7 +2685,7 @@
           <w:sz w:val="22"/>
           <w:szCs w:val="22"/>
         </w:rPr>
-        <w:t xml:space="preserve">Speaker — direct connection, NO coupling capacitor:</w:t>
+        <w:t xml:space="preserve">Speaker — direct, NO coupling capacitor:</w:t>
       </w:r>
     </w:p>
     <w:p>
@@ -2637,41 +2699,6 @@
           <w:szCs w:val="22"/>
         </w:rPr>
         <w:t xml:space="preserve">3.3V → Speaker → Collector / 2N4401 / GPIO13 → 470Ω → Base / Emitter → GND</w:t>
-      </w:r>
-    </w:p>
-    <w:p>
-      <w:pPr>
-        <w:spacing w:after="120"/>
-      </w:pPr>
-      <w:r>
-        <w:t xml:space="preserve"/>
-      </w:r>
-    </w:p>
-    <w:p>
-      <w:pPr>
-        <w:spacing w:after="80" w:before="80"/>
-        <w:ind w:left="360"/>
-      </w:pPr>
-      <w:r>
-        <w:rPr>
-          <w:rFonts w:ascii="Arial" w:cs="Arial" w:eastAsia="Arial" w:hAnsi="Arial"/>
-          <w:b/>
-          <w:bCs/>
-          <w:color w:val="C0392B"/>
-          <w:sz w:val="22"/>
-          <w:szCs w:val="22"/>
-        </w:rPr>
-        <w:t xml:space="preserve">NOTE: </w:t>
-      </w:r>
-      <w:r>
-        <w:rPr>
-          <w:rFonts w:ascii="Arial" w:cs="Arial" w:eastAsia="Arial" w:hAnsi="Arial"/>
-          <w:i/>
-          <w:iCs/>
-          <w:sz w:val="22"/>
-          <w:szCs w:val="22"/>
-        </w:rPr>
-        <w:t xml:space="preserve">Do NOT put a coupling capacitor in series with the speaker.</w:t>
       </w:r>
     </w:p>
     <w:p>
@@ -2707,44 +2734,7 @@
           <w:sz w:val="22"/>
           <w:szCs w:val="22"/>
         </w:rPr>
-        <w:t xml:space="preserve">3.3V → 1kΩ → Collector / 2N4401 #2 / Emitter → GND. Collector → 47µF bi-polar → 100Ω → 3.5mm tip. Sleeve → GND.</w:t>
-      </w:r>
-    </w:p>
-    <w:p>
-      <w:pPr>
-        <w:spacing w:after="120"/>
-      </w:pPr>
-      <w:r>
-        <w:t xml:space="preserve"/>
-      </w:r>
-    </w:p>
-    <w:p>
-      <w:pPr>
-        <w:pStyle w:val="Heading2"/>
-      </w:pPr>
-      <w:r>
-        <w:rPr>
-          <w:rFonts w:ascii="Arial" w:cs="Arial" w:eastAsia="Arial" w:hAnsi="Arial"/>
-          <w:b/>
-          <w:bCs/>
-          <w:color w:val="048A81"/>
-          <w:sz w:val="26"/>
-          <w:szCs w:val="26"/>
-        </w:rPr>
-        <w:t xml:space="preserve">3.5 Paddle Reverse (GPIO16)</w:t>
-      </w:r>
-    </w:p>
-    <w:p>
-      <w:pPr>
-        <w:spacing w:after="120"/>
-      </w:pPr>
-      <w:r>
-        <w:rPr>
-          <w:rFonts w:ascii="Arial" w:cs="Arial" w:eastAsia="Arial" w:hAnsi="Arial"/>
-          <w:sz w:val="22"/>
-          <w:szCs w:val="22"/>
-        </w:rPr>
-        <w:t xml:space="preserve">Short press toggles dit/dah swap in software. The swap also applies to the iambic DIT/DAH outputs. Can also be toggled from the web page Dit/Dah Swap button.</w:t>
+        <w:t xml:space="preserve">3.3V → 1kΩ → Collector / 2N4401 #2 / Emitter → GND. Collector → 10kΩ volume pot → 47µF bi-polar → 100Ω → 3.5mm tip.</w:t>
       </w:r>
     </w:p>
     <w:p>
@@ -2784,7 +2774,304 @@
           <w:sz w:val="26"/>
           <w:szCs w:val="26"/>
         </w:rPr>
-        <w:t xml:space="preserve">4.1 Pot Mode Button (GPIO39)</w:t>
+        <w:t xml:space="preserve">4.1 Pot Mode Button</w:t>
+      </w:r>
+    </w:p>
+    <w:tbl>
+      <w:tblPr>
+        <w:tblW w:type="dxa" w:w="9360"/>
+        <w:tblBorders>
+          <w:top w:val="single" w:color="auto" w:sz="4"/>
+          <w:left w:val="single" w:color="auto" w:sz="4"/>
+          <w:bottom w:val="single" w:color="auto" w:sz="4"/>
+          <w:right w:val="single" w:color="auto" w:sz="4"/>
+          <w:insideH w:val="single" w:color="auto" w:sz="4"/>
+          <w:insideV w:val="single" w:color="auto" w:sz="4"/>
+        </w:tblBorders>
+      </w:tblPr>
+      <w:tblGrid>
+        <w:gridCol w:w="3120"/>
+        <w:gridCol w:w="6240"/>
+      </w:tblGrid>
+      <w:tr>
+        <w:tc>
+          <w:tcPr>
+            <w:tcW w:type="dxa" w:w="3000"/>
+            <w:tcBorders>
+              <w:top w:val="single" w:color="CCCCCC" w:sz="1"/>
+              <w:left w:val="single" w:color="CCCCCC" w:sz="1"/>
+              <w:bottom w:val="single" w:color="CCCCCC" w:sz="1"/>
+              <w:right w:val="single" w:color="CCCCCC" w:sz="1"/>
+            </w:tcBorders>
+            <w:shd w:fill="048A81" w:val="clear"/>
+            <w:tcMar>
+              <w:top w:type="dxa" w:w="80"/>
+              <w:left w:type="dxa" w:w="120"/>
+              <w:bottom w:type="dxa" w:w="80"/>
+              <w:right w:type="dxa" w:w="120"/>
+            </w:tcMar>
+          </w:tcPr>
+          <w:p>
+            <w:r>
+              <w:rPr>
+                <w:rFonts w:ascii="Arial" w:cs="Arial" w:eastAsia="Arial" w:hAnsi="Arial"/>
+                <w:b/>
+                <w:bCs/>
+                <w:color w:val="FFFFFF"/>
+                <w:sz w:val="20"/>
+                <w:szCs w:val="20"/>
+              </w:rPr>
+              <w:t xml:space="preserve">Press</w:t>
+            </w:r>
+          </w:p>
+        </w:tc>
+        <w:tc>
+          <w:tcPr>
+            <w:tcW w:type="dxa" w:w="6360"/>
+            <w:tcBorders>
+              <w:top w:val="single" w:color="CCCCCC" w:sz="1"/>
+              <w:left w:val="single" w:color="CCCCCC" w:sz="1"/>
+              <w:bottom w:val="single" w:color="CCCCCC" w:sz="1"/>
+              <w:right w:val="single" w:color="CCCCCC" w:sz="1"/>
+            </w:tcBorders>
+            <w:shd w:fill="048A81" w:val="clear"/>
+            <w:tcMar>
+              <w:top w:type="dxa" w:w="80"/>
+              <w:left w:type="dxa" w:w="120"/>
+              <w:bottom w:type="dxa" w:w="80"/>
+              <w:right w:type="dxa" w:w="120"/>
+            </w:tcMar>
+          </w:tcPr>
+          <w:p>
+            <w:r>
+              <w:rPr>
+                <w:rFonts w:ascii="Arial" w:cs="Arial" w:eastAsia="Arial" w:hAnsi="Arial"/>
+                <w:b/>
+                <w:bCs/>
+                <w:color w:val="FFFFFF"/>
+                <w:sz w:val="20"/>
+                <w:szCs w:val="20"/>
+              </w:rPr>
+              <w:t xml:space="preserve">Action</w:t>
+            </w:r>
+          </w:p>
+        </w:tc>
+      </w:tr>
+      <w:tr>
+        <w:tc>
+          <w:tcPr>
+            <w:tcW w:type="dxa" w:w="3000"/>
+            <w:tcBorders>
+              <w:top w:val="single" w:color="CCCCCC" w:sz="1"/>
+              <w:left w:val="single" w:color="CCCCCC" w:sz="1"/>
+              <w:bottom w:val="single" w:color="CCCCCC" w:sz="1"/>
+              <w:right w:val="single" w:color="CCCCCC" w:sz="1"/>
+            </w:tcBorders>
+            <w:shd w:fill="F9F9F9" w:val="clear"/>
+            <w:tcMar>
+              <w:top w:type="dxa" w:w="80"/>
+              <w:left w:type="dxa" w:w="120"/>
+              <w:bottom w:type="dxa" w:w="80"/>
+              <w:right w:type="dxa" w:w="120"/>
+            </w:tcMar>
+          </w:tcPr>
+          <w:p>
+            <w:r>
+              <w:rPr>
+                <w:rFonts w:ascii="Arial" w:cs="Arial" w:eastAsia="Arial" w:hAnsi="Arial"/>
+                <w:b w:val="false"/>
+                <w:bCs w:val="false"/>
+                <w:color w:val="333333"/>
+                <w:sz w:val="20"/>
+                <w:szCs w:val="20"/>
+              </w:rPr>
+              <w:t xml:space="preserve">Short press</w:t>
+            </w:r>
+          </w:p>
+        </w:tc>
+        <w:tc>
+          <w:tcPr>
+            <w:tcW w:type="dxa" w:w="6360"/>
+            <w:tcBorders>
+              <w:top w:val="single" w:color="CCCCCC" w:sz="1"/>
+              <w:left w:val="single" w:color="CCCCCC" w:sz="1"/>
+              <w:bottom w:val="single" w:color="CCCCCC" w:sz="1"/>
+              <w:right w:val="single" w:color="CCCCCC" w:sz="1"/>
+            </w:tcBorders>
+            <w:shd w:fill="F9F9F9" w:val="clear"/>
+            <w:tcMar>
+              <w:top w:type="dxa" w:w="80"/>
+              <w:left w:type="dxa" w:w="120"/>
+              <w:bottom w:type="dxa" w:w="80"/>
+              <w:right w:type="dxa" w:w="120"/>
+            </w:tcMar>
+          </w:tcPr>
+          <w:p>
+            <w:r>
+              <w:rPr>
+                <w:rFonts w:ascii="Arial" w:cs="Arial" w:eastAsia="Arial" w:hAnsi="Arial"/>
+                <w:b w:val="false"/>
+                <w:bCs w:val="false"/>
+                <w:color w:val="333333"/>
+                <w:sz w:val="20"/>
+                <w:szCs w:val="20"/>
+              </w:rPr>
+              <w:t xml:space="preserve">Cycle: WPM → FREQ → DELAY → VOL → GAP → WPM</w:t>
+            </w:r>
+          </w:p>
+        </w:tc>
+      </w:tr>
+      <w:tr>
+        <w:tc>
+          <w:tcPr>
+            <w:tcW w:type="dxa" w:w="3000"/>
+            <w:tcBorders>
+              <w:top w:val="single" w:color="CCCCCC" w:sz="1"/>
+              <w:left w:val="single" w:color="CCCCCC" w:sz="1"/>
+              <w:bottom w:val="single" w:color="CCCCCC" w:sz="1"/>
+              <w:right w:val="single" w:color="CCCCCC" w:sz="1"/>
+            </w:tcBorders>
+            <w:shd w:fill="F9F9F9" w:val="clear"/>
+            <w:tcMar>
+              <w:top w:type="dxa" w:w="80"/>
+              <w:left w:type="dxa" w:w="120"/>
+              <w:bottom w:type="dxa" w:w="80"/>
+              <w:right w:type="dxa" w:w="120"/>
+            </w:tcMar>
+          </w:tcPr>
+          <w:p>
+            <w:r>
+              <w:rPr>
+                <w:rFonts w:ascii="Arial" w:cs="Arial" w:eastAsia="Arial" w:hAnsi="Arial"/>
+                <w:b w:val="false"/>
+                <w:bCs w:val="false"/>
+                <w:color w:val="333333"/>
+                <w:sz w:val="20"/>
+                <w:szCs w:val="20"/>
+              </w:rPr>
+              <w:t xml:space="preserve">Long press (1s)</w:t>
+            </w:r>
+          </w:p>
+        </w:tc>
+        <w:tc>
+          <w:tcPr>
+            <w:tcW w:type="dxa" w:w="6360"/>
+            <w:tcBorders>
+              <w:top w:val="single" w:color="CCCCCC" w:sz="1"/>
+              <w:left w:val="single" w:color="CCCCCC" w:sz="1"/>
+              <w:bottom w:val="single" w:color="CCCCCC" w:sz="1"/>
+              <w:right w:val="single" w:color="CCCCCC" w:sz="1"/>
+            </w:tcBorders>
+            <w:shd w:fill="F9F9F9" w:val="clear"/>
+            <w:tcMar>
+              <w:top w:type="dxa" w:w="80"/>
+              <w:left w:type="dxa" w:w="120"/>
+              <w:bottom w:type="dxa" w:w="80"/>
+              <w:right w:type="dxa" w:w="120"/>
+            </w:tcMar>
+          </w:tcPr>
+          <w:p>
+            <w:r>
+              <w:rPr>
+                <w:rFonts w:ascii="Arial" w:cs="Arial" w:eastAsia="Arial" w:hAnsi="Arial"/>
+                <w:b w:val="false"/>
+                <w:bCs w:val="false"/>
+                <w:color w:val="333333"/>
+                <w:sz w:val="20"/>
+                <w:szCs w:val="20"/>
+              </w:rPr>
+              <w:t xml:space="preserve">Enter/exit edit mode</w:t>
+            </w:r>
+          </w:p>
+        </w:tc>
+      </w:tr>
+      <w:tr>
+        <w:tc>
+          <w:tcPr>
+            <w:tcW w:type="dxa" w:w="3000"/>
+            <w:tcBorders>
+              <w:top w:val="single" w:color="CCCCCC" w:sz="1"/>
+              <w:left w:val="single" w:color="CCCCCC" w:sz="1"/>
+              <w:bottom w:val="single" w:color="CCCCCC" w:sz="1"/>
+              <w:right w:val="single" w:color="CCCCCC" w:sz="1"/>
+            </w:tcBorders>
+            <w:shd w:fill="F9F9F9" w:val="clear"/>
+            <w:tcMar>
+              <w:top w:type="dxa" w:w="80"/>
+              <w:left w:type="dxa" w:w="120"/>
+              <w:bottom w:type="dxa" w:w="80"/>
+              <w:right w:type="dxa" w:w="120"/>
+            </w:tcMar>
+          </w:tcPr>
+          <w:p>
+            <w:r>
+              <w:rPr>
+                <w:rFonts w:ascii="Arial" w:cs="Arial" w:eastAsia="Arial" w:hAnsi="Arial"/>
+                <w:b w:val="false"/>
+                <w:bCs w:val="false"/>
+                <w:color w:val="333333"/>
+                <w:sz w:val="20"/>
+                <w:szCs w:val="20"/>
+              </w:rPr>
+              <w:t xml:space="preserve">Short press (in edit)</w:t>
+            </w:r>
+          </w:p>
+        </w:tc>
+        <w:tc>
+          <w:tcPr>
+            <w:tcW w:type="dxa" w:w="6360"/>
+            <w:tcBorders>
+              <w:top w:val="single" w:color="CCCCCC" w:sz="1"/>
+              <w:left w:val="single" w:color="CCCCCC" w:sz="1"/>
+              <w:bottom w:val="single" w:color="CCCCCC" w:sz="1"/>
+              <w:right w:val="single" w:color="CCCCCC" w:sz="1"/>
+            </w:tcBorders>
+            <w:shd w:fill="F9F9F9" w:val="clear"/>
+            <w:tcMar>
+              <w:top w:type="dxa" w:w="80"/>
+              <w:left w:type="dxa" w:w="120"/>
+              <w:bottom w:type="dxa" w:w="80"/>
+              <w:right w:type="dxa" w:w="120"/>
+            </w:tcMar>
+          </w:tcPr>
+          <w:p>
+            <w:r>
+              <w:rPr>
+                <w:rFonts w:ascii="Arial" w:cs="Arial" w:eastAsia="Arial" w:hAnsi="Arial"/>
+                <w:b w:val="false"/>
+                <w:bCs w:val="false"/>
+                <w:color w:val="333333"/>
+                <w:sz w:val="20"/>
+                <w:szCs w:val="20"/>
+              </w:rPr>
+              <w:t xml:space="preserve">Save and exit edit</w:t>
+            </w:r>
+          </w:p>
+        </w:tc>
+      </w:tr>
+    </w:tbl>
+    <w:p>
+      <w:pPr>
+        <w:spacing w:after="120"/>
+      </w:pPr>
+      <w:r>
+        <w:t xml:space="preserve"/>
+      </w:r>
+    </w:p>
+    <w:p>
+      <w:pPr>
+        <w:pStyle w:val="Heading2"/>
+      </w:pPr>
+      <w:r>
+        <w:rPr>
+          <w:rFonts w:ascii="Arial" w:cs="Arial" w:eastAsia="Arial" w:hAnsi="Arial"/>
+          <w:b/>
+          <w:bCs/>
+          <w:color w:val="048A81"/>
+          <w:sz w:val="26"/>
+          <w:szCs w:val="26"/>
+        </w:rPr>
+        <w:t xml:space="preserve">4.2 Parameter Ranges</w:t>
       </w:r>
     </w:p>
     <w:tbl>
@@ -2832,7 +3119,7 @@
                 <w:sz w:val="20"/>
                 <w:szCs w:val="20"/>
               </w:rPr>
-              <w:t xml:space="preserve">Press</w:t>
+              <w:t xml:space="preserve">Parameter</w:t>
             </w:r>
           </w:p>
         </w:tc>
@@ -2863,7 +3150,7 @@
                 <w:sz w:val="20"/>
                 <w:szCs w:val="20"/>
               </w:rPr>
-              <w:t xml:space="preserve">Action</w:t>
+              <w:t xml:space="preserve">Range</w:t>
             </w:r>
           </w:p>
         </w:tc>
@@ -2894,7 +3181,7 @@
                 <w:sz w:val="20"/>
                 <w:szCs w:val="20"/>
               </w:rPr>
-              <w:t xml:space="preserve">Result</w:t>
+              <w:t xml:space="preserve">Notes</w:t>
             </w:r>
           </w:p>
         </w:tc>
@@ -2927,7 +3214,7 @@
                 <w:sz w:val="20"/>
                 <w:szCs w:val="20"/>
               </w:rPr>
-              <w:t xml:space="preserve">Short press</w:t>
+              <w:t xml:space="preserve">Char Speed</w:t>
             </w:r>
           </w:p>
         </w:tc>
@@ -2958,7 +3245,7 @@
                 <w:sz w:val="20"/>
                 <w:szCs w:val="20"/>
               </w:rPr>
-              <w:t xml:space="preserve">Cycle mode</w:t>
+              <w:t xml:space="preserve">5–40 WPM</w:t>
             </w:r>
           </w:p>
         </w:tc>
@@ -2989,7 +3276,7 @@
                 <w:sz w:val="20"/>
                 <w:szCs w:val="20"/>
               </w:rPr>
-              <w:t xml:space="preserve">WPM → FREQ → DELAY → VOL → GAP → WPM</w:t>
+              <w:t xml:space="preserve">PARIS standard</w:t>
             </w:r>
           </w:p>
         </w:tc>
@@ -3022,7 +3309,7 @@
                 <w:sz w:val="20"/>
                 <w:szCs w:val="20"/>
               </w:rPr>
-              <w:t xml:space="preserve">Short press (in edit)</w:t>
+              <w:t xml:space="preserve">Farnsworth</w:t>
             </w:r>
           </w:p>
         </w:tc>
@@ -3053,7 +3340,7 @@
                 <w:sz w:val="20"/>
                 <w:szCs w:val="20"/>
               </w:rPr>
-              <w:t xml:space="preserve">Exit edit</w:t>
+              <w:t xml:space="preserve">4 WPM – char speed</w:t>
             </w:r>
           </w:p>
         </w:tc>
@@ -3084,7 +3371,7 @@
                 <w:sz w:val="20"/>
                 <w:szCs w:val="20"/>
               </w:rPr>
-              <w:t xml:space="preserve">Saves value</w:t>
+              <w:t xml:space="preserve">Gap speed</w:t>
             </w:r>
           </w:p>
         </w:tc>
@@ -3117,7 +3404,7 @@
                 <w:sz w:val="20"/>
                 <w:szCs w:val="20"/>
               </w:rPr>
-              <w:t xml:space="preserve">Long press (1s)</w:t>
+              <w:t xml:space="preserve">Frequency</w:t>
             </w:r>
           </w:p>
         </w:tc>
@@ -3148,7 +3435,7 @@
                 <w:sz w:val="20"/>
                 <w:szCs w:val="20"/>
               </w:rPr>
-              <w:t xml:space="preserve">Toggle edit</w:t>
+              <w:t xml:space="preserve">400–900 Hz</w:t>
             </w:r>
           </w:p>
         </w:tc>
@@ -3179,7 +3466,292 @@
                 <w:sz w:val="20"/>
                 <w:szCs w:val="20"/>
               </w:rPr>
-              <w:t xml:space="preserve">Enter/exit edit mode</w:t>
+              <w:t xml:space="preserve">Each unit independent</w:t>
+            </w:r>
+          </w:p>
+        </w:tc>
+      </w:tr>
+      <w:tr>
+        <w:tc>
+          <w:tcPr>
+            <w:tcW w:type="dxa" w:w="3120"/>
+            <w:tcBorders>
+              <w:top w:val="single" w:color="CCCCCC" w:sz="1"/>
+              <w:left w:val="single" w:color="CCCCCC" w:sz="1"/>
+              <w:bottom w:val="single" w:color="CCCCCC" w:sz="1"/>
+              <w:right w:val="single" w:color="CCCCCC" w:sz="1"/>
+            </w:tcBorders>
+            <w:shd w:fill="F5F5F5" w:val="clear"/>
+            <w:tcMar>
+              <w:top w:type="dxa" w:w="80"/>
+              <w:left w:type="dxa" w:w="120"/>
+              <w:bottom w:type="dxa" w:w="80"/>
+              <w:right w:type="dxa" w:w="120"/>
+            </w:tcMar>
+          </w:tcPr>
+          <w:p>
+            <w:r>
+              <w:rPr>
+                <w:rFonts w:ascii="Arial" w:cs="Arial" w:eastAsia="Arial" w:hAnsi="Arial"/>
+                <w:b w:val="false"/>
+                <w:bCs w:val="false"/>
+                <w:color w:val="333333"/>
+                <w:sz w:val="20"/>
+                <w:szCs w:val="20"/>
+              </w:rPr>
+              <w:t xml:space="preserve">Head Copy Delay</w:t>
+            </w:r>
+          </w:p>
+        </w:tc>
+        <w:tc>
+          <w:tcPr>
+            <w:tcW w:type="dxa" w:w="3120"/>
+            <w:tcBorders>
+              <w:top w:val="single" w:color="CCCCCC" w:sz="1"/>
+              <w:left w:val="single" w:color="CCCCCC" w:sz="1"/>
+              <w:bottom w:val="single" w:color="CCCCCC" w:sz="1"/>
+              <w:right w:val="single" w:color="CCCCCC" w:sz="1"/>
+            </w:tcBorders>
+            <w:shd w:fill="F5F5F5" w:val="clear"/>
+            <w:tcMar>
+              <w:top w:type="dxa" w:w="80"/>
+              <w:left w:type="dxa" w:w="120"/>
+              <w:bottom w:type="dxa" w:w="80"/>
+              <w:right w:type="dxa" w:w="120"/>
+            </w:tcMar>
+          </w:tcPr>
+          <w:p>
+            <w:r>
+              <w:rPr>
+                <w:rFonts w:ascii="Arial" w:cs="Arial" w:eastAsia="Arial" w:hAnsi="Arial"/>
+                <w:b w:val="false"/>
+                <w:bCs w:val="false"/>
+                <w:color w:val="333333"/>
+                <w:sz w:val="20"/>
+                <w:szCs w:val="20"/>
+              </w:rPr>
+              <w:t xml:space="preserve">0.0–3.0s or AO</w:t>
+            </w:r>
+          </w:p>
+        </w:tc>
+        <w:tc>
+          <w:tcPr>
+            <w:tcW w:type="dxa" w:w="3120"/>
+            <w:tcBorders>
+              <w:top w:val="single" w:color="CCCCCC" w:sz="1"/>
+              <w:left w:val="single" w:color="CCCCCC" w:sz="1"/>
+              <w:bottom w:val="single" w:color="CCCCCC" w:sz="1"/>
+              <w:right w:val="single" w:color="CCCCCC" w:sz="1"/>
+            </w:tcBorders>
+            <w:shd w:fill="F5F5F5" w:val="clear"/>
+            <w:tcMar>
+              <w:top w:type="dxa" w:w="80"/>
+              <w:left w:type="dxa" w:w="120"/>
+              <w:bottom w:type="dxa" w:w="80"/>
+              <w:right w:type="dxa" w:w="120"/>
+            </w:tcMar>
+          </w:tcPr>
+          <w:p>
+            <w:r>
+              <w:rPr>
+                <w:rFonts w:ascii="Arial" w:cs="Arial" w:eastAsia="Arial" w:hAnsi="Arial"/>
+                <w:b w:val="false"/>
+                <w:bCs w:val="false"/>
+                <w:color w:val="333333"/>
+                <w:sz w:val="20"/>
+                <w:szCs w:val="20"/>
+              </w:rPr>
+              <w:t xml:space="preserve">Top 10% = Audio Only</w:t>
+            </w:r>
+          </w:p>
+        </w:tc>
+      </w:tr>
+      <w:tr>
+        <w:tc>
+          <w:tcPr>
+            <w:tcW w:type="dxa" w:w="3120"/>
+            <w:tcBorders>
+              <w:top w:val="single" w:color="CCCCCC" w:sz="1"/>
+              <w:left w:val="single" w:color="CCCCCC" w:sz="1"/>
+              <w:bottom w:val="single" w:color="CCCCCC" w:sz="1"/>
+              <w:right w:val="single" w:color="CCCCCC" w:sz="1"/>
+            </w:tcBorders>
+            <w:shd w:fill="F5F5F5" w:val="clear"/>
+            <w:tcMar>
+              <w:top w:type="dxa" w:w="80"/>
+              <w:left w:type="dxa" w:w="120"/>
+              <w:bottom w:type="dxa" w:w="80"/>
+              <w:right w:type="dxa" w:w="120"/>
+            </w:tcMar>
+          </w:tcPr>
+          <w:p>
+            <w:r>
+              <w:rPr>
+                <w:rFonts w:ascii="Arial" w:cs="Arial" w:eastAsia="Arial" w:hAnsi="Arial"/>
+                <w:b w:val="false"/>
+                <w:bCs w:val="false"/>
+                <w:color w:val="333333"/>
+                <w:sz w:val="20"/>
+                <w:szCs w:val="20"/>
+              </w:rPr>
+              <w:t xml:space="preserve">Volume</w:t>
+            </w:r>
+          </w:p>
+        </w:tc>
+        <w:tc>
+          <w:tcPr>
+            <w:tcW w:type="dxa" w:w="3120"/>
+            <w:tcBorders>
+              <w:top w:val="single" w:color="CCCCCC" w:sz="1"/>
+              <w:left w:val="single" w:color="CCCCCC" w:sz="1"/>
+              <w:bottom w:val="single" w:color="CCCCCC" w:sz="1"/>
+              <w:right w:val="single" w:color="CCCCCC" w:sz="1"/>
+            </w:tcBorders>
+            <w:shd w:fill="F5F5F5" w:val="clear"/>
+            <w:tcMar>
+              <w:top w:type="dxa" w:w="80"/>
+              <w:left w:type="dxa" w:w="120"/>
+              <w:bottom w:type="dxa" w:w="80"/>
+              <w:right w:type="dxa" w:w="120"/>
+            </w:tcMar>
+          </w:tcPr>
+          <w:p>
+            <w:r>
+              <w:rPr>
+                <w:rFonts w:ascii="Arial" w:cs="Arial" w:eastAsia="Arial" w:hAnsi="Arial"/>
+                <w:b w:val="false"/>
+                <w:bCs w:val="false"/>
+                <w:color w:val="333333"/>
+                <w:sz w:val="20"/>
+                <w:szCs w:val="20"/>
+              </w:rPr>
+              <w:t xml:space="preserve">0–100%</w:t>
+            </w:r>
+          </w:p>
+        </w:tc>
+        <w:tc>
+          <w:tcPr>
+            <w:tcW w:type="dxa" w:w="3120"/>
+            <w:tcBorders>
+              <w:top w:val="single" w:color="CCCCCC" w:sz="1"/>
+              <w:left w:val="single" w:color="CCCCCC" w:sz="1"/>
+              <w:bottom w:val="single" w:color="CCCCCC" w:sz="1"/>
+              <w:right w:val="single" w:color="CCCCCC" w:sz="1"/>
+            </w:tcBorders>
+            <w:shd w:fill="F5F5F5" w:val="clear"/>
+            <w:tcMar>
+              <w:top w:type="dxa" w:w="80"/>
+              <w:left w:type="dxa" w:w="120"/>
+              <w:bottom w:type="dxa" w:w="80"/>
+              <w:right w:type="dxa" w:w="120"/>
+            </w:tcMar>
+          </w:tcPr>
+          <w:p>
+            <w:r>
+              <w:rPr>
+                <w:rFonts w:ascii="Arial" w:cs="Arial" w:eastAsia="Arial" w:hAnsi="Arial"/>
+                <w:b w:val="false"/>
+                <w:bCs w:val="false"/>
+                <w:color w:val="333333"/>
+                <w:sz w:val="20"/>
+                <w:szCs w:val="20"/>
+              </w:rPr>
+              <w:t xml:space="preserve">Logarithmic</w:t>
+            </w:r>
+          </w:p>
+        </w:tc>
+      </w:tr>
+      <w:tr>
+        <w:tc>
+          <w:tcPr>
+            <w:tcW w:type="dxa" w:w="3120"/>
+            <w:tcBorders>
+              <w:top w:val="single" w:color="CCCCCC" w:sz="1"/>
+              <w:left w:val="single" w:color="CCCCCC" w:sz="1"/>
+              <w:bottom w:val="single" w:color="CCCCCC" w:sz="1"/>
+              <w:right w:val="single" w:color="CCCCCC" w:sz="1"/>
+            </w:tcBorders>
+            <w:shd w:fill="F5F5F5" w:val="clear"/>
+            <w:tcMar>
+              <w:top w:type="dxa" w:w="80"/>
+              <w:left w:type="dxa" w:w="120"/>
+              <w:bottom w:type="dxa" w:w="80"/>
+              <w:right w:type="dxa" w:w="120"/>
+            </w:tcMar>
+          </w:tcPr>
+          <w:p>
+            <w:r>
+              <w:rPr>
+                <w:rFonts w:ascii="Arial" w:cs="Arial" w:eastAsia="Arial" w:hAnsi="Arial"/>
+                <w:b w:val="false"/>
+                <w:bCs w:val="false"/>
+                <w:color w:val="333333"/>
+                <w:sz w:val="20"/>
+                <w:szCs w:val="20"/>
+              </w:rPr>
+              <w:t xml:space="preserve">Word Gap</w:t>
+            </w:r>
+          </w:p>
+        </w:tc>
+        <w:tc>
+          <w:tcPr>
+            <w:tcW w:type="dxa" w:w="3120"/>
+            <w:tcBorders>
+              <w:top w:val="single" w:color="CCCCCC" w:sz="1"/>
+              <w:left w:val="single" w:color="CCCCCC" w:sz="1"/>
+              <w:bottom w:val="single" w:color="CCCCCC" w:sz="1"/>
+              <w:right w:val="single" w:color="CCCCCC" w:sz="1"/>
+            </w:tcBorders>
+            <w:shd w:fill="F5F5F5" w:val="clear"/>
+            <w:tcMar>
+              <w:top w:type="dxa" w:w="80"/>
+              <w:left w:type="dxa" w:w="120"/>
+              <w:bottom w:type="dxa" w:w="80"/>
+              <w:right w:type="dxa" w:w="120"/>
+            </w:tcMar>
+          </w:tcPr>
+          <w:p>
+            <w:r>
+              <w:rPr>
+                <w:rFonts w:ascii="Arial" w:cs="Arial" w:eastAsia="Arial" w:hAnsi="Arial"/>
+                <w:b w:val="false"/>
+                <w:bCs w:val="false"/>
+                <w:color w:val="333333"/>
+                <w:sz w:val="20"/>
+                <w:szCs w:val="20"/>
+              </w:rPr>
+              <w:t xml:space="preserve">OFF or 4–9 dits</w:t>
+            </w:r>
+          </w:p>
+        </w:tc>
+        <w:tc>
+          <w:tcPr>
+            <w:tcW w:type="dxa" w:w="3120"/>
+            <w:tcBorders>
+              <w:top w:val="single" w:color="CCCCCC" w:sz="1"/>
+              <w:left w:val="single" w:color="CCCCCC" w:sz="1"/>
+              <w:bottom w:val="single" w:color="CCCCCC" w:sz="1"/>
+              <w:right w:val="single" w:color="CCCCCC" w:sz="1"/>
+            </w:tcBorders>
+            <w:shd w:fill="F5F5F5" w:val="clear"/>
+            <w:tcMar>
+              <w:top w:type="dxa" w:w="80"/>
+              <w:left w:type="dxa" w:w="120"/>
+              <w:bottom w:type="dxa" w:w="80"/>
+              <w:right w:type="dxa" w:w="120"/>
+            </w:tcMar>
+          </w:tcPr>
+          <w:p>
+            <w:r>
+              <w:rPr>
+                <w:rFonts w:ascii="Arial" w:cs="Arial" w:eastAsia="Arial" w:hAnsi="Arial"/>
+                <w:b w:val="false"/>
+                <w:bCs w:val="false"/>
+                <w:color w:val="333333"/>
+                <w:sz w:val="20"/>
+                <w:szCs w:val="20"/>
+              </w:rPr>
+              <w:t xml:space="preserve">Bottom 20% = OFF</w:t>
             </w:r>
           </w:p>
         </w:tc>
@@ -3195,37 +3767,18 @@
     </w:p>
     <w:p>
       <w:pPr>
-        <w:spacing w:after="80" w:before="80"/>
-        <w:ind w:left="360"/>
+        <w:pStyle w:val="Heading1"/>
       </w:pPr>
       <w:r>
         <w:rPr>
           <w:rFonts w:ascii="Arial" w:cs="Arial" w:eastAsia="Arial" w:hAnsi="Arial"/>
           <w:b/>
           <w:bCs/>
-          <w:color w:val="C0392B"/>
-          <w:sz w:val="22"/>
-          <w:szCs w:val="22"/>
+          <w:color w:val="2E4057"/>
+          <w:sz w:val="32"/>
+          <w:szCs w:val="32"/>
         </w:rPr>
-        <w:t xml:space="preserve">NOTE: </w:t>
-      </w:r>
-      <w:r>
-        <w:rPr>
-          <w:rFonts w:ascii="Arial" w:cs="Arial" w:eastAsia="Arial" w:hAnsi="Arial"/>
-          <w:i/>
-          <w:iCs/>
-          <w:sz w:val="22"/>
-          <w:szCs w:val="22"/>
-        </w:rPr>
-        <w:t xml:space="preserve">All settings save automatically to flash and restore on power cycle.</w:t>
-      </w:r>
-    </w:p>
-    <w:p>
-      <w:pPr>
-        <w:spacing w:after="120"/>
-      </w:pPr>
-      <w:r>
-        <w:t xml:space="preserve"/>
+        <w:t xml:space="preserve">5. WiFi Operation</w:t>
       </w:r>
     </w:p>
     <w:p>
@@ -3241,7 +3794,1717 @@
           <w:sz w:val="26"/>
           <w:szCs w:val="26"/>
         </w:rPr>
-        <w:t xml:space="preserve">4.2 Parameter Ranges</w:t>
+        <w:t xml:space="preserve">5.1 Access Point</w:t>
+      </w:r>
+    </w:p>
+    <w:p>
+      <w:pPr>
+        <w:spacing w:after="120"/>
+      </w:pPr>
+      <w:r>
+        <w:rPr>
+          <w:rFonts w:ascii="Arial" w:cs="Arial" w:eastAsia="Arial" w:hAnsi="Arial"/>
+          <w:sz w:val="22"/>
+          <w:szCs w:val="22"/>
+        </w:rPr>
+        <w:t xml:space="preserve">Each unit creates K0WLY-XXXX (XXXX = last 4 hex of MAC). No password. Browse to http://192.168.4.1.</w:t>
+      </w:r>
+    </w:p>
+    <w:p>
+      <w:pPr>
+        <w:spacing w:after="120"/>
+      </w:pPr>
+      <w:r>
+        <w:t xml:space="preserve"/>
+      </w:r>
+    </w:p>
+    <w:p>
+      <w:pPr>
+        <w:pStyle w:val="Heading2"/>
+      </w:pPr>
+      <w:r>
+        <w:rPr>
+          <w:rFonts w:ascii="Arial" w:cs="Arial" w:eastAsia="Arial" w:hAnsi="Arial"/>
+          <w:b/>
+          <w:bCs/>
+          <w:color w:val="048A81"/>
+          <w:sz w:val="26"/>
+          <w:szCs w:val="26"/>
+        </w:rPr>
+        <w:t xml:space="preserve">5.2 Web Interface</w:t>
+      </w:r>
+    </w:p>
+    <w:p>
+      <w:pPr>
+        <w:pStyle w:val="ListParagraph"/>
+        <w:numPr>
+          <w:ilvl w:val="0"/>
+          <w:numId w:val="2"/>
+        </w:numPr>
+        <w:spacing w:after="80"/>
+      </w:pPr>
+      <w:r>
+        <w:rPr>
+          <w:rFonts w:ascii="Arial" w:cs="Arial" w:eastAsia="Arial" w:hAnsi="Arial"/>
+          <w:sz w:val="22"/>
+          <w:szCs w:val="22"/>
+        </w:rPr>
+        <w:t xml:space="preserve">Dit/Dah Swap button (orange)</w:t>
+      </w:r>
+    </w:p>
+    <w:p>
+      <w:pPr>
+        <w:pStyle w:val="ListParagraph"/>
+        <w:numPr>
+          <w:ilvl w:val="0"/>
+          <w:numId w:val="2"/>
+        </w:numPr>
+        <w:spacing w:after="80"/>
+      </w:pPr>
+      <w:r>
+        <w:rPr>
+          <w:rFonts w:ascii="Arial" w:cs="Arial" w:eastAsia="Arial" w:hAnsi="Arial"/>
+          <w:sz w:val="22"/>
+          <w:szCs w:val="22"/>
+        </w:rPr>
+        <w:t xml:space="preserve">Practice Files — Play (▶) and Delete (✕) per file</w:t>
+      </w:r>
+    </w:p>
+    <w:p>
+      <w:pPr>
+        <w:pStyle w:val="ListParagraph"/>
+        <w:numPr>
+          <w:ilvl w:val="0"/>
+          <w:numId w:val="2"/>
+        </w:numPr>
+        <w:spacing w:after="80"/>
+      </w:pPr>
+      <w:r>
+        <w:rPr>
+          <w:rFonts w:ascii="Arial" w:cs="Arial" w:eastAsia="Arial" w:hAnsi="Arial"/>
+          <w:sz w:val="22"/>
+          <w:szCs w:val="22"/>
+        </w:rPr>
+        <w:t xml:space="preserve">Stop Playback — immediate</w:t>
+      </w:r>
+    </w:p>
+    <w:p>
+      <w:pPr>
+        <w:pStyle w:val="ListParagraph"/>
+        <w:numPr>
+          <w:ilvl w:val="0"/>
+          <w:numId w:val="2"/>
+        </w:numPr>
+        <w:spacing w:after="80"/>
+      </w:pPr>
+      <w:r>
+        <w:rPr>
+          <w:rFonts w:ascii="Arial" w:cs="Arial" w:eastAsia="Arial" w:hAnsi="Arial"/>
+          <w:sz w:val="22"/>
+          <w:szCs w:val="22"/>
+        </w:rPr>
+        <w:t xml:space="preserve">Pause/Resume — resumes from same position</w:t>
+      </w:r>
+    </w:p>
+    <w:p>
+      <w:pPr>
+        <w:pStyle w:val="ListParagraph"/>
+        <w:numPr>
+          <w:ilvl w:val="0"/>
+          <w:numId w:val="2"/>
+        </w:numPr>
+        <w:spacing w:after="80"/>
+      </w:pPr>
+      <w:r>
+        <w:rPr>
+          <w:rFonts w:ascii="Arial" w:cs="Arial" w:eastAsia="Arial" w:hAnsi="Arial"/>
+          <w:sz w:val="22"/>
+          <w:szCs w:val="22"/>
+        </w:rPr>
+        <w:t xml:space="preserve">Upload Text File — .txt files only</w:t>
+      </w:r>
+    </w:p>
+    <w:p>
+      <w:pPr>
+        <w:spacing w:after="120"/>
+      </w:pPr>
+      <w:r>
+        <w:t xml:space="preserve"/>
+      </w:r>
+    </w:p>
+    <w:p>
+      <w:pPr>
+        <w:pStyle w:val="Heading2"/>
+      </w:pPr>
+      <w:r>
+        <w:rPr>
+          <w:rFonts w:ascii="Arial" w:cs="Arial" w:eastAsia="Arial" w:hAnsi="Arial"/>
+          <w:b/>
+          <w:bCs/>
+          <w:color w:val="048A81"/>
+          <w:sz w:val="26"/>
+          <w:szCs w:val="26"/>
+        </w:rPr>
+        <w:t xml:space="preserve">5.3 Text File Playback</w:t>
+      </w:r>
+    </w:p>
+    <w:p>
+      <w:pPr>
+        <w:pStyle w:val="ListParagraph"/>
+        <w:numPr>
+          <w:ilvl w:val="0"/>
+          <w:numId w:val="2"/>
+        </w:numPr>
+        <w:spacing w:after="80"/>
+      </w:pPr>
+      <w:r>
+        <w:rPr>
+          <w:rFonts w:ascii="Arial" w:cs="Arial" w:eastAsia="Arial" w:hAnsi="Arial"/>
+          <w:sz w:val="22"/>
+          <w:szCs w:val="22"/>
+        </w:rPr>
+        <w:t xml:space="preserve">TX line clears on start, characters appear as they sound</w:t>
+      </w:r>
+    </w:p>
+    <w:p>
+      <w:pPr>
+        <w:pStyle w:val="ListParagraph"/>
+        <w:numPr>
+          <w:ilvl w:val="0"/>
+          <w:numId w:val="2"/>
+        </w:numPr>
+        <w:spacing w:after="80"/>
+      </w:pPr>
+      <w:r>
+        <w:rPr>
+          <w:rFonts w:ascii="Arial" w:cs="Arial" w:eastAsia="Arial" w:hAnsi="Arial"/>
+          <w:sz w:val="22"/>
+          <w:szCs w:val="22"/>
+        </w:rPr>
+        <w:t xml:space="preserve">Newlines become word spaces</w:t>
+      </w:r>
+    </w:p>
+    <w:p>
+      <w:pPr>
+        <w:pStyle w:val="ListParagraph"/>
+        <w:numPr>
+          <w:ilvl w:val="0"/>
+          <w:numId w:val="2"/>
+        </w:numPr>
+        <w:spacing w:after="80"/>
+      </w:pPr>
+      <w:r>
+        <w:rPr>
+          <w:rFonts w:ascii="Arial" w:cs="Arial" w:eastAsia="Arial" w:hAnsi="Arial"/>
+          <w:sz w:val="22"/>
+          <w:szCs w:val="22"/>
+        </w:rPr>
+        <w:t xml:space="preserve">KEY OUT and iambic outputs driven during playback</w:t>
+      </w:r>
+    </w:p>
+    <w:p>
+      <w:pPr>
+        <w:pStyle w:val="ListParagraph"/>
+        <w:numPr>
+          <w:ilvl w:val="0"/>
+          <w:numId w:val="2"/>
+        </w:numPr>
+        <w:spacing w:after="80"/>
+      </w:pPr>
+      <w:r>
+        <w:rPr>
+          <w:rFonts w:ascii="Arial" w:cs="Arial" w:eastAsia="Arial" w:hAnsi="Arial"/>
+          <w:sz w:val="22"/>
+          <w:szCs w:val="22"/>
+        </w:rPr>
+        <w:t xml:space="preserve">Elements transmitted to peer over ESP-NOW</w:t>
+      </w:r>
+    </w:p>
+    <w:p>
+      <w:pPr>
+        <w:spacing w:after="120"/>
+      </w:pPr>
+      <w:r>
+        <w:t xml:space="preserve"/>
+      </w:r>
+    </w:p>
+    <w:p>
+      <w:pPr>
+        <w:pStyle w:val="Heading2"/>
+      </w:pPr>
+      <w:r>
+        <w:rPr>
+          <w:rFonts w:ascii="Arial" w:cs="Arial" w:eastAsia="Arial" w:hAnsi="Arial"/>
+          <w:b/>
+          <w:bCs/>
+          <w:color w:val="048A81"/>
+          <w:sz w:val="26"/>
+          <w:szCs w:val="26"/>
+        </w:rPr>
+        <w:t xml:space="preserve">5.4 ESP-NOW Peer</w:t>
+      </w:r>
+    </w:p>
+    <w:p>
+      <w:pPr>
+        <w:spacing w:after="120"/>
+      </w:pPr>
+      <w:r>
+        <w:rPr>
+          <w:rFonts w:ascii="Arial" w:cs="Arial" w:eastAsia="Arial" w:hAnsi="Arial"/>
+          <w:sz w:val="22"/>
+          <w:szCs w:val="22"/>
+        </w:rPr>
+        <w:t xml:space="preserve">Units auto-discover on channel 1. Header shows DUAL (green) when paired.</w:t>
+      </w:r>
+    </w:p>
+    <w:p>
+      <w:pPr>
+        <w:spacing w:after="120"/>
+      </w:pPr>
+      <w:r>
+        <w:t xml:space="preserve"/>
+      </w:r>
+    </w:p>
+    <w:p>
+      <w:pPr>
+        <w:pStyle w:val="Heading1"/>
+      </w:pPr>
+      <w:r>
+        <w:rPr>
+          <w:rFonts w:ascii="Arial" w:cs="Arial" w:eastAsia="Arial" w:hAnsi="Arial"/>
+          <w:b/>
+          <w:bCs/>
+          <w:color w:val="2E4057"/>
+          <w:sz w:val="32"/>
+          <w:szCs w:val="32"/>
+        </w:rPr>
+        <w:t xml:space="preserve">6. Firmware Information</w:t>
+      </w:r>
+    </w:p>
+    <w:tbl>
+      <w:tblPr>
+        <w:tblW w:type="dxa" w:w="9360"/>
+        <w:tblBorders>
+          <w:top w:val="single" w:color="auto" w:sz="4"/>
+          <w:left w:val="single" w:color="auto" w:sz="4"/>
+          <w:bottom w:val="single" w:color="auto" w:sz="4"/>
+          <w:right w:val="single" w:color="auto" w:sz="4"/>
+          <w:insideH w:val="single" w:color="auto" w:sz="4"/>
+          <w:insideV w:val="single" w:color="auto" w:sz="4"/>
+        </w:tblBorders>
+      </w:tblPr>
+      <w:tblGrid>
+        <w:gridCol w:w="3000"/>
+        <w:gridCol w:w="6360"/>
+      </w:tblGrid>
+      <w:tr>
+        <w:tc>
+          <w:tcPr>
+            <w:tcW w:type="dxa" w:w="3000"/>
+            <w:tcBorders>
+              <w:top w:val="single" w:color="CCCCCC" w:sz="1"/>
+              <w:left w:val="single" w:color="CCCCCC" w:sz="1"/>
+              <w:bottom w:val="single" w:color="CCCCCC" w:sz="1"/>
+              <w:right w:val="single" w:color="CCCCCC" w:sz="1"/>
+            </w:tcBorders>
+            <w:shd w:fill="048A81" w:val="clear"/>
+            <w:tcMar>
+              <w:top w:type="dxa" w:w="80"/>
+              <w:left w:type="dxa" w:w="120"/>
+              <w:bottom w:type="dxa" w:w="80"/>
+              <w:right w:type="dxa" w:w="120"/>
+            </w:tcMar>
+          </w:tcPr>
+          <w:p>
+            <w:r>
+              <w:rPr>
+                <w:rFonts w:ascii="Arial" w:cs="Arial" w:eastAsia="Arial" w:hAnsi="Arial"/>
+                <w:b/>
+                <w:bCs/>
+                <w:color w:val="FFFFFF"/>
+                <w:sz w:val="20"/>
+                <w:szCs w:val="20"/>
+              </w:rPr>
+              <w:t xml:space="preserve">Item</w:t>
+            </w:r>
+          </w:p>
+        </w:tc>
+        <w:tc>
+          <w:tcPr>
+            <w:tcW w:type="dxa" w:w="6360"/>
+            <w:tcBorders>
+              <w:top w:val="single" w:color="CCCCCC" w:sz="1"/>
+              <w:left w:val="single" w:color="CCCCCC" w:sz="1"/>
+              <w:bottom w:val="single" w:color="CCCCCC" w:sz="1"/>
+              <w:right w:val="single" w:color="CCCCCC" w:sz="1"/>
+            </w:tcBorders>
+            <w:shd w:fill="048A81" w:val="clear"/>
+            <w:tcMar>
+              <w:top w:type="dxa" w:w="80"/>
+              <w:left w:type="dxa" w:w="120"/>
+              <w:bottom w:type="dxa" w:w="80"/>
+              <w:right w:type="dxa" w:w="120"/>
+            </w:tcMar>
+          </w:tcPr>
+          <w:p>
+            <w:r>
+              <w:rPr>
+                <w:rFonts w:ascii="Arial" w:cs="Arial" w:eastAsia="Arial" w:hAnsi="Arial"/>
+                <w:b/>
+                <w:bCs/>
+                <w:color w:val="FFFFFF"/>
+                <w:sz w:val="20"/>
+                <w:szCs w:val="20"/>
+              </w:rPr>
+              <w:t xml:space="preserve">Details</w:t>
+            </w:r>
+          </w:p>
+        </w:tc>
+      </w:tr>
+      <w:tr>
+        <w:tc>
+          <w:tcPr>
+            <w:tcW w:type="dxa" w:w="3000"/>
+            <w:tcBorders>
+              <w:top w:val="single" w:color="CCCCCC" w:sz="1"/>
+              <w:left w:val="single" w:color="CCCCCC" w:sz="1"/>
+              <w:bottom w:val="single" w:color="CCCCCC" w:sz="1"/>
+              <w:right w:val="single" w:color="CCCCCC" w:sz="1"/>
+            </w:tcBorders>
+            <w:shd w:fill="F9F9F9" w:val="clear"/>
+            <w:tcMar>
+              <w:top w:type="dxa" w:w="80"/>
+              <w:left w:type="dxa" w:w="120"/>
+              <w:bottom w:type="dxa" w:w="80"/>
+              <w:right w:type="dxa" w:w="120"/>
+            </w:tcMar>
+          </w:tcPr>
+          <w:p>
+            <w:r>
+              <w:rPr>
+                <w:rFonts w:ascii="Arial" w:cs="Arial" w:eastAsia="Arial" w:hAnsi="Arial"/>
+                <w:b w:val="false"/>
+                <w:bCs w:val="false"/>
+                <w:color w:val="333333"/>
+                <w:sz w:val="20"/>
+                <w:szCs w:val="20"/>
+              </w:rPr>
+              <w:t xml:space="preserve">Platform</w:t>
+            </w:r>
+          </w:p>
+        </w:tc>
+        <w:tc>
+          <w:tcPr>
+            <w:tcW w:type="dxa" w:w="6360"/>
+            <w:tcBorders>
+              <w:top w:val="single" w:color="CCCCCC" w:sz="1"/>
+              <w:left w:val="single" w:color="CCCCCC" w:sz="1"/>
+              <w:bottom w:val="single" w:color="CCCCCC" w:sz="1"/>
+              <w:right w:val="single" w:color="CCCCCC" w:sz="1"/>
+            </w:tcBorders>
+            <w:shd w:fill="F9F9F9" w:val="clear"/>
+            <w:tcMar>
+              <w:top w:type="dxa" w:w="80"/>
+              <w:left w:type="dxa" w:w="120"/>
+              <w:bottom w:type="dxa" w:w="80"/>
+              <w:right w:type="dxa" w:w="120"/>
+            </w:tcMar>
+          </w:tcPr>
+          <w:p>
+            <w:r>
+              <w:rPr>
+                <w:rFonts w:ascii="Arial" w:cs="Arial" w:eastAsia="Arial" w:hAnsi="Arial"/>
+                <w:b w:val="false"/>
+                <w:bCs w:val="false"/>
+                <w:color w:val="333333"/>
+                <w:sz w:val="20"/>
+                <w:szCs w:val="20"/>
+              </w:rPr>
+              <w:t xml:space="preserve">ESP32-S3 (LilyGO T-Display S3 AMOLED)</w:t>
+            </w:r>
+          </w:p>
+        </w:tc>
+      </w:tr>
+      <w:tr>
+        <w:tc>
+          <w:tcPr>
+            <w:tcW w:type="dxa" w:w="3000"/>
+            <w:tcBorders>
+              <w:top w:val="single" w:color="CCCCCC" w:sz="1"/>
+              <w:left w:val="single" w:color="CCCCCC" w:sz="1"/>
+              <w:bottom w:val="single" w:color="CCCCCC" w:sz="1"/>
+              <w:right w:val="single" w:color="CCCCCC" w:sz="1"/>
+            </w:tcBorders>
+            <w:shd w:fill="F9F9F9" w:val="clear"/>
+            <w:tcMar>
+              <w:top w:type="dxa" w:w="80"/>
+              <w:left w:type="dxa" w:w="120"/>
+              <w:bottom w:type="dxa" w:w="80"/>
+              <w:right w:type="dxa" w:w="120"/>
+            </w:tcMar>
+          </w:tcPr>
+          <w:p>
+            <w:r>
+              <w:rPr>
+                <w:rFonts w:ascii="Arial" w:cs="Arial" w:eastAsia="Arial" w:hAnsi="Arial"/>
+                <w:b w:val="false"/>
+                <w:bCs w:val="false"/>
+                <w:color w:val="333333"/>
+                <w:sz w:val="20"/>
+                <w:szCs w:val="20"/>
+              </w:rPr>
+              <w:t xml:space="preserve">Framework</w:t>
+            </w:r>
+          </w:p>
+        </w:tc>
+        <w:tc>
+          <w:tcPr>
+            <w:tcW w:type="dxa" w:w="6360"/>
+            <w:tcBorders>
+              <w:top w:val="single" w:color="CCCCCC" w:sz="1"/>
+              <w:left w:val="single" w:color="CCCCCC" w:sz="1"/>
+              <w:bottom w:val="single" w:color="CCCCCC" w:sz="1"/>
+              <w:right w:val="single" w:color="CCCCCC" w:sz="1"/>
+            </w:tcBorders>
+            <w:shd w:fill="F9F9F9" w:val="clear"/>
+            <w:tcMar>
+              <w:top w:type="dxa" w:w="80"/>
+              <w:left w:type="dxa" w:w="120"/>
+              <w:bottom w:type="dxa" w:w="80"/>
+              <w:right w:type="dxa" w:w="120"/>
+            </w:tcMar>
+          </w:tcPr>
+          <w:p>
+            <w:r>
+              <w:rPr>
+                <w:rFonts w:ascii="Arial" w:cs="Arial" w:eastAsia="Arial" w:hAnsi="Arial"/>
+                <w:b w:val="false"/>
+                <w:bCs w:val="false"/>
+                <w:color w:val="333333"/>
+                <w:sz w:val="20"/>
+                <w:szCs w:val="20"/>
+              </w:rPr>
+              <w:t xml:space="preserve">Arduino via PlatformIO</w:t>
+            </w:r>
+          </w:p>
+        </w:tc>
+      </w:tr>
+      <w:tr>
+        <w:tc>
+          <w:tcPr>
+            <w:tcW w:type="dxa" w:w="3000"/>
+            <w:tcBorders>
+              <w:top w:val="single" w:color="CCCCCC" w:sz="1"/>
+              <w:left w:val="single" w:color="CCCCCC" w:sz="1"/>
+              <w:bottom w:val="single" w:color="CCCCCC" w:sz="1"/>
+              <w:right w:val="single" w:color="CCCCCC" w:sz="1"/>
+            </w:tcBorders>
+            <w:shd w:fill="F9F9F9" w:val="clear"/>
+            <w:tcMar>
+              <w:top w:type="dxa" w:w="80"/>
+              <w:left w:type="dxa" w:w="120"/>
+              <w:bottom w:type="dxa" w:w="80"/>
+              <w:right w:type="dxa" w:w="120"/>
+            </w:tcMar>
+          </w:tcPr>
+          <w:p>
+            <w:r>
+              <w:rPr>
+                <w:rFonts w:ascii="Arial" w:cs="Arial" w:eastAsia="Arial" w:hAnsi="Arial"/>
+                <w:b w:val="false"/>
+                <w:bCs w:val="false"/>
+                <w:color w:val="333333"/>
+                <w:sz w:val="20"/>
+                <w:szCs w:val="20"/>
+              </w:rPr>
+              <w:t xml:space="preserve">Board Definition</w:t>
+            </w:r>
+          </w:p>
+        </w:tc>
+        <w:tc>
+          <w:tcPr>
+            <w:tcW w:type="dxa" w:w="6360"/>
+            <w:tcBorders>
+              <w:top w:val="single" w:color="CCCCCC" w:sz="1"/>
+              <w:left w:val="single" w:color="CCCCCC" w:sz="1"/>
+              <w:bottom w:val="single" w:color="CCCCCC" w:sz="1"/>
+              <w:right w:val="single" w:color="CCCCCC" w:sz="1"/>
+            </w:tcBorders>
+            <w:shd w:fill="F9F9F9" w:val="clear"/>
+            <w:tcMar>
+              <w:top w:type="dxa" w:w="80"/>
+              <w:left w:type="dxa" w:w="120"/>
+              <w:bottom w:type="dxa" w:w="80"/>
+              <w:right w:type="dxa" w:w="120"/>
+            </w:tcMar>
+          </w:tcPr>
+          <w:p>
+            <w:r>
+              <w:rPr>
+                <w:rFonts w:ascii="Arial" w:cs="Arial" w:eastAsia="Arial" w:hAnsi="Arial"/>
+                <w:b w:val="false"/>
+                <w:bCs w:val="false"/>
+                <w:color w:val="333333"/>
+                <w:sz w:val="20"/>
+                <w:szCs w:val="20"/>
+              </w:rPr>
+              <w:t xml:space="preserve">lilygo-t-amoled (custom boards/ folder)</w:t>
+            </w:r>
+          </w:p>
+        </w:tc>
+      </w:tr>
+      <w:tr>
+        <w:tc>
+          <w:tcPr>
+            <w:tcW w:type="dxa" w:w="3000"/>
+            <w:tcBorders>
+              <w:top w:val="single" w:color="CCCCCC" w:sz="1"/>
+              <w:left w:val="single" w:color="CCCCCC" w:sz="1"/>
+              <w:bottom w:val="single" w:color="CCCCCC" w:sz="1"/>
+              <w:right w:val="single" w:color="CCCCCC" w:sz="1"/>
+            </w:tcBorders>
+            <w:shd w:fill="F9F9F9" w:val="clear"/>
+            <w:tcMar>
+              <w:top w:type="dxa" w:w="80"/>
+              <w:left w:type="dxa" w:w="120"/>
+              <w:bottom w:type="dxa" w:w="80"/>
+              <w:right w:type="dxa" w:w="120"/>
+            </w:tcMar>
+          </w:tcPr>
+          <w:p>
+            <w:r>
+              <w:rPr>
+                <w:rFonts w:ascii="Arial" w:cs="Arial" w:eastAsia="Arial" w:hAnsi="Arial"/>
+                <w:b w:val="false"/>
+                <w:bCs w:val="false"/>
+                <w:color w:val="333333"/>
+                <w:sz w:val="20"/>
+                <w:szCs w:val="20"/>
+              </w:rPr>
+              <w:t xml:space="preserve">WiFi</w:t>
+            </w:r>
+          </w:p>
+        </w:tc>
+        <w:tc>
+          <w:tcPr>
+            <w:tcW w:type="dxa" w:w="6360"/>
+            <w:tcBorders>
+              <w:top w:val="single" w:color="CCCCCC" w:sz="1"/>
+              <w:left w:val="single" w:color="CCCCCC" w:sz="1"/>
+              <w:bottom w:val="single" w:color="CCCCCC" w:sz="1"/>
+              <w:right w:val="single" w:color="CCCCCC" w:sz="1"/>
+            </w:tcBorders>
+            <w:shd w:fill="F9F9F9" w:val="clear"/>
+            <w:tcMar>
+              <w:top w:type="dxa" w:w="80"/>
+              <w:left w:type="dxa" w:w="120"/>
+              <w:bottom w:type="dxa" w:w="80"/>
+              <w:right w:type="dxa" w:w="120"/>
+            </w:tcMar>
+          </w:tcPr>
+          <w:p>
+            <w:r>
+              <w:rPr>
+                <w:rFonts w:ascii="Arial" w:cs="Arial" w:eastAsia="Arial" w:hAnsi="Arial"/>
+                <w:b w:val="false"/>
+                <w:bCs w:val="false"/>
+                <w:color w:val="333333"/>
+                <w:sz w:val="20"/>
+                <w:szCs w:val="20"/>
+              </w:rPr>
+              <w:t xml:space="preserve">AP+STA: ESPAsyncWebServer + ESP-NOW</w:t>
+            </w:r>
+          </w:p>
+        </w:tc>
+      </w:tr>
+      <w:tr>
+        <w:tc>
+          <w:tcPr>
+            <w:tcW w:type="dxa" w:w="3000"/>
+            <w:tcBorders>
+              <w:top w:val="single" w:color="CCCCCC" w:sz="1"/>
+              <w:left w:val="single" w:color="CCCCCC" w:sz="1"/>
+              <w:bottom w:val="single" w:color="CCCCCC" w:sz="1"/>
+              <w:right w:val="single" w:color="CCCCCC" w:sz="1"/>
+            </w:tcBorders>
+            <w:shd w:fill="F9F9F9" w:val="clear"/>
+            <w:tcMar>
+              <w:top w:type="dxa" w:w="80"/>
+              <w:left w:type="dxa" w:w="120"/>
+              <w:bottom w:type="dxa" w:w="80"/>
+              <w:right w:type="dxa" w:w="120"/>
+            </w:tcMar>
+          </w:tcPr>
+          <w:p>
+            <w:r>
+              <w:rPr>
+                <w:rFonts w:ascii="Arial" w:cs="Arial" w:eastAsia="Arial" w:hAnsi="Arial"/>
+                <w:b w:val="false"/>
+                <w:bCs w:val="false"/>
+                <w:color w:val="333333"/>
+                <w:sz w:val="20"/>
+                <w:szCs w:val="20"/>
+              </w:rPr>
+              <w:t xml:space="preserve">File Storage</w:t>
+            </w:r>
+          </w:p>
+        </w:tc>
+        <w:tc>
+          <w:tcPr>
+            <w:tcW w:type="dxa" w:w="6360"/>
+            <w:tcBorders>
+              <w:top w:val="single" w:color="CCCCCC" w:sz="1"/>
+              <w:left w:val="single" w:color="CCCCCC" w:sz="1"/>
+              <w:bottom w:val="single" w:color="CCCCCC" w:sz="1"/>
+              <w:right w:val="single" w:color="CCCCCC" w:sz="1"/>
+            </w:tcBorders>
+            <w:shd w:fill="F9F9F9" w:val="clear"/>
+            <w:tcMar>
+              <w:top w:type="dxa" w:w="80"/>
+              <w:left w:type="dxa" w:w="120"/>
+              <w:bottom w:type="dxa" w:w="80"/>
+              <w:right w:type="dxa" w:w="120"/>
+            </w:tcMar>
+          </w:tcPr>
+          <w:p>
+            <w:r>
+              <w:rPr>
+                <w:rFonts w:ascii="Arial" w:cs="Arial" w:eastAsia="Arial" w:hAnsi="Arial"/>
+                <w:b w:val="false"/>
+                <w:bCs w:val="false"/>
+                <w:color w:val="333333"/>
+                <w:sz w:val="20"/>
+                <w:szCs w:val="20"/>
+              </w:rPr>
+              <w:t xml:space="preserve">LittleFS on internal flash</w:t>
+            </w:r>
+          </w:p>
+        </w:tc>
+      </w:tr>
+      <w:tr>
+        <w:tc>
+          <w:tcPr>
+            <w:tcW w:type="dxa" w:w="3000"/>
+            <w:tcBorders>
+              <w:top w:val="single" w:color="CCCCCC" w:sz="1"/>
+              <w:left w:val="single" w:color="CCCCCC" w:sz="1"/>
+              <w:bottom w:val="single" w:color="CCCCCC" w:sz="1"/>
+              <w:right w:val="single" w:color="CCCCCC" w:sz="1"/>
+            </w:tcBorders>
+            <w:shd w:fill="F9F9F9" w:val="clear"/>
+            <w:tcMar>
+              <w:top w:type="dxa" w:w="80"/>
+              <w:left w:type="dxa" w:w="120"/>
+              <w:bottom w:type="dxa" w:w="80"/>
+              <w:right w:type="dxa" w:w="120"/>
+            </w:tcMar>
+          </w:tcPr>
+          <w:p>
+            <w:r>
+              <w:rPr>
+                <w:rFonts w:ascii="Arial" w:cs="Arial" w:eastAsia="Arial" w:hAnsi="Arial"/>
+                <w:b w:val="false"/>
+                <w:bCs w:val="false"/>
+                <w:color w:val="333333"/>
+                <w:sz w:val="20"/>
+                <w:szCs w:val="20"/>
+              </w:rPr>
+              <w:t xml:space="preserve">Keyer Task</w:t>
+            </w:r>
+          </w:p>
+        </w:tc>
+        <w:tc>
+          <w:tcPr>
+            <w:tcW w:type="dxa" w:w="6360"/>
+            <w:tcBorders>
+              <w:top w:val="single" w:color="CCCCCC" w:sz="1"/>
+              <w:left w:val="single" w:color="CCCCCC" w:sz="1"/>
+              <w:bottom w:val="single" w:color="CCCCCC" w:sz="1"/>
+              <w:right w:val="single" w:color="CCCCCC" w:sz="1"/>
+            </w:tcBorders>
+            <w:shd w:fill="F9F9F9" w:val="clear"/>
+            <w:tcMar>
+              <w:top w:type="dxa" w:w="80"/>
+              <w:left w:type="dxa" w:w="120"/>
+              <w:bottom w:type="dxa" w:w="80"/>
+              <w:right w:type="dxa" w:w="120"/>
+            </w:tcMar>
+          </w:tcPr>
+          <w:p>
+            <w:r>
+              <w:rPr>
+                <w:rFonts w:ascii="Arial" w:cs="Arial" w:eastAsia="Arial" w:hAnsi="Arial"/>
+                <w:b w:val="false"/>
+                <w:bCs w:val="false"/>
+                <w:color w:val="333333"/>
+                <w:sz w:val="20"/>
+                <w:szCs w:val="20"/>
+              </w:rPr>
+              <w:t xml:space="preserve">FreeRTOS Core 1, 1ms resolution</w:t>
+            </w:r>
+          </w:p>
+        </w:tc>
+      </w:tr>
+      <w:tr>
+        <w:tc>
+          <w:tcPr>
+            <w:tcW w:type="dxa" w:w="3000"/>
+            <w:tcBorders>
+              <w:top w:val="single" w:color="CCCCCC" w:sz="1"/>
+              <w:left w:val="single" w:color="CCCCCC" w:sz="1"/>
+              <w:bottom w:val="single" w:color="CCCCCC" w:sz="1"/>
+              <w:right w:val="single" w:color="CCCCCC" w:sz="1"/>
+            </w:tcBorders>
+            <w:shd w:fill="F9F9F9" w:val="clear"/>
+            <w:tcMar>
+              <w:top w:type="dxa" w:w="80"/>
+              <w:left w:type="dxa" w:w="120"/>
+              <w:bottom w:type="dxa" w:w="80"/>
+              <w:right w:type="dxa" w:w="120"/>
+            </w:tcMar>
+          </w:tcPr>
+          <w:p>
+            <w:r>
+              <w:rPr>
+                <w:rFonts w:ascii="Arial" w:cs="Arial" w:eastAsia="Arial" w:hAnsi="Arial"/>
+                <w:b w:val="false"/>
+                <w:bCs w:val="false"/>
+                <w:color w:val="333333"/>
+                <w:sz w:val="20"/>
+                <w:szCs w:val="20"/>
+              </w:rPr>
+              <w:t xml:space="preserve">Iambic Modes</w:t>
+            </w:r>
+          </w:p>
+        </w:tc>
+        <w:tc>
+          <w:tcPr>
+            <w:tcW w:type="dxa" w:w="6360"/>
+            <w:tcBorders>
+              <w:top w:val="single" w:color="CCCCCC" w:sz="1"/>
+              <w:left w:val="single" w:color="CCCCCC" w:sz="1"/>
+              <w:bottom w:val="single" w:color="CCCCCC" w:sz="1"/>
+              <w:right w:val="single" w:color="CCCCCC" w:sz="1"/>
+            </w:tcBorders>
+            <w:shd w:fill="F9F9F9" w:val="clear"/>
+            <w:tcMar>
+              <w:top w:type="dxa" w:w="80"/>
+              <w:left w:type="dxa" w:w="120"/>
+              <w:bottom w:type="dxa" w:w="80"/>
+              <w:right w:type="dxa" w:w="120"/>
+            </w:tcMar>
+          </w:tcPr>
+          <w:p>
+            <w:r>
+              <w:rPr>
+                <w:rFonts w:ascii="Arial" w:cs="Arial" w:eastAsia="Arial" w:hAnsi="Arial"/>
+                <w:b w:val="false"/>
+                <w:bCs w:val="false"/>
+                <w:color w:val="333333"/>
+                <w:sz w:val="20"/>
+                <w:szCs w:val="20"/>
+              </w:rPr>
+              <w:t xml:space="preserve">Mode A and Mode B (GPIO16 long press)</w:t>
+            </w:r>
+          </w:p>
+        </w:tc>
+      </w:tr>
+      <w:tr>
+        <w:tc>
+          <w:tcPr>
+            <w:tcW w:type="dxa" w:w="3000"/>
+            <w:tcBorders>
+              <w:top w:val="single" w:color="CCCCCC" w:sz="1"/>
+              <w:left w:val="single" w:color="CCCCCC" w:sz="1"/>
+              <w:bottom w:val="single" w:color="CCCCCC" w:sz="1"/>
+              <w:right w:val="single" w:color="CCCCCC" w:sz="1"/>
+            </w:tcBorders>
+            <w:shd w:fill="F9F9F9" w:val="clear"/>
+            <w:tcMar>
+              <w:top w:type="dxa" w:w="80"/>
+              <w:left w:type="dxa" w:w="120"/>
+              <w:bottom w:type="dxa" w:w="80"/>
+              <w:right w:type="dxa" w:w="120"/>
+            </w:tcMar>
+          </w:tcPr>
+          <w:p>
+            <w:r>
+              <w:rPr>
+                <w:rFonts w:ascii="Arial" w:cs="Arial" w:eastAsia="Arial" w:hAnsi="Arial"/>
+                <w:b w:val="false"/>
+                <w:bCs w:val="false"/>
+                <w:color w:val="333333"/>
+                <w:sz w:val="20"/>
+                <w:szCs w:val="20"/>
+              </w:rPr>
+              <w:t xml:space="preserve">NVS Version</w:t>
+            </w:r>
+          </w:p>
+        </w:tc>
+        <w:tc>
+          <w:tcPr>
+            <w:tcW w:type="dxa" w:w="6360"/>
+            <w:tcBorders>
+              <w:top w:val="single" w:color="CCCCCC" w:sz="1"/>
+              <w:left w:val="single" w:color="CCCCCC" w:sz="1"/>
+              <w:bottom w:val="single" w:color="CCCCCC" w:sz="1"/>
+              <w:right w:val="single" w:color="CCCCCC" w:sz="1"/>
+            </w:tcBorders>
+            <w:shd w:fill="F9F9F9" w:val="clear"/>
+            <w:tcMar>
+              <w:top w:type="dxa" w:w="80"/>
+              <w:left w:type="dxa" w:w="120"/>
+              <w:bottom w:type="dxa" w:w="80"/>
+              <w:right w:type="dxa" w:w="120"/>
+            </w:tcMar>
+          </w:tcPr>
+          <w:p>
+            <w:r>
+              <w:rPr>
+                <w:rFonts w:ascii="Arial" w:cs="Arial" w:eastAsia="Arial" w:hAnsi="Arial"/>
+                <w:b w:val="false"/>
+                <w:bCs w:val="false"/>
+                <w:color w:val="333333"/>
+                <w:sz w:val="20"/>
+                <w:szCs w:val="20"/>
+              </w:rPr>
+              <w:t xml:space="preserve">4</w:t>
+            </w:r>
+          </w:p>
+        </w:tc>
+      </w:tr>
+      <w:tr>
+        <w:tc>
+          <w:tcPr>
+            <w:tcW w:type="dxa" w:w="3000"/>
+            <w:tcBorders>
+              <w:top w:val="single" w:color="CCCCCC" w:sz="1"/>
+              <w:left w:val="single" w:color="CCCCCC" w:sz="1"/>
+              <w:bottom w:val="single" w:color="CCCCCC" w:sz="1"/>
+              <w:right w:val="single" w:color="CCCCCC" w:sz="1"/>
+            </w:tcBorders>
+            <w:shd w:fill="F9F9F9" w:val="clear"/>
+            <w:tcMar>
+              <w:top w:type="dxa" w:w="80"/>
+              <w:left w:type="dxa" w:w="120"/>
+              <w:bottom w:type="dxa" w:w="80"/>
+              <w:right w:type="dxa" w:w="120"/>
+            </w:tcMar>
+          </w:tcPr>
+          <w:p>
+            <w:r>
+              <w:rPr>
+                <w:rFonts w:ascii="Arial" w:cs="Arial" w:eastAsia="Arial" w:hAnsi="Arial"/>
+                <w:b w:val="false"/>
+                <w:bCs w:val="false"/>
+                <w:color w:val="333333"/>
+                <w:sz w:val="20"/>
+                <w:szCs w:val="20"/>
+              </w:rPr>
+              <w:t xml:space="preserve">CW Standard</w:t>
+            </w:r>
+          </w:p>
+        </w:tc>
+        <w:tc>
+          <w:tcPr>
+            <w:tcW w:type="dxa" w:w="6360"/>
+            <w:tcBorders>
+              <w:top w:val="single" w:color="CCCCCC" w:sz="1"/>
+              <w:left w:val="single" w:color="CCCCCC" w:sz="1"/>
+              <w:bottom w:val="single" w:color="CCCCCC" w:sz="1"/>
+              <w:right w:val="single" w:color="CCCCCC" w:sz="1"/>
+            </w:tcBorders>
+            <w:shd w:fill="F9F9F9" w:val="clear"/>
+            <w:tcMar>
+              <w:top w:type="dxa" w:w="80"/>
+              <w:left w:type="dxa" w:w="120"/>
+              <w:bottom w:type="dxa" w:w="80"/>
+              <w:right w:type="dxa" w:w="120"/>
+            </w:tcMar>
+          </w:tcPr>
+          <w:p>
+            <w:r>
+              <w:rPr>
+                <w:rFonts w:ascii="Arial" w:cs="Arial" w:eastAsia="Arial" w:hAnsi="Arial"/>
+                <w:b w:val="false"/>
+                <w:bCs w:val="false"/>
+                <w:color w:val="333333"/>
+                <w:sz w:val="20"/>
+                <w:szCs w:val="20"/>
+              </w:rPr>
+              <w:t xml:space="preserve">PARIS (ITU-R M.1677-1)</w:t>
+            </w:r>
+          </w:p>
+        </w:tc>
+      </w:tr>
+      <w:tr>
+        <w:tc>
+          <w:tcPr>
+            <w:tcW w:type="dxa" w:w="3000"/>
+            <w:tcBorders>
+              <w:top w:val="single" w:color="CCCCCC" w:sz="1"/>
+              <w:left w:val="single" w:color="CCCCCC" w:sz="1"/>
+              <w:bottom w:val="single" w:color="CCCCCC" w:sz="1"/>
+              <w:right w:val="single" w:color="CCCCCC" w:sz="1"/>
+            </w:tcBorders>
+            <w:shd w:fill="F9F9F9" w:val="clear"/>
+            <w:tcMar>
+              <w:top w:type="dxa" w:w="80"/>
+              <w:left w:type="dxa" w:w="120"/>
+              <w:bottom w:type="dxa" w:w="80"/>
+              <w:right w:type="dxa" w:w="120"/>
+            </w:tcMar>
+          </w:tcPr>
+          <w:p>
+            <w:r>
+              <w:rPr>
+                <w:rFonts w:ascii="Arial" w:cs="Arial" w:eastAsia="Arial" w:hAnsi="Arial"/>
+                <w:b w:val="false"/>
+                <w:bCs w:val="false"/>
+                <w:color w:val="333333"/>
+                <w:sz w:val="20"/>
+                <w:szCs w:val="20"/>
+              </w:rPr>
+              <w:t xml:space="preserve">License</w:t>
+            </w:r>
+          </w:p>
+        </w:tc>
+        <w:tc>
+          <w:tcPr>
+            <w:tcW w:type="dxa" w:w="6360"/>
+            <w:tcBorders>
+              <w:top w:val="single" w:color="CCCCCC" w:sz="1"/>
+              <w:left w:val="single" w:color="CCCCCC" w:sz="1"/>
+              <w:bottom w:val="single" w:color="CCCCCC" w:sz="1"/>
+              <w:right w:val="single" w:color="CCCCCC" w:sz="1"/>
+            </w:tcBorders>
+            <w:shd w:fill="F9F9F9" w:val="clear"/>
+            <w:tcMar>
+              <w:top w:type="dxa" w:w="80"/>
+              <w:left w:type="dxa" w:w="120"/>
+              <w:bottom w:type="dxa" w:w="80"/>
+              <w:right w:type="dxa" w:w="120"/>
+            </w:tcMar>
+          </w:tcPr>
+          <w:p>
+            <w:r>
+              <w:rPr>
+                <w:rFonts w:ascii="Arial" w:cs="Arial" w:eastAsia="Arial" w:hAnsi="Arial"/>
+                <w:b w:val="false"/>
+                <w:bCs w:val="false"/>
+                <w:color w:val="333333"/>
+                <w:sz w:val="20"/>
+                <w:szCs w:val="20"/>
+              </w:rPr>
+              <w:t xml:space="preserve">CERN-OHL-W v2 / CC BY 4.0</w:t>
+            </w:r>
+          </w:p>
+        </w:tc>
+      </w:tr>
+    </w:tbl>
+    <w:p>
+      <w:pPr>
+        <w:spacing w:after="120"/>
+      </w:pPr>
+      <w:r>
+        <w:t xml:space="preserve"/>
+      </w:r>
+    </w:p>
+    <w:p>
+      <w:pPr>
+        <w:pStyle w:val="Heading1"/>
+      </w:pPr>
+      <w:r>
+        <w:rPr>
+          <w:rFonts w:ascii="Arial" w:cs="Arial" w:eastAsia="Arial" w:hAnsi="Arial"/>
+          <w:b/>
+          <w:bCs/>
+          <w:color w:val="2E4057"/>
+          <w:sz w:val="32"/>
+          <w:szCs w:val="32"/>
+        </w:rPr>
+        <w:t xml:space="preserve">7. Default Settings</w:t>
+      </w:r>
+    </w:p>
+    <w:tbl>
+      <w:tblPr>
+        <w:tblW w:type="dxa" w:w="9360"/>
+        <w:tblBorders>
+          <w:top w:val="single" w:color="auto" w:sz="4"/>
+          <w:left w:val="single" w:color="auto" w:sz="4"/>
+          <w:bottom w:val="single" w:color="auto" w:sz="4"/>
+          <w:right w:val="single" w:color="auto" w:sz="4"/>
+          <w:insideH w:val="single" w:color="auto" w:sz="4"/>
+          <w:insideV w:val="single" w:color="auto" w:sz="4"/>
+        </w:tblBorders>
+      </w:tblPr>
+      <w:tblGrid>
+        <w:gridCol w:w="3000"/>
+        <w:gridCol w:w="6360"/>
+      </w:tblGrid>
+      <w:tr>
+        <w:tc>
+          <w:tcPr>
+            <w:tcW w:type="dxa" w:w="3000"/>
+            <w:tcBorders>
+              <w:top w:val="single" w:color="CCCCCC" w:sz="1"/>
+              <w:left w:val="single" w:color="CCCCCC" w:sz="1"/>
+              <w:bottom w:val="single" w:color="CCCCCC" w:sz="1"/>
+              <w:right w:val="single" w:color="CCCCCC" w:sz="1"/>
+            </w:tcBorders>
+            <w:shd w:fill="048A81" w:val="clear"/>
+            <w:tcMar>
+              <w:top w:type="dxa" w:w="80"/>
+              <w:left w:type="dxa" w:w="120"/>
+              <w:bottom w:type="dxa" w:w="80"/>
+              <w:right w:type="dxa" w:w="120"/>
+            </w:tcMar>
+          </w:tcPr>
+          <w:p>
+            <w:r>
+              <w:rPr>
+                <w:rFonts w:ascii="Arial" w:cs="Arial" w:eastAsia="Arial" w:hAnsi="Arial"/>
+                <w:b/>
+                <w:bCs/>
+                <w:color w:val="FFFFFF"/>
+                <w:sz w:val="20"/>
+                <w:szCs w:val="20"/>
+              </w:rPr>
+              <w:t xml:space="preserve">Setting</w:t>
+            </w:r>
+          </w:p>
+        </w:tc>
+        <w:tc>
+          <w:tcPr>
+            <w:tcW w:type="dxa" w:w="6360"/>
+            <w:tcBorders>
+              <w:top w:val="single" w:color="CCCCCC" w:sz="1"/>
+              <w:left w:val="single" w:color="CCCCCC" w:sz="1"/>
+              <w:bottom w:val="single" w:color="CCCCCC" w:sz="1"/>
+              <w:right w:val="single" w:color="CCCCCC" w:sz="1"/>
+            </w:tcBorders>
+            <w:shd w:fill="048A81" w:val="clear"/>
+            <w:tcMar>
+              <w:top w:type="dxa" w:w="80"/>
+              <w:left w:type="dxa" w:w="120"/>
+              <w:bottom w:type="dxa" w:w="80"/>
+              <w:right w:type="dxa" w:w="120"/>
+            </w:tcMar>
+          </w:tcPr>
+          <w:p>
+            <w:r>
+              <w:rPr>
+                <w:rFonts w:ascii="Arial" w:cs="Arial" w:eastAsia="Arial" w:hAnsi="Arial"/>
+                <w:b/>
+                <w:bCs/>
+                <w:color w:val="FFFFFF"/>
+                <w:sz w:val="20"/>
+                <w:szCs w:val="20"/>
+              </w:rPr>
+              <w:t xml:space="preserve">Default</w:t>
+            </w:r>
+          </w:p>
+        </w:tc>
+      </w:tr>
+      <w:tr>
+        <w:tc>
+          <w:tcPr>
+            <w:tcW w:type="dxa" w:w="3000"/>
+            <w:tcBorders>
+              <w:top w:val="single" w:color="CCCCCC" w:sz="1"/>
+              <w:left w:val="single" w:color="CCCCCC" w:sz="1"/>
+              <w:bottom w:val="single" w:color="CCCCCC" w:sz="1"/>
+              <w:right w:val="single" w:color="CCCCCC" w:sz="1"/>
+            </w:tcBorders>
+            <w:shd w:fill="F9F9F9" w:val="clear"/>
+            <w:tcMar>
+              <w:top w:type="dxa" w:w="80"/>
+              <w:left w:type="dxa" w:w="120"/>
+              <w:bottom w:type="dxa" w:w="80"/>
+              <w:right w:type="dxa" w:w="120"/>
+            </w:tcMar>
+          </w:tcPr>
+          <w:p>
+            <w:r>
+              <w:rPr>
+                <w:rFonts w:ascii="Arial" w:cs="Arial" w:eastAsia="Arial" w:hAnsi="Arial"/>
+                <w:b w:val="false"/>
+                <w:bCs w:val="false"/>
+                <w:color w:val="333333"/>
+                <w:sz w:val="20"/>
+                <w:szCs w:val="20"/>
+              </w:rPr>
+              <w:t xml:space="preserve">Speed</w:t>
+            </w:r>
+          </w:p>
+        </w:tc>
+        <w:tc>
+          <w:tcPr>
+            <w:tcW w:type="dxa" w:w="6360"/>
+            <w:tcBorders>
+              <w:top w:val="single" w:color="CCCCCC" w:sz="1"/>
+              <w:left w:val="single" w:color="CCCCCC" w:sz="1"/>
+              <w:bottom w:val="single" w:color="CCCCCC" w:sz="1"/>
+              <w:right w:val="single" w:color="CCCCCC" w:sz="1"/>
+            </w:tcBorders>
+            <w:shd w:fill="F9F9F9" w:val="clear"/>
+            <w:tcMar>
+              <w:top w:type="dxa" w:w="80"/>
+              <w:left w:type="dxa" w:w="120"/>
+              <w:bottom w:type="dxa" w:w="80"/>
+              <w:right w:type="dxa" w:w="120"/>
+            </w:tcMar>
+          </w:tcPr>
+          <w:p>
+            <w:r>
+              <w:rPr>
+                <w:rFonts w:ascii="Arial" w:cs="Arial" w:eastAsia="Arial" w:hAnsi="Arial"/>
+                <w:b w:val="false"/>
+                <w:bCs w:val="false"/>
+                <w:color w:val="333333"/>
+                <w:sz w:val="20"/>
+                <w:szCs w:val="20"/>
+              </w:rPr>
+              <w:t xml:space="preserve">20 WPM</w:t>
+            </w:r>
+          </w:p>
+        </w:tc>
+      </w:tr>
+      <w:tr>
+        <w:tc>
+          <w:tcPr>
+            <w:tcW w:type="dxa" w:w="3000"/>
+            <w:tcBorders>
+              <w:top w:val="single" w:color="CCCCCC" w:sz="1"/>
+              <w:left w:val="single" w:color="CCCCCC" w:sz="1"/>
+              <w:bottom w:val="single" w:color="CCCCCC" w:sz="1"/>
+              <w:right w:val="single" w:color="CCCCCC" w:sz="1"/>
+            </w:tcBorders>
+            <w:shd w:fill="F9F9F9" w:val="clear"/>
+            <w:tcMar>
+              <w:top w:type="dxa" w:w="80"/>
+              <w:left w:type="dxa" w:w="120"/>
+              <w:bottom w:type="dxa" w:w="80"/>
+              <w:right w:type="dxa" w:w="120"/>
+            </w:tcMar>
+          </w:tcPr>
+          <w:p>
+            <w:r>
+              <w:rPr>
+                <w:rFonts w:ascii="Arial" w:cs="Arial" w:eastAsia="Arial" w:hAnsi="Arial"/>
+                <w:b w:val="false"/>
+                <w:bCs w:val="false"/>
+                <w:color w:val="333333"/>
+                <w:sz w:val="20"/>
+                <w:szCs w:val="20"/>
+              </w:rPr>
+              <w:t xml:space="preserve">Farnsworth</w:t>
+            </w:r>
+          </w:p>
+        </w:tc>
+        <w:tc>
+          <w:tcPr>
+            <w:tcW w:type="dxa" w:w="6360"/>
+            <w:tcBorders>
+              <w:top w:val="single" w:color="CCCCCC" w:sz="1"/>
+              <w:left w:val="single" w:color="CCCCCC" w:sz="1"/>
+              <w:bottom w:val="single" w:color="CCCCCC" w:sz="1"/>
+              <w:right w:val="single" w:color="CCCCCC" w:sz="1"/>
+            </w:tcBorders>
+            <w:shd w:fill="F9F9F9" w:val="clear"/>
+            <w:tcMar>
+              <w:top w:type="dxa" w:w="80"/>
+              <w:left w:type="dxa" w:w="120"/>
+              <w:bottom w:type="dxa" w:w="80"/>
+              <w:right w:type="dxa" w:w="120"/>
+            </w:tcMar>
+          </w:tcPr>
+          <w:p>
+            <w:r>
+              <w:rPr>
+                <w:rFonts w:ascii="Arial" w:cs="Arial" w:eastAsia="Arial" w:hAnsi="Arial"/>
+                <w:b w:val="false"/>
+                <w:bCs w:val="false"/>
+                <w:color w:val="333333"/>
+                <w:sz w:val="20"/>
+                <w:szCs w:val="20"/>
+              </w:rPr>
+              <w:t xml:space="preserve">Off</w:t>
+            </w:r>
+          </w:p>
+        </w:tc>
+      </w:tr>
+      <w:tr>
+        <w:tc>
+          <w:tcPr>
+            <w:tcW w:type="dxa" w:w="3000"/>
+            <w:tcBorders>
+              <w:top w:val="single" w:color="CCCCCC" w:sz="1"/>
+              <w:left w:val="single" w:color="CCCCCC" w:sz="1"/>
+              <w:bottom w:val="single" w:color="CCCCCC" w:sz="1"/>
+              <w:right w:val="single" w:color="CCCCCC" w:sz="1"/>
+            </w:tcBorders>
+            <w:shd w:fill="F9F9F9" w:val="clear"/>
+            <w:tcMar>
+              <w:top w:type="dxa" w:w="80"/>
+              <w:left w:type="dxa" w:w="120"/>
+              <w:bottom w:type="dxa" w:w="80"/>
+              <w:right w:type="dxa" w:w="120"/>
+            </w:tcMar>
+          </w:tcPr>
+          <w:p>
+            <w:r>
+              <w:rPr>
+                <w:rFonts w:ascii="Arial" w:cs="Arial" w:eastAsia="Arial" w:hAnsi="Arial"/>
+                <w:b w:val="false"/>
+                <w:bCs w:val="false"/>
+                <w:color w:val="333333"/>
+                <w:sz w:val="20"/>
+                <w:szCs w:val="20"/>
+              </w:rPr>
+              <w:t xml:space="preserve">Sidetone Frequency</w:t>
+            </w:r>
+          </w:p>
+        </w:tc>
+        <w:tc>
+          <w:tcPr>
+            <w:tcW w:type="dxa" w:w="6360"/>
+            <w:tcBorders>
+              <w:top w:val="single" w:color="CCCCCC" w:sz="1"/>
+              <w:left w:val="single" w:color="CCCCCC" w:sz="1"/>
+              <w:bottom w:val="single" w:color="CCCCCC" w:sz="1"/>
+              <w:right w:val="single" w:color="CCCCCC" w:sz="1"/>
+            </w:tcBorders>
+            <w:shd w:fill="F9F9F9" w:val="clear"/>
+            <w:tcMar>
+              <w:top w:type="dxa" w:w="80"/>
+              <w:left w:type="dxa" w:w="120"/>
+              <w:bottom w:type="dxa" w:w="80"/>
+              <w:right w:type="dxa" w:w="120"/>
+            </w:tcMar>
+          </w:tcPr>
+          <w:p>
+            <w:r>
+              <w:rPr>
+                <w:rFonts w:ascii="Arial" w:cs="Arial" w:eastAsia="Arial" w:hAnsi="Arial"/>
+                <w:b w:val="false"/>
+                <w:bCs w:val="false"/>
+                <w:color w:val="333333"/>
+                <w:sz w:val="20"/>
+                <w:szCs w:val="20"/>
+              </w:rPr>
+              <w:t xml:space="preserve">700 Hz</w:t>
+            </w:r>
+          </w:p>
+        </w:tc>
+      </w:tr>
+      <w:tr>
+        <w:tc>
+          <w:tcPr>
+            <w:tcW w:type="dxa" w:w="3000"/>
+            <w:tcBorders>
+              <w:top w:val="single" w:color="CCCCCC" w:sz="1"/>
+              <w:left w:val="single" w:color="CCCCCC" w:sz="1"/>
+              <w:bottom w:val="single" w:color="CCCCCC" w:sz="1"/>
+              <w:right w:val="single" w:color="CCCCCC" w:sz="1"/>
+            </w:tcBorders>
+            <w:shd w:fill="F9F9F9" w:val="clear"/>
+            <w:tcMar>
+              <w:top w:type="dxa" w:w="80"/>
+              <w:left w:type="dxa" w:w="120"/>
+              <w:bottom w:type="dxa" w:w="80"/>
+              <w:right w:type="dxa" w:w="120"/>
+            </w:tcMar>
+          </w:tcPr>
+          <w:p>
+            <w:r>
+              <w:rPr>
+                <w:rFonts w:ascii="Arial" w:cs="Arial" w:eastAsia="Arial" w:hAnsi="Arial"/>
+                <w:b w:val="false"/>
+                <w:bCs w:val="false"/>
+                <w:color w:val="333333"/>
+                <w:sz w:val="20"/>
+                <w:szCs w:val="20"/>
+              </w:rPr>
+              <w:t xml:space="preserve">Head Copy Delay</w:t>
+            </w:r>
+          </w:p>
+        </w:tc>
+        <w:tc>
+          <w:tcPr>
+            <w:tcW w:type="dxa" w:w="6360"/>
+            <w:tcBorders>
+              <w:top w:val="single" w:color="CCCCCC" w:sz="1"/>
+              <w:left w:val="single" w:color="CCCCCC" w:sz="1"/>
+              <w:bottom w:val="single" w:color="CCCCCC" w:sz="1"/>
+              <w:right w:val="single" w:color="CCCCCC" w:sz="1"/>
+            </w:tcBorders>
+            <w:shd w:fill="F9F9F9" w:val="clear"/>
+            <w:tcMar>
+              <w:top w:type="dxa" w:w="80"/>
+              <w:left w:type="dxa" w:w="120"/>
+              <w:bottom w:type="dxa" w:w="80"/>
+              <w:right w:type="dxa" w:w="120"/>
+            </w:tcMar>
+          </w:tcPr>
+          <w:p>
+            <w:r>
+              <w:rPr>
+                <w:rFonts w:ascii="Arial" w:cs="Arial" w:eastAsia="Arial" w:hAnsi="Arial"/>
+                <w:b w:val="false"/>
+                <w:bCs w:val="false"/>
+                <w:color w:val="333333"/>
+                <w:sz w:val="20"/>
+                <w:szCs w:val="20"/>
+              </w:rPr>
+              <w:t xml:space="preserve">0.0 seconds</w:t>
+            </w:r>
+          </w:p>
+        </w:tc>
+      </w:tr>
+      <w:tr>
+        <w:tc>
+          <w:tcPr>
+            <w:tcW w:type="dxa" w:w="3000"/>
+            <w:tcBorders>
+              <w:top w:val="single" w:color="CCCCCC" w:sz="1"/>
+              <w:left w:val="single" w:color="CCCCCC" w:sz="1"/>
+              <w:bottom w:val="single" w:color="CCCCCC" w:sz="1"/>
+              <w:right w:val="single" w:color="CCCCCC" w:sz="1"/>
+            </w:tcBorders>
+            <w:shd w:fill="F9F9F9" w:val="clear"/>
+            <w:tcMar>
+              <w:top w:type="dxa" w:w="80"/>
+              <w:left w:type="dxa" w:w="120"/>
+              <w:bottom w:type="dxa" w:w="80"/>
+              <w:right w:type="dxa" w:w="120"/>
+            </w:tcMar>
+          </w:tcPr>
+          <w:p>
+            <w:r>
+              <w:rPr>
+                <w:rFonts w:ascii="Arial" w:cs="Arial" w:eastAsia="Arial" w:hAnsi="Arial"/>
+                <w:b w:val="false"/>
+                <w:bCs w:val="false"/>
+                <w:color w:val="333333"/>
+                <w:sz w:val="20"/>
+                <w:szCs w:val="20"/>
+              </w:rPr>
+              <w:t xml:space="preserve">Volume</w:t>
+            </w:r>
+          </w:p>
+        </w:tc>
+        <w:tc>
+          <w:tcPr>
+            <w:tcW w:type="dxa" w:w="6360"/>
+            <w:tcBorders>
+              <w:top w:val="single" w:color="CCCCCC" w:sz="1"/>
+              <w:left w:val="single" w:color="CCCCCC" w:sz="1"/>
+              <w:bottom w:val="single" w:color="CCCCCC" w:sz="1"/>
+              <w:right w:val="single" w:color="CCCCCC" w:sz="1"/>
+            </w:tcBorders>
+            <w:shd w:fill="F9F9F9" w:val="clear"/>
+            <w:tcMar>
+              <w:top w:type="dxa" w:w="80"/>
+              <w:left w:type="dxa" w:w="120"/>
+              <w:bottom w:type="dxa" w:w="80"/>
+              <w:right w:type="dxa" w:w="120"/>
+            </w:tcMar>
+          </w:tcPr>
+          <w:p>
+            <w:r>
+              <w:rPr>
+                <w:rFonts w:ascii="Arial" w:cs="Arial" w:eastAsia="Arial" w:hAnsi="Arial"/>
+                <w:b w:val="false"/>
+                <w:bCs w:val="false"/>
+                <w:color w:val="333333"/>
+                <w:sz w:val="20"/>
+                <w:szCs w:val="20"/>
+              </w:rPr>
+              <w:t xml:space="preserve">50%</w:t>
+            </w:r>
+          </w:p>
+        </w:tc>
+      </w:tr>
+      <w:tr>
+        <w:tc>
+          <w:tcPr>
+            <w:tcW w:type="dxa" w:w="3000"/>
+            <w:tcBorders>
+              <w:top w:val="single" w:color="CCCCCC" w:sz="1"/>
+              <w:left w:val="single" w:color="CCCCCC" w:sz="1"/>
+              <w:bottom w:val="single" w:color="CCCCCC" w:sz="1"/>
+              <w:right w:val="single" w:color="CCCCCC" w:sz="1"/>
+            </w:tcBorders>
+            <w:shd w:fill="F9F9F9" w:val="clear"/>
+            <w:tcMar>
+              <w:top w:type="dxa" w:w="80"/>
+              <w:left w:type="dxa" w:w="120"/>
+              <w:bottom w:type="dxa" w:w="80"/>
+              <w:right w:type="dxa" w:w="120"/>
+            </w:tcMar>
+          </w:tcPr>
+          <w:p>
+            <w:r>
+              <w:rPr>
+                <w:rFonts w:ascii="Arial" w:cs="Arial" w:eastAsia="Arial" w:hAnsi="Arial"/>
+                <w:b w:val="false"/>
+                <w:bCs w:val="false"/>
+                <w:color w:val="333333"/>
+                <w:sz w:val="20"/>
+                <w:szCs w:val="20"/>
+              </w:rPr>
+              <w:t xml:space="preserve">Word Gap</w:t>
+            </w:r>
+          </w:p>
+        </w:tc>
+        <w:tc>
+          <w:tcPr>
+            <w:tcW w:type="dxa" w:w="6360"/>
+            <w:tcBorders>
+              <w:top w:val="single" w:color="CCCCCC" w:sz="1"/>
+              <w:left w:val="single" w:color="CCCCCC" w:sz="1"/>
+              <w:bottom w:val="single" w:color="CCCCCC" w:sz="1"/>
+              <w:right w:val="single" w:color="CCCCCC" w:sz="1"/>
+            </w:tcBorders>
+            <w:shd w:fill="F9F9F9" w:val="clear"/>
+            <w:tcMar>
+              <w:top w:type="dxa" w:w="80"/>
+              <w:left w:type="dxa" w:w="120"/>
+              <w:bottom w:type="dxa" w:w="80"/>
+              <w:right w:type="dxa" w:w="120"/>
+            </w:tcMar>
+          </w:tcPr>
+          <w:p>
+            <w:r>
+              <w:rPr>
+                <w:rFonts w:ascii="Arial" w:cs="Arial" w:eastAsia="Arial" w:hAnsi="Arial"/>
+                <w:b w:val="false"/>
+                <w:bCs w:val="false"/>
+                <w:color w:val="333333"/>
+                <w:sz w:val="20"/>
+                <w:szCs w:val="20"/>
+              </w:rPr>
+              <w:t xml:space="preserve">OFF</w:t>
+            </w:r>
+          </w:p>
+        </w:tc>
+      </w:tr>
+      <w:tr>
+        <w:tc>
+          <w:tcPr>
+            <w:tcW w:type="dxa" w:w="3000"/>
+            <w:tcBorders>
+              <w:top w:val="single" w:color="CCCCCC" w:sz="1"/>
+              <w:left w:val="single" w:color="CCCCCC" w:sz="1"/>
+              <w:bottom w:val="single" w:color="CCCCCC" w:sz="1"/>
+              <w:right w:val="single" w:color="CCCCCC" w:sz="1"/>
+            </w:tcBorders>
+            <w:shd w:fill="F9F9F9" w:val="clear"/>
+            <w:tcMar>
+              <w:top w:type="dxa" w:w="80"/>
+              <w:left w:type="dxa" w:w="120"/>
+              <w:bottom w:type="dxa" w:w="80"/>
+              <w:right w:type="dxa" w:w="120"/>
+            </w:tcMar>
+          </w:tcPr>
+          <w:p>
+            <w:r>
+              <w:rPr>
+                <w:rFonts w:ascii="Arial" w:cs="Arial" w:eastAsia="Arial" w:hAnsi="Arial"/>
+                <w:b w:val="false"/>
+                <w:bCs w:val="false"/>
+                <w:color w:val="333333"/>
+                <w:sz w:val="20"/>
+                <w:szCs w:val="20"/>
+              </w:rPr>
+              <w:t xml:space="preserve">Iambic Mode</w:t>
+            </w:r>
+          </w:p>
+        </w:tc>
+        <w:tc>
+          <w:tcPr>
+            <w:tcW w:type="dxa" w:w="6360"/>
+            <w:tcBorders>
+              <w:top w:val="single" w:color="CCCCCC" w:sz="1"/>
+              <w:left w:val="single" w:color="CCCCCC" w:sz="1"/>
+              <w:bottom w:val="single" w:color="CCCCCC" w:sz="1"/>
+              <w:right w:val="single" w:color="CCCCCC" w:sz="1"/>
+            </w:tcBorders>
+            <w:shd w:fill="F9F9F9" w:val="clear"/>
+            <w:tcMar>
+              <w:top w:type="dxa" w:w="80"/>
+              <w:left w:type="dxa" w:w="120"/>
+              <w:bottom w:type="dxa" w:w="80"/>
+              <w:right w:type="dxa" w:w="120"/>
+            </w:tcMar>
+          </w:tcPr>
+          <w:p>
+            <w:r>
+              <w:rPr>
+                <w:rFonts w:ascii="Arial" w:cs="Arial" w:eastAsia="Arial" w:hAnsi="Arial"/>
+                <w:b w:val="false"/>
+                <w:bCs w:val="false"/>
+                <w:color w:val="333333"/>
+                <w:sz w:val="20"/>
+                <w:szCs w:val="20"/>
+              </w:rPr>
+              <w:t xml:space="preserve">Mode A</w:t>
+            </w:r>
+          </w:p>
+        </w:tc>
+      </w:tr>
+      <w:tr>
+        <w:tc>
+          <w:tcPr>
+            <w:tcW w:type="dxa" w:w="3000"/>
+            <w:tcBorders>
+              <w:top w:val="single" w:color="CCCCCC" w:sz="1"/>
+              <w:left w:val="single" w:color="CCCCCC" w:sz="1"/>
+              <w:bottom w:val="single" w:color="CCCCCC" w:sz="1"/>
+              <w:right w:val="single" w:color="CCCCCC" w:sz="1"/>
+            </w:tcBorders>
+            <w:shd w:fill="F9F9F9" w:val="clear"/>
+            <w:tcMar>
+              <w:top w:type="dxa" w:w="80"/>
+              <w:left w:type="dxa" w:w="120"/>
+              <w:bottom w:type="dxa" w:w="80"/>
+              <w:right w:type="dxa" w:w="120"/>
+            </w:tcMar>
+          </w:tcPr>
+          <w:p>
+            <w:r>
+              <w:rPr>
+                <w:rFonts w:ascii="Arial" w:cs="Arial" w:eastAsia="Arial" w:hAnsi="Arial"/>
+                <w:b w:val="false"/>
+                <w:bCs w:val="false"/>
+                <w:color w:val="333333"/>
+                <w:sz w:val="20"/>
+                <w:szCs w:val="20"/>
+              </w:rPr>
+              <w:t xml:space="preserve">Paddle Reverse</w:t>
+            </w:r>
+          </w:p>
+        </w:tc>
+        <w:tc>
+          <w:tcPr>
+            <w:tcW w:type="dxa" w:w="6360"/>
+            <w:tcBorders>
+              <w:top w:val="single" w:color="CCCCCC" w:sz="1"/>
+              <w:left w:val="single" w:color="CCCCCC" w:sz="1"/>
+              <w:bottom w:val="single" w:color="CCCCCC" w:sz="1"/>
+              <w:right w:val="single" w:color="CCCCCC" w:sz="1"/>
+            </w:tcBorders>
+            <w:shd w:fill="F9F9F9" w:val="clear"/>
+            <w:tcMar>
+              <w:top w:type="dxa" w:w="80"/>
+              <w:left w:type="dxa" w:w="120"/>
+              <w:bottom w:type="dxa" w:w="80"/>
+              <w:right w:type="dxa" w:w="120"/>
+            </w:tcMar>
+          </w:tcPr>
+          <w:p>
+            <w:r>
+              <w:rPr>
+                <w:rFonts w:ascii="Arial" w:cs="Arial" w:eastAsia="Arial" w:hAnsi="Arial"/>
+                <w:b w:val="false"/>
+                <w:bCs w:val="false"/>
+                <w:color w:val="333333"/>
+                <w:sz w:val="20"/>
+                <w:szCs w:val="20"/>
+              </w:rPr>
+              <w:t xml:space="preserve">Normal</w:t>
+            </w:r>
+          </w:p>
+        </w:tc>
+      </w:tr>
+      <w:tr>
+        <w:tc>
+          <w:tcPr>
+            <w:tcW w:type="dxa" w:w="3000"/>
+            <w:tcBorders>
+              <w:top w:val="single" w:color="CCCCCC" w:sz="1"/>
+              <w:left w:val="single" w:color="CCCCCC" w:sz="1"/>
+              <w:bottom w:val="single" w:color="CCCCCC" w:sz="1"/>
+              <w:right w:val="single" w:color="CCCCCC" w:sz="1"/>
+            </w:tcBorders>
+            <w:shd w:fill="F9F9F9" w:val="clear"/>
+            <w:tcMar>
+              <w:top w:type="dxa" w:w="80"/>
+              <w:left w:type="dxa" w:w="120"/>
+              <w:bottom w:type="dxa" w:w="80"/>
+              <w:right w:type="dxa" w:w="120"/>
+            </w:tcMar>
+          </w:tcPr>
+          <w:p>
+            <w:r>
+              <w:rPr>
+                <w:rFonts w:ascii="Arial" w:cs="Arial" w:eastAsia="Arial" w:hAnsi="Arial"/>
+                <w:b w:val="false"/>
+                <w:bCs w:val="false"/>
+                <w:color w:val="333333"/>
+                <w:sz w:val="20"/>
+                <w:szCs w:val="20"/>
+              </w:rPr>
+              <w:t xml:space="preserve">AP SSID</w:t>
+            </w:r>
+          </w:p>
+        </w:tc>
+        <w:tc>
+          <w:tcPr>
+            <w:tcW w:type="dxa" w:w="6360"/>
+            <w:tcBorders>
+              <w:top w:val="single" w:color="CCCCCC" w:sz="1"/>
+              <w:left w:val="single" w:color="CCCCCC" w:sz="1"/>
+              <w:bottom w:val="single" w:color="CCCCCC" w:sz="1"/>
+              <w:right w:val="single" w:color="CCCCCC" w:sz="1"/>
+            </w:tcBorders>
+            <w:shd w:fill="F9F9F9" w:val="clear"/>
+            <w:tcMar>
+              <w:top w:type="dxa" w:w="80"/>
+              <w:left w:type="dxa" w:w="120"/>
+              <w:bottom w:type="dxa" w:w="80"/>
+              <w:right w:type="dxa" w:w="120"/>
+            </w:tcMar>
+          </w:tcPr>
+          <w:p>
+            <w:r>
+              <w:rPr>
+                <w:rFonts w:ascii="Arial" w:cs="Arial" w:eastAsia="Arial" w:hAnsi="Arial"/>
+                <w:b w:val="false"/>
+                <w:bCs w:val="false"/>
+                <w:color w:val="333333"/>
+                <w:sz w:val="20"/>
+                <w:szCs w:val="20"/>
+              </w:rPr>
+              <w:t xml:space="preserve">K0WLY-XXXX (unique per unit)</w:t>
+            </w:r>
+          </w:p>
+        </w:tc>
+      </w:tr>
+    </w:tbl>
+    <w:p>
+      <w:pPr>
+        <w:spacing w:after="120"/>
+      </w:pPr>
+      <w:r>
+        <w:t xml:space="preserve"/>
+      </w:r>
+    </w:p>
+    <w:p>
+      <w:pPr>
+        <w:pStyle w:val="Heading1"/>
+      </w:pPr>
+      <w:r>
+        <w:rPr>
+          <w:rFonts w:ascii="Arial" w:cs="Arial" w:eastAsia="Arial" w:hAnsi="Arial"/>
+          <w:b/>
+          <w:bCs/>
+          <w:color w:val="2E4057"/>
+          <w:sz w:val="32"/>
+          <w:szCs w:val="32"/>
+        </w:rPr>
+        <w:t xml:space="preserve">8. Troubleshooting</w:t>
       </w:r>
     </w:p>
     <w:tbl>
@@ -3289,7 +5552,7 @@
                 <w:sz w:val="20"/>
                 <w:szCs w:val="20"/>
               </w:rPr>
-              <w:t xml:space="preserve">Parameter</w:t>
+              <w:t xml:space="preserve">Symptom</w:t>
             </w:r>
           </w:p>
         </w:tc>
@@ -3320,7 +5583,7 @@
                 <w:sz w:val="20"/>
                 <w:szCs w:val="20"/>
               </w:rPr>
-              <w:t xml:space="preserve">Range</w:t>
+              <w:t xml:space="preserve">Likely Cause</w:t>
             </w:r>
           </w:p>
         </w:tc>
@@ -3351,7 +5614,7 @@
                 <w:sz w:val="20"/>
                 <w:szCs w:val="20"/>
               </w:rPr>
-              <w:t xml:space="preserve">Notes</w:t>
+              <w:t xml:space="preserve">Fix</w:t>
             </w:r>
           </w:p>
         </w:tc>
@@ -3384,7 +5647,7 @@
                 <w:sz w:val="20"/>
                 <w:szCs w:val="20"/>
               </w:rPr>
-              <w:t xml:space="preserve">Char Speed</w:t>
+              <w:t xml:space="preserve">Display blank on boot</w:t>
             </w:r>
           </w:p>
         </w:tc>
@@ -3415,7 +5678,7 @@
                 <w:sz w:val="20"/>
                 <w:szCs w:val="20"/>
               </w:rPr>
-              <w:t xml:space="preserve">5–40 WPM</w:t>
+              <w:t xml:space="preserve">Crash</w:t>
             </w:r>
           </w:p>
         </w:tc>
@@ -3446,7 +5709,7 @@
                 <w:sz w:val="20"/>
                 <w:szCs w:val="20"/>
               </w:rPr>
-              <w:t xml:space="preserve">PARIS standard</w:t>
+              <w:t xml:space="preserve">Hold BOOT, press RST, reflash</w:t>
             </w:r>
           </w:p>
         </w:tc>
@@ -3479,7 +5742,7 @@
                 <w:sz w:val="20"/>
                 <w:szCs w:val="20"/>
               </w:rPr>
-              <w:t xml:space="preserve">Farnsworth</w:t>
+              <w:t xml:space="preserve">Always SOLO</w:t>
             </w:r>
           </w:p>
         </w:tc>
@@ -3510,7 +5773,7 @@
                 <w:sz w:val="20"/>
                 <w:szCs w:val="20"/>
               </w:rPr>
-              <w:t xml:space="preserve">4 WPM – char speed</w:t>
+              <w:t xml:space="preserve">Peer out of range</w:t>
             </w:r>
           </w:p>
         </w:tc>
@@ -3541,7 +5804,7 @@
                 <w:sz w:val="20"/>
                 <w:szCs w:val="20"/>
               </w:rPr>
-              <w:t xml:space="preserve">Gap speed; equal to char = off</w:t>
+              <w:t xml:space="preserve">Both units on channel 1</w:t>
             </w:r>
           </w:p>
         </w:tc>
@@ -3574,7 +5837,7 @@
                 <w:sz w:val="20"/>
                 <w:szCs w:val="20"/>
               </w:rPr>
-              <w:t xml:space="preserve">Frequency</w:t>
+              <w:t xml:space="preserve">Wrong characters</w:t>
             </w:r>
           </w:p>
         </w:tc>
@@ -3605,7 +5868,7 @@
                 <w:sz w:val="20"/>
                 <w:szCs w:val="20"/>
               </w:rPr>
-              <w:t xml:space="preserve">400–900 Hz</w:t>
+              <w:t xml:space="preserve">Paddles reversed</w:t>
             </w:r>
           </w:p>
         </w:tc>
@@ -3636,7 +5899,7 @@
                 <w:sz w:val="20"/>
                 <w:szCs w:val="20"/>
               </w:rPr>
-              <w:t xml:space="preserve">Each unit independent</w:t>
+              <w:t xml:space="preserve">Short press GPIO16 or web swap</w:t>
             </w:r>
           </w:p>
         </w:tc>
@@ -3669,7 +5932,7 @@
                 <w:sz w:val="20"/>
                 <w:szCs w:val="20"/>
               </w:rPr>
-              <w:t xml:space="preserve">Head Copy Delay</w:t>
+              <w:t xml:space="preserve">No sidetone</w:t>
             </w:r>
           </w:p>
         </w:tc>
@@ -3700,7 +5963,7 @@
                 <w:sz w:val="20"/>
                 <w:szCs w:val="20"/>
               </w:rPr>
-              <w:t xml:space="preserve">0.0–3.0s or AO</w:t>
+              <w:t xml:space="preserve">Volume at min</w:t>
             </w:r>
           </w:p>
         </w:tc>
@@ -3731,7 +5994,7 @@
                 <w:sz w:val="20"/>
                 <w:szCs w:val="20"/>
               </w:rPr>
-              <w:t xml:space="preserve">Top 10% of pot = Audio Only</w:t>
+              <w:t xml:space="preserve">Enter VOL edit, increase</w:t>
             </w:r>
           </w:p>
         </w:tc>
@@ -3764,7 +6027,7 @@
                 <w:sz w:val="20"/>
                 <w:szCs w:val="20"/>
               </w:rPr>
-              <w:t xml:space="preserve">Volume</w:t>
+              <w:t xml:space="preserve">No speaker audio</w:t>
             </w:r>
           </w:p>
         </w:tc>
@@ -3795,7 +6058,7 @@
                 <w:sz w:val="20"/>
                 <w:szCs w:val="20"/>
               </w:rPr>
-              <w:t xml:space="preserve">0–100%</w:t>
+              <w:t xml:space="preserve">Coupling cap installed</w:t>
             </w:r>
           </w:p>
         </w:tc>
@@ -3826,7 +6089,7 @@
                 <w:sz w:val="20"/>
                 <w:szCs w:val="20"/>
               </w:rPr>
-              <w:t xml:space="preserve">Logarithmic</w:t>
+              <w:t xml:space="preserve">Remove cap</w:t>
             </w:r>
           </w:p>
         </w:tc>
@@ -3859,7 +6122,7 @@
                 <w:sz w:val="20"/>
                 <w:szCs w:val="20"/>
               </w:rPr>
-              <w:t xml:space="preserve">Word Gap</w:t>
+              <w:t xml:space="preserve">Radio not keying</w:t>
             </w:r>
           </w:p>
         </w:tc>
@@ -3890,7 +6153,7 @@
                 <w:sz w:val="20"/>
                 <w:szCs w:val="20"/>
               </w:rPr>
-              <w:t xml:space="preserve">OFF or 4–9 dits</w:t>
+              <w:t xml:space="preserve">Optocoupler issue</w:t>
             </w:r>
           </w:p>
         </w:tc>
@@ -3921,49 +6184,297 @@
                 <w:sz w:val="20"/>
                 <w:szCs w:val="20"/>
               </w:rPr>
-              <w:t xml:space="preserve">Bottom 20% = OFF</w:t>
+              <w:t xml:space="preserve">Check GPIO12 circuit</w:t>
+            </w:r>
+          </w:p>
+        </w:tc>
+      </w:tr>
+      <w:tr>
+        <w:tc>
+          <w:tcPr>
+            <w:tcW w:type="dxa" w:w="3120"/>
+            <w:tcBorders>
+              <w:top w:val="single" w:color="CCCCCC" w:sz="1"/>
+              <w:left w:val="single" w:color="CCCCCC" w:sz="1"/>
+              <w:bottom w:val="single" w:color="CCCCCC" w:sz="1"/>
+              <w:right w:val="single" w:color="CCCCCC" w:sz="1"/>
+            </w:tcBorders>
+            <w:shd w:fill="F5F5F5" w:val="clear"/>
+            <w:tcMar>
+              <w:top w:type="dxa" w:w="80"/>
+              <w:left w:type="dxa" w:w="120"/>
+              <w:bottom w:type="dxa" w:w="80"/>
+              <w:right w:type="dxa" w:w="120"/>
+            </w:tcMar>
+          </w:tcPr>
+          <w:p>
+            <w:r>
+              <w:rPr>
+                <w:rFonts w:ascii="Arial" w:cs="Arial" w:eastAsia="Arial" w:hAnsi="Arial"/>
+                <w:b w:val="false"/>
+                <w:bCs w:val="false"/>
+                <w:color w:val="333333"/>
+                <w:sz w:val="20"/>
+                <w:szCs w:val="20"/>
+              </w:rPr>
+              <w:t xml:space="preserve">G90 wrong speed</w:t>
+            </w:r>
+          </w:p>
+        </w:tc>
+        <w:tc>
+          <w:tcPr>
+            <w:tcW w:type="dxa" w:w="3120"/>
+            <w:tcBorders>
+              <w:top w:val="single" w:color="CCCCCC" w:sz="1"/>
+              <w:left w:val="single" w:color="CCCCCC" w:sz="1"/>
+              <w:bottom w:val="single" w:color="CCCCCC" w:sz="1"/>
+              <w:right w:val="single" w:color="CCCCCC" w:sz="1"/>
+            </w:tcBorders>
+            <w:shd w:fill="F5F5F5" w:val="clear"/>
+            <w:tcMar>
+              <w:top w:type="dxa" w:w="80"/>
+              <w:left w:type="dxa" w:w="120"/>
+              <w:bottom w:type="dxa" w:w="80"/>
+              <w:right w:type="dxa" w:w="120"/>
+            </w:tcMar>
+          </w:tcPr>
+          <w:p>
+            <w:r>
+              <w:rPr>
+                <w:rFonts w:ascii="Arial" w:cs="Arial" w:eastAsia="Arial" w:hAnsi="Arial"/>
+                <w:b w:val="false"/>
+                <w:bCs w:val="false"/>
+                <w:color w:val="333333"/>
+                <w:sz w:val="20"/>
+                <w:szCs w:val="20"/>
+              </w:rPr>
+              <w:t xml:space="preserve">G90 WPM mismatch</w:t>
+            </w:r>
+          </w:p>
+        </w:tc>
+        <w:tc>
+          <w:tcPr>
+            <w:tcW w:type="dxa" w:w="3120"/>
+            <w:tcBorders>
+              <w:top w:val="single" w:color="CCCCCC" w:sz="1"/>
+              <w:left w:val="single" w:color="CCCCCC" w:sz="1"/>
+              <w:bottom w:val="single" w:color="CCCCCC" w:sz="1"/>
+              <w:right w:val="single" w:color="CCCCCC" w:sz="1"/>
+            </w:tcBorders>
+            <w:shd w:fill="F5F5F5" w:val="clear"/>
+            <w:tcMar>
+              <w:top w:type="dxa" w:w="80"/>
+              <w:left w:type="dxa" w:w="120"/>
+              <w:bottom w:type="dxa" w:w="80"/>
+              <w:right w:type="dxa" w:w="120"/>
+            </w:tcMar>
+          </w:tcPr>
+          <w:p>
+            <w:r>
+              <w:rPr>
+                <w:rFonts w:ascii="Arial" w:cs="Arial" w:eastAsia="Arial" w:hAnsi="Arial"/>
+                <w:b w:val="false"/>
+                <w:bCs w:val="false"/>
+                <w:color w:val="333333"/>
+                <w:sz w:val="20"/>
+                <w:szCs w:val="20"/>
+              </w:rPr>
+              <w:t xml:space="preserve">Set G90 WPM = char speed</w:t>
+            </w:r>
+          </w:p>
+        </w:tc>
+      </w:tr>
+      <w:tr>
+        <w:tc>
+          <w:tcPr>
+            <w:tcW w:type="dxa" w:w="3120"/>
+            <w:tcBorders>
+              <w:top w:val="single" w:color="CCCCCC" w:sz="1"/>
+              <w:left w:val="single" w:color="CCCCCC" w:sz="1"/>
+              <w:bottom w:val="single" w:color="CCCCCC" w:sz="1"/>
+              <w:right w:val="single" w:color="CCCCCC" w:sz="1"/>
+            </w:tcBorders>
+            <w:shd w:fill="F5F5F5" w:val="clear"/>
+            <w:tcMar>
+              <w:top w:type="dxa" w:w="80"/>
+              <w:left w:type="dxa" w:w="120"/>
+              <w:bottom w:type="dxa" w:w="80"/>
+              <w:right w:type="dxa" w:w="120"/>
+            </w:tcMar>
+          </w:tcPr>
+          <w:p>
+            <w:r>
+              <w:rPr>
+                <w:rFonts w:ascii="Arial" w:cs="Arial" w:eastAsia="Arial" w:hAnsi="Arial"/>
+                <w:b w:val="false"/>
+                <w:bCs w:val="false"/>
+                <w:color w:val="333333"/>
+                <w:sz w:val="20"/>
+                <w:szCs w:val="20"/>
+              </w:rPr>
+              <w:t xml:space="preserve">K0WLY-XXXX not visible</w:t>
+            </w:r>
+          </w:p>
+        </w:tc>
+        <w:tc>
+          <w:tcPr>
+            <w:tcW w:type="dxa" w:w="3120"/>
+            <w:tcBorders>
+              <w:top w:val="single" w:color="CCCCCC" w:sz="1"/>
+              <w:left w:val="single" w:color="CCCCCC" w:sz="1"/>
+              <w:bottom w:val="single" w:color="CCCCCC" w:sz="1"/>
+              <w:right w:val="single" w:color="CCCCCC" w:sz="1"/>
+            </w:tcBorders>
+            <w:shd w:fill="F5F5F5" w:val="clear"/>
+            <w:tcMar>
+              <w:top w:type="dxa" w:w="80"/>
+              <w:left w:type="dxa" w:w="120"/>
+              <w:bottom w:type="dxa" w:w="80"/>
+              <w:right w:type="dxa" w:w="120"/>
+            </w:tcMar>
+          </w:tcPr>
+          <w:p>
+            <w:r>
+              <w:rPr>
+                <w:rFonts w:ascii="Arial" w:cs="Arial" w:eastAsia="Arial" w:hAnsi="Arial"/>
+                <w:b w:val="false"/>
+                <w:bCs w:val="false"/>
+                <w:color w:val="333333"/>
+                <w:sz w:val="20"/>
+                <w:szCs w:val="20"/>
+              </w:rPr>
+              <w:t xml:space="preserve">AP not started</w:t>
+            </w:r>
+          </w:p>
+        </w:tc>
+        <w:tc>
+          <w:tcPr>
+            <w:tcW w:type="dxa" w:w="3120"/>
+            <w:tcBorders>
+              <w:top w:val="single" w:color="CCCCCC" w:sz="1"/>
+              <w:left w:val="single" w:color="CCCCCC" w:sz="1"/>
+              <w:bottom w:val="single" w:color="CCCCCC" w:sz="1"/>
+              <w:right w:val="single" w:color="CCCCCC" w:sz="1"/>
+            </w:tcBorders>
+            <w:shd w:fill="F5F5F5" w:val="clear"/>
+            <w:tcMar>
+              <w:top w:type="dxa" w:w="80"/>
+              <w:left w:type="dxa" w:w="120"/>
+              <w:bottom w:type="dxa" w:w="80"/>
+              <w:right w:type="dxa" w:w="120"/>
+            </w:tcMar>
+          </w:tcPr>
+          <w:p>
+            <w:r>
+              <w:rPr>
+                <w:rFonts w:ascii="Arial" w:cs="Arial" w:eastAsia="Arial" w:hAnsi="Arial"/>
+                <w:b w:val="false"/>
+                <w:bCs w:val="false"/>
+                <w:color w:val="333333"/>
+                <w:sz w:val="20"/>
+                <w:szCs w:val="20"/>
+              </w:rPr>
+              <w:t xml:space="preserve">Check serial monitor</w:t>
+            </w:r>
+          </w:p>
+        </w:tc>
+      </w:tr>
+      <w:tr>
+        <w:tc>
+          <w:tcPr>
+            <w:tcW w:type="dxa" w:w="3120"/>
+            <w:tcBorders>
+              <w:top w:val="single" w:color="CCCCCC" w:sz="1"/>
+              <w:left w:val="single" w:color="CCCCCC" w:sz="1"/>
+              <w:bottom w:val="single" w:color="CCCCCC" w:sz="1"/>
+              <w:right w:val="single" w:color="CCCCCC" w:sz="1"/>
+            </w:tcBorders>
+            <w:shd w:fill="F5F5F5" w:val="clear"/>
+            <w:tcMar>
+              <w:top w:type="dxa" w:w="80"/>
+              <w:left w:type="dxa" w:w="120"/>
+              <w:bottom w:type="dxa" w:w="80"/>
+              <w:right w:type="dxa" w:w="120"/>
+            </w:tcMar>
+          </w:tcPr>
+          <w:p>
+            <w:r>
+              <w:rPr>
+                <w:rFonts w:ascii="Arial" w:cs="Arial" w:eastAsia="Arial" w:hAnsi="Arial"/>
+                <w:b w:val="false"/>
+                <w:bCs w:val="false"/>
+                <w:color w:val="333333"/>
+                <w:sz w:val="20"/>
+                <w:szCs w:val="20"/>
+              </w:rPr>
+              <w:t xml:space="preserve">Files not showing</w:t>
+            </w:r>
+          </w:p>
+        </w:tc>
+        <w:tc>
+          <w:tcPr>
+            <w:tcW w:type="dxa" w:w="3120"/>
+            <w:tcBorders>
+              <w:top w:val="single" w:color="CCCCCC" w:sz="1"/>
+              <w:left w:val="single" w:color="CCCCCC" w:sz="1"/>
+              <w:bottom w:val="single" w:color="CCCCCC" w:sz="1"/>
+              <w:right w:val="single" w:color="CCCCCC" w:sz="1"/>
+            </w:tcBorders>
+            <w:shd w:fill="F5F5F5" w:val="clear"/>
+            <w:tcMar>
+              <w:top w:type="dxa" w:w="80"/>
+              <w:left w:type="dxa" w:w="120"/>
+              <w:bottom w:type="dxa" w:w="80"/>
+              <w:right w:type="dxa" w:w="120"/>
+            </w:tcMar>
+          </w:tcPr>
+          <w:p>
+            <w:r>
+              <w:rPr>
+                <w:rFonts w:ascii="Arial" w:cs="Arial" w:eastAsia="Arial" w:hAnsi="Arial"/>
+                <w:b w:val="false"/>
+                <w:bCs w:val="false"/>
+                <w:color w:val="333333"/>
+                <w:sz w:val="20"/>
+                <w:szCs w:val="20"/>
+              </w:rPr>
+              <w:t xml:space="preserve">LittleFS issue</w:t>
+            </w:r>
+          </w:p>
+        </w:tc>
+        <w:tc>
+          <w:tcPr>
+            <w:tcW w:type="dxa" w:w="3120"/>
+            <w:tcBorders>
+              <w:top w:val="single" w:color="CCCCCC" w:sz="1"/>
+              <w:left w:val="single" w:color="CCCCCC" w:sz="1"/>
+              <w:bottom w:val="single" w:color="CCCCCC" w:sz="1"/>
+              <w:right w:val="single" w:color="CCCCCC" w:sz="1"/>
+            </w:tcBorders>
+            <w:shd w:fill="F5F5F5" w:val="clear"/>
+            <w:tcMar>
+              <w:top w:type="dxa" w:w="80"/>
+              <w:left w:type="dxa" w:w="120"/>
+              <w:bottom w:type="dxa" w:w="80"/>
+              <w:right w:type="dxa" w:w="120"/>
+            </w:tcMar>
+          </w:tcPr>
+          <w:p>
+            <w:r>
+              <w:rPr>
+                <w:rFonts w:ascii="Arial" w:cs="Arial" w:eastAsia="Arial" w:hAnsi="Arial"/>
+                <w:b w:val="false"/>
+                <w:bCs w:val="false"/>
+                <w:color w:val="333333"/>
+                <w:sz w:val="20"/>
+                <w:szCs w:val="20"/>
+              </w:rPr>
+              <w:t xml:space="preserve">Reflash with correct board</w:t>
             </w:r>
           </w:p>
         </w:tc>
       </w:tr>
     </w:tbl>
-    <w:p>
-      <w:pPr>
-        <w:spacing w:after="120"/>
-      </w:pPr>
-      <w:r>
-        <w:t xml:space="preserve"/>
-      </w:r>
-    </w:p>
-    <w:p>
-      <w:pPr>
-        <w:pStyle w:val="Heading2"/>
-      </w:pPr>
-      <w:r>
-        <w:rPr>
-          <w:rFonts w:ascii="Arial" w:cs="Arial" w:eastAsia="Arial" w:hAnsi="Arial"/>
-          <w:b/>
-          <w:bCs/>
-          <w:color w:val="048A81"/>
-          <w:sz w:val="26"/>
-          <w:szCs w:val="26"/>
-        </w:rPr>
-        <w:t xml:space="preserve">4.3 Farnsworth Spacing</w:t>
-      </w:r>
-    </w:p>
-    <w:p>
-      <w:pPr>
-        <w:spacing w:after="120"/>
-      </w:pPr>
-      <w:r>
-        <w:rPr>
-          <w:rFonts w:ascii="Arial" w:cs="Arial" w:eastAsia="Arial" w:hAnsi="Arial"/>
-          <w:sz w:val="22"/>
-          <w:szCs w:val="22"/>
-        </w:rPr>
-        <w:t xml:space="preserve">Long press WPM → set CHAR SPEED → short press → set FARNSWORTH speed → short press to exit. Header shows 25WPM (equal) or 25/8 (Farnsworth active).</w:t>
-      </w:r>
-    </w:p>
     <w:p>
       <w:pPr>
         <w:spacing w:after="120"/>
@@ -3985,3279 +6496,7 @@
           <w:sz w:val="32"/>
           <w:szCs w:val="32"/>
         </w:rPr>
-        <w:t xml:space="preserve">5. WiFi Operation</w:t>
-      </w:r>
-    </w:p>
-    <w:p>
-      <w:pPr>
-        <w:pStyle w:val="Heading2"/>
-      </w:pPr>
-      <w:r>
-        <w:rPr>
-          <w:rFonts w:ascii="Arial" w:cs="Arial" w:eastAsia="Arial" w:hAnsi="Arial"/>
-          <w:b/>
-          <w:bCs/>
-          <w:color w:val="048A81"/>
-          <w:sz w:val="26"/>
-          <w:szCs w:val="26"/>
-        </w:rPr>
-        <w:t xml:space="preserve">5.1 Peer-to-Peer (ESP-NOW)</w:t>
-      </w:r>
-    </w:p>
-    <w:p>
-      <w:pPr>
-        <w:spacing w:after="120"/>
-      </w:pPr>
-      <w:r>
-        <w:rPr>
-          <w:rFonts w:ascii="Arial" w:cs="Arial" w:eastAsia="Arial" w:hAnsi="Arial"/>
-          <w:sz w:val="22"/>
-          <w:szCs w:val="22"/>
-        </w:rPr>
-        <w:t xml:space="preserve">Units auto-discover each other on channel 1. Header shows DUAL (green) when paired. Each unit plays all CW at its own sidetone frequency.</w:t>
-      </w:r>
-    </w:p>
-    <w:p>
-      <w:pPr>
-        <w:spacing w:after="120"/>
-      </w:pPr>
-      <w:r>
-        <w:t xml:space="preserve"/>
-      </w:r>
-    </w:p>
-    <w:p>
-      <w:pPr>
-        <w:pStyle w:val="Heading2"/>
-      </w:pPr>
-      <w:r>
-        <w:rPr>
-          <w:rFonts w:ascii="Arial" w:cs="Arial" w:eastAsia="Arial" w:hAnsi="Arial"/>
-          <w:b/>
-          <w:bCs/>
-          <w:color w:val="048A81"/>
-          <w:sz w:val="26"/>
-          <w:szCs w:val="26"/>
-        </w:rPr>
-        <w:t xml:space="preserve">5.2 WiFi Access Point</w:t>
-      </w:r>
-    </w:p>
-    <w:p>
-      <w:pPr>
-        <w:spacing w:after="120"/>
-      </w:pPr>
-      <w:r>
-        <w:rPr>
-          <w:rFonts w:ascii="Arial" w:cs="Arial" w:eastAsia="Arial" w:hAnsi="Arial"/>
-          <w:sz w:val="22"/>
-          <w:szCs w:val="22"/>
-        </w:rPr>
-        <w:t xml:space="preserve">Each unit creates a unique hotspot K0WLY-XXXX (XXXX = last 4 hex of MAC, shown on display). Connect any phone, tablet, or computer — no password — and browse to http://192.168.4.1.</w:t>
-      </w:r>
-    </w:p>
-    <w:p>
-      <w:pPr>
-        <w:spacing w:after="120"/>
-      </w:pPr>
-      <w:r>
-        <w:t xml:space="preserve"/>
-      </w:r>
-    </w:p>
-    <w:p>
-      <w:pPr>
-        <w:pStyle w:val="Heading2"/>
-      </w:pPr>
-      <w:r>
-        <w:rPr>
-          <w:rFonts w:ascii="Arial" w:cs="Arial" w:eastAsia="Arial" w:hAnsi="Arial"/>
-          <w:b/>
-          <w:bCs/>
-          <w:color w:val="048A81"/>
-          <w:sz w:val="26"/>
-          <w:szCs w:val="26"/>
-        </w:rPr>
-        <w:t xml:space="preserve">5.3 Web Interface</w:t>
-      </w:r>
-    </w:p>
-    <w:p>
-      <w:pPr>
-        <w:spacing w:after="120"/>
-      </w:pPr>
-      <w:r>
-        <w:rPr>
-          <w:rFonts w:ascii="Arial" w:cs="Arial" w:eastAsia="Arial" w:hAnsi="Arial"/>
-          <w:sz w:val="22"/>
-          <w:szCs w:val="22"/>
-        </w:rPr>
-        <w:t xml:space="preserve">The web page provides:</w:t>
-      </w:r>
-    </w:p>
-    <w:p>
-      <w:pPr>
-        <w:pStyle w:val="ListParagraph"/>
-        <w:numPr>
-          <w:ilvl w:val="0"/>
-          <w:numId w:val="2"/>
-        </w:numPr>
-        <w:spacing w:after="80"/>
-      </w:pPr>
-      <w:r>
-        <w:rPr>
-          <w:rFonts w:ascii="Arial" w:cs="Arial" w:eastAsia="Arial" w:hAnsi="Arial"/>
-          <w:sz w:val="22"/>
-          <w:szCs w:val="22"/>
-        </w:rPr>
-        <w:t xml:space="preserve">Dit/Dah Swap button (orange) — toggles paddle orientation, shows SWAPPED/NORMAL confirmation</w:t>
-      </w:r>
-    </w:p>
-    <w:p>
-      <w:pPr>
-        <w:pStyle w:val="ListParagraph"/>
-        <w:numPr>
-          <w:ilvl w:val="0"/>
-          <w:numId w:val="2"/>
-        </w:numPr>
-        <w:spacing w:after="80"/>
-      </w:pPr>
-      <w:r>
-        <w:rPr>
-          <w:rFonts w:ascii="Arial" w:cs="Arial" w:eastAsia="Arial" w:hAnsi="Arial"/>
-          <w:sz w:val="22"/>
-          <w:szCs w:val="22"/>
-        </w:rPr>
-        <w:t xml:space="preserve">Practice Files — list of uploaded .txt files with Play and Delete buttons</w:t>
-      </w:r>
-    </w:p>
-    <w:p>
-      <w:pPr>
-        <w:pStyle w:val="ListParagraph"/>
-        <w:numPr>
-          <w:ilvl w:val="0"/>
-          <w:numId w:val="2"/>
-        </w:numPr>
-        <w:spacing w:after="80"/>
-      </w:pPr>
-      <w:r>
-        <w:rPr>
-          <w:rFonts w:ascii="Arial" w:cs="Arial" w:eastAsia="Arial" w:hAnsi="Arial"/>
-          <w:sz w:val="22"/>
-          <w:szCs w:val="22"/>
-        </w:rPr>
-        <w:t xml:space="preserve">Stop Playback button</w:t>
-      </w:r>
-    </w:p>
-    <w:p>
-      <w:pPr>
-        <w:pStyle w:val="ListParagraph"/>
-        <w:numPr>
-          <w:ilvl w:val="0"/>
-          <w:numId w:val="2"/>
-        </w:numPr>
-        <w:spacing w:after="80"/>
-      </w:pPr>
-      <w:r>
-        <w:rPr>
-          <w:rFonts w:ascii="Arial" w:cs="Arial" w:eastAsia="Arial" w:hAnsi="Arial"/>
-          <w:sz w:val="22"/>
-          <w:szCs w:val="22"/>
-        </w:rPr>
-        <w:t xml:space="preserve">Upload Text File — upload new .txt practice files</w:t>
-      </w:r>
-    </w:p>
-    <w:p>
-      <w:pPr>
-        <w:spacing w:after="120"/>
-      </w:pPr>
-      <w:r>
-        <w:t xml:space="preserve"/>
-      </w:r>
-    </w:p>
-    <w:p>
-      <w:pPr>
-        <w:spacing w:after="120"/>
-      </w:pPr>
-      <w:r>
-        <w:rPr>
-          <w:rFonts w:ascii="Arial" w:cs="Arial" w:eastAsia="Arial" w:hAnsi="Arial"/>
-          <w:sz w:val="22"/>
-          <w:szCs w:val="22"/>
-        </w:rPr>
-        <w:t xml:space="preserve">File naming tip: use descriptive names with underscores. The web page displays them without the .txt extension and with underscores as spaces:</w:t>
-      </w:r>
-    </w:p>
-    <w:p>
-      <w:pPr>
-        <w:pStyle w:val="ListParagraph"/>
-        <w:numPr>
-          <w:ilvl w:val="0"/>
-          <w:numId w:val="2"/>
-        </w:numPr>
-        <w:spacing w:after="80"/>
-      </w:pPr>
-      <w:r>
-        <w:rPr>
-          <w:rFonts w:ascii="Arial" w:cs="Arial" w:eastAsia="Arial" w:hAnsi="Arial"/>
-          <w:sz w:val="22"/>
-          <w:szCs w:val="22"/>
-        </w:rPr>
-        <w:t xml:space="preserve">cq_call.txt → shown as 'cq call'</w:t>
-      </w:r>
-    </w:p>
-    <w:p>
-      <w:pPr>
-        <w:pStyle w:val="ListParagraph"/>
-        <w:numPr>
-          <w:ilvl w:val="0"/>
-          <w:numId w:val="2"/>
-        </w:numPr>
-        <w:spacing w:after="80"/>
-      </w:pPr>
-      <w:r>
-        <w:rPr>
-          <w:rFonts w:ascii="Arial" w:cs="Arial" w:eastAsia="Arial" w:hAnsi="Arial"/>
-          <w:sz w:val="22"/>
-          <w:szCs w:val="22"/>
-        </w:rPr>
-        <w:t xml:space="preserve">73_de_k0wly.txt → shown as '73 de k0wly'</w:t>
-      </w:r>
-    </w:p>
-    <w:p>
-      <w:pPr>
-        <w:pStyle w:val="ListParagraph"/>
-        <w:numPr>
-          <w:ilvl w:val="0"/>
-          <w:numId w:val="2"/>
-        </w:numPr>
-        <w:spacing w:after="80"/>
-      </w:pPr>
-      <w:r>
-        <w:rPr>
-          <w:rFonts w:ascii="Arial" w:cs="Arial" w:eastAsia="Arial" w:hAnsi="Arial"/>
-          <w:sz w:val="22"/>
-          <w:szCs w:val="22"/>
-        </w:rPr>
-        <w:t xml:space="preserve">contest_exchange.txt → shown as 'contest exchange'</w:t>
-      </w:r>
-    </w:p>
-    <w:p>
-      <w:pPr>
-        <w:spacing w:after="120"/>
-      </w:pPr>
-      <w:r>
-        <w:t xml:space="preserve"/>
-      </w:r>
-    </w:p>
-    <w:p>
-      <w:pPr>
-        <w:pStyle w:val="Heading2"/>
-      </w:pPr>
-      <w:r>
-        <w:rPr>
-          <w:rFonts w:ascii="Arial" w:cs="Arial" w:eastAsia="Arial" w:hAnsi="Arial"/>
-          <w:b/>
-          <w:bCs/>
-          <w:color w:val="048A81"/>
-          <w:sz w:val="26"/>
-          <w:szCs w:val="26"/>
-        </w:rPr>
-        <w:t xml:space="preserve">5.4 Text File Playback</w:t>
-      </w:r>
-    </w:p>
-    <w:p>
-      <w:pPr>
-        <w:spacing w:after="120"/>
-      </w:pPr>
-      <w:r>
-        <w:rPr>
-          <w:rFonts w:ascii="Arial" w:cs="Arial" w:eastAsia="Arial" w:hAnsi="Arial"/>
-          <w:sz w:val="22"/>
-          <w:szCs w:val="22"/>
-        </w:rPr>
-        <w:t xml:space="preserve">Upload .txt files from your phone and play them as CW practice. During playback:</w:t>
-      </w:r>
-    </w:p>
-    <w:p>
-      <w:pPr>
-        <w:pStyle w:val="ListParagraph"/>
-        <w:numPr>
-          <w:ilvl w:val="0"/>
-          <w:numId w:val="2"/>
-        </w:numPr>
-        <w:spacing w:after="80"/>
-      </w:pPr>
-      <w:r>
-        <w:rPr>
-          <w:rFonts w:ascii="Arial" w:cs="Arial" w:eastAsia="Arial" w:hAnsi="Arial"/>
-          <w:sz w:val="22"/>
-          <w:szCs w:val="22"/>
-        </w:rPr>
-        <w:t xml:space="preserve">TX line clears and shows characters as they sound — not ahead of audio</w:t>
-      </w:r>
-    </w:p>
-    <w:p>
-      <w:pPr>
-        <w:pStyle w:val="ListParagraph"/>
-        <w:numPr>
-          <w:ilvl w:val="0"/>
-          <w:numId w:val="2"/>
-        </w:numPr>
-        <w:spacing w:after="80"/>
-      </w:pPr>
-      <w:r>
-        <w:rPr>
-          <w:rFonts w:ascii="Arial" w:cs="Arial" w:eastAsia="Arial" w:hAnsi="Arial"/>
-          <w:sz w:val="22"/>
-          <w:szCs w:val="22"/>
-        </w:rPr>
-        <w:t xml:space="preserve">Word spaces appear when the silence plays</w:t>
-      </w:r>
-    </w:p>
-    <w:p>
-      <w:pPr>
-        <w:pStyle w:val="ListParagraph"/>
-        <w:numPr>
-          <w:ilvl w:val="0"/>
-          <w:numId w:val="2"/>
-        </w:numPr>
-        <w:spacing w:after="80"/>
-      </w:pPr>
-      <w:r>
-        <w:rPr>
-          <w:rFonts w:ascii="Arial" w:cs="Arial" w:eastAsia="Arial" w:hAnsi="Arial"/>
-          <w:sz w:val="22"/>
-          <w:szCs w:val="22"/>
-        </w:rPr>
-        <w:t xml:space="preserve">KEY OUT (GPIO12) is driven — radio transmits if connected</w:t>
-      </w:r>
-    </w:p>
-    <w:p>
-      <w:pPr>
-        <w:pStyle w:val="ListParagraph"/>
-        <w:numPr>
-          <w:ilvl w:val="0"/>
-          <w:numId w:val="2"/>
-        </w:numPr>
-        <w:spacing w:after="80"/>
-      </w:pPr>
-      <w:r>
-        <w:rPr>
-          <w:rFonts w:ascii="Arial" w:cs="Arial" w:eastAsia="Arial" w:hAnsi="Arial"/>
-          <w:sz w:val="22"/>
-          <w:szCs w:val="22"/>
-        </w:rPr>
-        <w:t xml:space="preserve">Iambic DIT/DAH outputs (GPIO40/41) are driven — radio's built-in keyer transmits</w:t>
-      </w:r>
-    </w:p>
-    <w:p>
-      <w:pPr>
-        <w:pStyle w:val="ListParagraph"/>
-        <w:numPr>
-          <w:ilvl w:val="0"/>
-          <w:numId w:val="2"/>
-        </w:numPr>
-        <w:spacing w:after="80"/>
-      </w:pPr>
-      <w:r>
-        <w:rPr>
-          <w:rFonts w:ascii="Arial" w:cs="Arial" w:eastAsia="Arial" w:hAnsi="Arial"/>
-          <w:sz w:val="22"/>
-          <w:szCs w:val="22"/>
-        </w:rPr>
-        <w:t xml:space="preserve">Elements transmitted to peer unit over ESP-NOW</w:t>
-      </w:r>
-    </w:p>
-    <w:p>
-      <w:pPr>
-        <w:spacing w:after="120"/>
-      </w:pPr>
-      <w:r>
-        <w:t xml:space="preserve"/>
-      </w:r>
-    </w:p>
-    <w:p>
-      <w:pPr>
-        <w:spacing w:after="80" w:before="80"/>
-        <w:ind w:left="360"/>
-      </w:pPr>
-      <w:r>
-        <w:rPr>
-          <w:rFonts w:ascii="Arial" w:cs="Arial" w:eastAsia="Arial" w:hAnsi="Arial"/>
-          <w:b/>
-          <w:bCs/>
-          <w:color w:val="C0392B"/>
-          <w:sz w:val="22"/>
-          <w:szCs w:val="22"/>
-        </w:rPr>
-        <w:t xml:space="preserve">NOTE: </w:t>
-      </w:r>
-      <w:r>
-        <w:rPr>
-          <w:rFonts w:ascii="Arial" w:cs="Arial" w:eastAsia="Arial" w:hAnsi="Arial"/>
-          <w:i/>
-          <w:iCs/>
-          <w:sz w:val="22"/>
-          <w:szCs w:val="22"/>
-        </w:rPr>
-        <w:t xml:space="preserve">To use file playback to transmit on your radio, connect the iambic DIT/DAH outputs to your radio's paddle input. The radio's built-in keyer will handle the timing.</w:t>
-      </w:r>
-    </w:p>
-    <w:p>
-      <w:pPr>
-        <w:spacing w:after="120"/>
-      </w:pPr>
-      <w:r>
-        <w:t xml:space="preserve"/>
-      </w:r>
-    </w:p>
-    <w:p>
-      <w:pPr>
-        <w:pStyle w:val="Heading2"/>
-      </w:pPr>
-      <w:r>
-        <w:rPr>
-          <w:rFonts w:ascii="Arial" w:cs="Arial" w:eastAsia="Arial" w:hAnsi="Arial"/>
-          <w:b/>
-          <w:bCs/>
-          <w:color w:val="048A81"/>
-          <w:sz w:val="26"/>
-          <w:szCs w:val="26"/>
-        </w:rPr>
-        <w:t xml:space="preserve">5.5 Head Copy Delay</w:t>
-      </w:r>
-    </w:p>
-    <w:p>
-      <w:pPr>
-        <w:spacing w:after="120"/>
-      </w:pPr>
-      <w:r>
-        <w:rPr>
-          <w:rFonts w:ascii="Arial" w:cs="Arial" w:eastAsia="Arial" w:hAnsi="Arial"/>
-          <w:sz w:val="22"/>
-          <w:szCs w:val="22"/>
-        </w:rPr>
-        <w:t xml:space="preserve">Applies only to display of incoming ESP-NOW characters. Audio always immediate. Set to 0 for normal operation.</w:t>
-      </w:r>
-    </w:p>
-    <w:p>
-      <w:pPr>
-        <w:spacing w:after="120"/>
-      </w:pPr>
-      <w:r>
-        <w:t xml:space="preserve"/>
-      </w:r>
-    </w:p>
-    <w:p>
-      <w:pPr>
-        <w:pStyle w:val="Heading1"/>
-      </w:pPr>
-      <w:r>
-        <w:rPr>
-          <w:rFonts w:ascii="Arial" w:cs="Arial" w:eastAsia="Arial" w:hAnsi="Arial"/>
-          <w:b/>
-          <w:bCs/>
-          <w:color w:val="2E4057"/>
-          <w:sz w:val="32"/>
-          <w:szCs w:val="32"/>
-        </w:rPr>
-        <w:t xml:space="preserve">6. Updating Firmware</w:t>
-      </w:r>
-    </w:p>
-    <w:p>
-      <w:pPr>
-        <w:spacing w:after="120"/>
-      </w:pPr>
-      <w:r>
-        <w:rPr>
-          <w:rFonts w:ascii="Arial" w:cs="Arial" w:eastAsia="Arial" w:hAnsi="Arial"/>
-          <w:sz w:val="22"/>
-          <w:szCs w:val="22"/>
-        </w:rPr>
-        <w:t xml:space="preserve">Each GitHub release includes a pre-compiled firmware.bin. No PlatformIO required.</w:t>
-      </w:r>
-    </w:p>
-    <w:p>
-      <w:pPr>
-        <w:spacing w:after="120"/>
-      </w:pPr>
-      <w:r>
-        <w:t xml:space="preserve"/>
-      </w:r>
-    </w:p>
-    <w:p>
-      <w:pPr>
-        <w:pStyle w:val="Heading2"/>
-      </w:pPr>
-      <w:r>
-        <w:rPr>
-          <w:rFonts w:ascii="Arial" w:cs="Arial" w:eastAsia="Arial" w:hAnsi="Arial"/>
-          <w:b/>
-          <w:bCs/>
-          <w:color w:val="048A81"/>
-          <w:sz w:val="26"/>
-          <w:szCs w:val="26"/>
-        </w:rPr>
-        <w:t xml:space="preserve">6.1 Espressif Flash Download Tool (Windows, easiest)</w:t>
-      </w:r>
-    </w:p>
-    <w:p>
-      <w:pPr>
-        <w:pStyle w:val="ListParagraph"/>
-        <w:numPr>
-          <w:ilvl w:val="0"/>
-          <w:numId w:val="2"/>
-        </w:numPr>
-        <w:spacing w:after="80"/>
-      </w:pPr>
-      <w:r>
-        <w:rPr>
-          <w:rFonts w:ascii="Arial" w:cs="Arial" w:eastAsia="Arial" w:hAnsi="Arial"/>
-          <w:sz w:val="22"/>
-          <w:szCs w:val="22"/>
-        </w:rPr>
-        <w:t xml:space="preserve">Download Flash Download Tools from espressif.com/en/support/download/other-tools</w:t>
-      </w:r>
-    </w:p>
-    <w:p>
-      <w:pPr>
-        <w:pStyle w:val="ListParagraph"/>
-        <w:numPr>
-          <w:ilvl w:val="0"/>
-          <w:numId w:val="2"/>
-        </w:numPr>
-        <w:spacing w:after="80"/>
-      </w:pPr>
-      <w:r>
-        <w:rPr>
-          <w:rFonts w:ascii="Arial" w:cs="Arial" w:eastAsia="Arial" w:hAnsi="Arial"/>
-          <w:sz w:val="22"/>
-          <w:szCs w:val="22"/>
-        </w:rPr>
-        <w:t xml:space="preserve">Run flash_download_tool.exe, select ESP32-S3</w:t>
-      </w:r>
-    </w:p>
-    <w:p>
-      <w:pPr>
-        <w:pStyle w:val="ListParagraph"/>
-        <w:numPr>
-          <w:ilvl w:val="0"/>
-          <w:numId w:val="2"/>
-        </w:numPr>
-        <w:spacing w:after="80"/>
-      </w:pPr>
-      <w:r>
-        <w:rPr>
-          <w:rFonts w:ascii="Arial" w:cs="Arial" w:eastAsia="Arial" w:hAnsi="Arial"/>
-          <w:sz w:val="22"/>
-          <w:szCs w:val="22"/>
-        </w:rPr>
-        <w:t xml:space="preserve">Select firmware.bin, set address to 0x10000</w:t>
-      </w:r>
-    </w:p>
-    <w:p>
-      <w:pPr>
-        <w:pStyle w:val="ListParagraph"/>
-        <w:numPr>
-          <w:ilvl w:val="0"/>
-          <w:numId w:val="2"/>
-        </w:numPr>
-        <w:spacing w:after="80"/>
-      </w:pPr>
-      <w:r>
-        <w:rPr>
-          <w:rFonts w:ascii="Arial" w:cs="Arial" w:eastAsia="Arial" w:hAnsi="Arial"/>
-          <w:sz w:val="22"/>
-          <w:szCs w:val="22"/>
-        </w:rPr>
-        <w:t xml:space="preserve">Select COM port, set baud to 921600, click START</w:t>
-      </w:r>
-    </w:p>
-    <w:p>
-      <w:pPr>
-        <w:pStyle w:val="ListParagraph"/>
-        <w:numPr>
-          <w:ilvl w:val="0"/>
-          <w:numId w:val="2"/>
-        </w:numPr>
-        <w:spacing w:after="80"/>
-      </w:pPr>
-      <w:r>
-        <w:rPr>
-          <w:rFonts w:ascii="Arial" w:cs="Arial" w:eastAsia="Arial" w:hAnsi="Arial"/>
-          <w:sz w:val="22"/>
-          <w:szCs w:val="22"/>
-        </w:rPr>
-        <w:t xml:space="preserve">If connection fails: hold BOOT, press RST, release BOOT, click START</w:t>
-      </w:r>
-    </w:p>
-    <w:p>
-      <w:pPr>
-        <w:spacing w:after="120"/>
-      </w:pPr>
-      <w:r>
-        <w:t xml:space="preserve"/>
-      </w:r>
-    </w:p>
-    <w:p>
-      <w:pPr>
-        <w:pStyle w:val="Heading2"/>
-      </w:pPr>
-      <w:r>
-        <w:rPr>
-          <w:rFonts w:ascii="Arial" w:cs="Arial" w:eastAsia="Arial" w:hAnsi="Arial"/>
-          <w:b/>
-          <w:bCs/>
-          <w:color w:val="048A81"/>
-          <w:sz w:val="26"/>
-          <w:szCs w:val="26"/>
-        </w:rPr>
-        <w:t xml:space="preserve">6.2 esptool.py (Windows / Mac / Linux)</w:t>
-      </w:r>
-    </w:p>
-    <w:p>
-      <w:pPr>
-        <w:spacing w:after="120"/>
-      </w:pPr>
-      <w:r>
-        <w:rPr>
-          <w:rFonts w:ascii="Courier New" w:cs="Courier New" w:eastAsia="Courier New" w:hAnsi="Courier New"/>
-          <w:sz w:val="22"/>
-          <w:szCs w:val="22"/>
-        </w:rPr>
-        <w:t xml:space="preserve">Install: pip install esptool</w:t>
-      </w:r>
-    </w:p>
-    <w:p>
-      <w:pPr>
-        <w:spacing w:after="120"/>
-      </w:pPr>
-      <w:r>
-        <w:rPr>
-          <w:rFonts w:ascii="Courier New" w:cs="Courier New" w:eastAsia="Courier New" w:hAnsi="Courier New"/>
-          <w:sz w:val="22"/>
-          <w:szCs w:val="22"/>
-        </w:rPr>
-        <w:t xml:space="preserve">Flash: esptool.py --port COM3 --baud 921600 write_flash 0x10000 firmware.bin</w:t>
-      </w:r>
-    </w:p>
-    <w:p>
-      <w:pPr>
-        <w:spacing w:after="120"/>
-      </w:pPr>
-      <w:r>
-        <w:t xml:space="preserve"/>
-      </w:r>
-    </w:p>
-    <w:p>
-      <w:pPr>
-        <w:spacing w:after="120"/>
-      </w:pPr>
-      <w:r>
-        <w:rPr>
-          <w:rFonts w:ascii="Arial" w:cs="Arial" w:eastAsia="Arial" w:hAnsi="Arial"/>
-          <w:sz w:val="22"/>
-          <w:szCs w:val="22"/>
-        </w:rPr>
-        <w:t xml:space="preserve">Replace COM3 with your port: Windows=COM3, Mac=/dev/tty.usbmodem101, Linux=/dev/ttyACM0</w:t>
-      </w:r>
-    </w:p>
-    <w:p>
-      <w:pPr>
-        <w:spacing w:after="120"/>
-      </w:pPr>
-      <w:r>
-        <w:t xml:space="preserve"/>
-      </w:r>
-    </w:p>
-    <w:p>
-      <w:pPr>
-        <w:pStyle w:val="Heading1"/>
-      </w:pPr>
-      <w:r>
-        <w:rPr>
-          <w:rFonts w:ascii="Arial" w:cs="Arial" w:eastAsia="Arial" w:hAnsi="Arial"/>
-          <w:b/>
-          <w:bCs/>
-          <w:color w:val="2E4057"/>
-          <w:sz w:val="32"/>
-          <w:szCs w:val="32"/>
-        </w:rPr>
-        <w:t xml:space="preserve">7. Factory Defaults</w:t>
-      </w:r>
-    </w:p>
-    <w:tbl>
-      <w:tblPr>
-        <w:tblW w:type="dxa" w:w="9360"/>
-        <w:tblBorders>
-          <w:top w:val="single" w:color="auto" w:sz="4"/>
-          <w:left w:val="single" w:color="auto" w:sz="4"/>
-          <w:bottom w:val="single" w:color="auto" w:sz="4"/>
-          <w:right w:val="single" w:color="auto" w:sz="4"/>
-          <w:insideH w:val="single" w:color="auto" w:sz="4"/>
-          <w:insideV w:val="single" w:color="auto" w:sz="4"/>
-        </w:tblBorders>
-      </w:tblPr>
-      <w:tblGrid>
-        <w:gridCol w:w="3000"/>
-        <w:gridCol w:w="6360"/>
-      </w:tblGrid>
-      <w:tr>
-        <w:tc>
-          <w:tcPr>
-            <w:tcW w:type="dxa" w:w="3000"/>
-            <w:tcBorders>
-              <w:top w:val="single" w:color="CCCCCC" w:sz="1"/>
-              <w:left w:val="single" w:color="CCCCCC" w:sz="1"/>
-              <w:bottom w:val="single" w:color="CCCCCC" w:sz="1"/>
-              <w:right w:val="single" w:color="CCCCCC" w:sz="1"/>
-            </w:tcBorders>
-            <w:shd w:fill="048A81" w:val="clear"/>
-            <w:tcMar>
-              <w:top w:type="dxa" w:w="80"/>
-              <w:left w:type="dxa" w:w="120"/>
-              <w:bottom w:type="dxa" w:w="80"/>
-              <w:right w:type="dxa" w:w="120"/>
-            </w:tcMar>
-          </w:tcPr>
-          <w:p>
-            <w:r>
-              <w:rPr>
-                <w:rFonts w:ascii="Arial" w:cs="Arial" w:eastAsia="Arial" w:hAnsi="Arial"/>
-                <w:b/>
-                <w:bCs/>
-                <w:color w:val="FFFFFF"/>
-                <w:sz w:val="20"/>
-                <w:szCs w:val="20"/>
-              </w:rPr>
-              <w:t xml:space="preserve">Parameter</w:t>
-            </w:r>
-          </w:p>
-        </w:tc>
-        <w:tc>
-          <w:tcPr>
-            <w:tcW w:type="dxa" w:w="6360"/>
-            <w:tcBorders>
-              <w:top w:val="single" w:color="CCCCCC" w:sz="1"/>
-              <w:left w:val="single" w:color="CCCCCC" w:sz="1"/>
-              <w:bottom w:val="single" w:color="CCCCCC" w:sz="1"/>
-              <w:right w:val="single" w:color="CCCCCC" w:sz="1"/>
-            </w:tcBorders>
-            <w:shd w:fill="048A81" w:val="clear"/>
-            <w:tcMar>
-              <w:top w:type="dxa" w:w="80"/>
-              <w:left w:type="dxa" w:w="120"/>
-              <w:bottom w:type="dxa" w:w="80"/>
-              <w:right w:type="dxa" w:w="120"/>
-            </w:tcMar>
-          </w:tcPr>
-          <w:p>
-            <w:r>
-              <w:rPr>
-                <w:rFonts w:ascii="Arial" w:cs="Arial" w:eastAsia="Arial" w:hAnsi="Arial"/>
-                <w:b/>
-                <w:bCs/>
-                <w:color w:val="FFFFFF"/>
-                <w:sz w:val="20"/>
-                <w:szCs w:val="20"/>
-              </w:rPr>
-              <w:t xml:space="preserve">Default Value</w:t>
-            </w:r>
-          </w:p>
-        </w:tc>
-      </w:tr>
-      <w:tr>
-        <w:tc>
-          <w:tcPr>
-            <w:tcW w:type="dxa" w:w="3000"/>
-            <w:tcBorders>
-              <w:top w:val="single" w:color="CCCCCC" w:sz="1"/>
-              <w:left w:val="single" w:color="CCCCCC" w:sz="1"/>
-              <w:bottom w:val="single" w:color="CCCCCC" w:sz="1"/>
-              <w:right w:val="single" w:color="CCCCCC" w:sz="1"/>
-            </w:tcBorders>
-            <w:shd w:fill="F9F9F9" w:val="clear"/>
-            <w:tcMar>
-              <w:top w:type="dxa" w:w="80"/>
-              <w:left w:type="dxa" w:w="120"/>
-              <w:bottom w:type="dxa" w:w="80"/>
-              <w:right w:type="dxa" w:w="120"/>
-            </w:tcMar>
-          </w:tcPr>
-          <w:p>
-            <w:r>
-              <w:rPr>
-                <w:rFonts w:ascii="Arial" w:cs="Arial" w:eastAsia="Arial" w:hAnsi="Arial"/>
-                <w:b w:val="false"/>
-                <w:bCs w:val="false"/>
-                <w:color w:val="333333"/>
-                <w:sz w:val="20"/>
-                <w:szCs w:val="20"/>
-              </w:rPr>
-              <w:t xml:space="preserve">Speed</w:t>
-            </w:r>
-          </w:p>
-        </w:tc>
-        <w:tc>
-          <w:tcPr>
-            <w:tcW w:type="dxa" w:w="6360"/>
-            <w:tcBorders>
-              <w:top w:val="single" w:color="CCCCCC" w:sz="1"/>
-              <w:left w:val="single" w:color="CCCCCC" w:sz="1"/>
-              <w:bottom w:val="single" w:color="CCCCCC" w:sz="1"/>
-              <w:right w:val="single" w:color="CCCCCC" w:sz="1"/>
-            </w:tcBorders>
-            <w:shd w:fill="F9F9F9" w:val="clear"/>
-            <w:tcMar>
-              <w:top w:type="dxa" w:w="80"/>
-              <w:left w:type="dxa" w:w="120"/>
-              <w:bottom w:type="dxa" w:w="80"/>
-              <w:right w:type="dxa" w:w="120"/>
-            </w:tcMar>
-          </w:tcPr>
-          <w:p>
-            <w:r>
-              <w:rPr>
-                <w:rFonts w:ascii="Arial" w:cs="Arial" w:eastAsia="Arial" w:hAnsi="Arial"/>
-                <w:b w:val="false"/>
-                <w:bCs w:val="false"/>
-                <w:color w:val="333333"/>
-                <w:sz w:val="20"/>
-                <w:szCs w:val="20"/>
-              </w:rPr>
-              <w:t xml:space="preserve">20 WPM</w:t>
-            </w:r>
-          </w:p>
-        </w:tc>
-      </w:tr>
-      <w:tr>
-        <w:tc>
-          <w:tcPr>
-            <w:tcW w:type="dxa" w:w="3000"/>
-            <w:tcBorders>
-              <w:top w:val="single" w:color="CCCCCC" w:sz="1"/>
-              <w:left w:val="single" w:color="CCCCCC" w:sz="1"/>
-              <w:bottom w:val="single" w:color="CCCCCC" w:sz="1"/>
-              <w:right w:val="single" w:color="CCCCCC" w:sz="1"/>
-            </w:tcBorders>
-            <w:shd w:fill="F9F9F9" w:val="clear"/>
-            <w:tcMar>
-              <w:top w:type="dxa" w:w="80"/>
-              <w:left w:type="dxa" w:w="120"/>
-              <w:bottom w:type="dxa" w:w="80"/>
-              <w:right w:type="dxa" w:w="120"/>
-            </w:tcMar>
-          </w:tcPr>
-          <w:p>
-            <w:r>
-              <w:rPr>
-                <w:rFonts w:ascii="Arial" w:cs="Arial" w:eastAsia="Arial" w:hAnsi="Arial"/>
-                <w:b w:val="false"/>
-                <w:bCs w:val="false"/>
-                <w:color w:val="333333"/>
-                <w:sz w:val="20"/>
-                <w:szCs w:val="20"/>
-              </w:rPr>
-              <w:t xml:space="preserve">Farnsworth</w:t>
-            </w:r>
-          </w:p>
-        </w:tc>
-        <w:tc>
-          <w:tcPr>
-            <w:tcW w:type="dxa" w:w="6360"/>
-            <w:tcBorders>
-              <w:top w:val="single" w:color="CCCCCC" w:sz="1"/>
-              <w:left w:val="single" w:color="CCCCCC" w:sz="1"/>
-              <w:bottom w:val="single" w:color="CCCCCC" w:sz="1"/>
-              <w:right w:val="single" w:color="CCCCCC" w:sz="1"/>
-            </w:tcBorders>
-            <w:shd w:fill="F9F9F9" w:val="clear"/>
-            <w:tcMar>
-              <w:top w:type="dxa" w:w="80"/>
-              <w:left w:type="dxa" w:w="120"/>
-              <w:bottom w:type="dxa" w:w="80"/>
-              <w:right w:type="dxa" w:w="120"/>
-            </w:tcMar>
-          </w:tcPr>
-          <w:p>
-            <w:r>
-              <w:rPr>
-                <w:rFonts w:ascii="Arial" w:cs="Arial" w:eastAsia="Arial" w:hAnsi="Arial"/>
-                <w:b w:val="false"/>
-                <w:bCs w:val="false"/>
-                <w:color w:val="333333"/>
-                <w:sz w:val="20"/>
-                <w:szCs w:val="20"/>
-              </w:rPr>
-              <w:t xml:space="preserve">Off (equal to char speed)</w:t>
-            </w:r>
-          </w:p>
-        </w:tc>
-      </w:tr>
-      <w:tr>
-        <w:tc>
-          <w:tcPr>
-            <w:tcW w:type="dxa" w:w="3000"/>
-            <w:tcBorders>
-              <w:top w:val="single" w:color="CCCCCC" w:sz="1"/>
-              <w:left w:val="single" w:color="CCCCCC" w:sz="1"/>
-              <w:bottom w:val="single" w:color="CCCCCC" w:sz="1"/>
-              <w:right w:val="single" w:color="CCCCCC" w:sz="1"/>
-            </w:tcBorders>
-            <w:shd w:fill="F9F9F9" w:val="clear"/>
-            <w:tcMar>
-              <w:top w:type="dxa" w:w="80"/>
-              <w:left w:type="dxa" w:w="120"/>
-              <w:bottom w:type="dxa" w:w="80"/>
-              <w:right w:type="dxa" w:w="120"/>
-            </w:tcMar>
-          </w:tcPr>
-          <w:p>
-            <w:r>
-              <w:rPr>
-                <w:rFonts w:ascii="Arial" w:cs="Arial" w:eastAsia="Arial" w:hAnsi="Arial"/>
-                <w:b w:val="false"/>
-                <w:bCs w:val="false"/>
-                <w:color w:val="333333"/>
-                <w:sz w:val="20"/>
-                <w:szCs w:val="20"/>
-              </w:rPr>
-              <w:t xml:space="preserve">Sidetone Frequency</w:t>
-            </w:r>
-          </w:p>
-        </w:tc>
-        <w:tc>
-          <w:tcPr>
-            <w:tcW w:type="dxa" w:w="6360"/>
-            <w:tcBorders>
-              <w:top w:val="single" w:color="CCCCCC" w:sz="1"/>
-              <w:left w:val="single" w:color="CCCCCC" w:sz="1"/>
-              <w:bottom w:val="single" w:color="CCCCCC" w:sz="1"/>
-              <w:right w:val="single" w:color="CCCCCC" w:sz="1"/>
-            </w:tcBorders>
-            <w:shd w:fill="F9F9F9" w:val="clear"/>
-            <w:tcMar>
-              <w:top w:type="dxa" w:w="80"/>
-              <w:left w:type="dxa" w:w="120"/>
-              <w:bottom w:type="dxa" w:w="80"/>
-              <w:right w:type="dxa" w:w="120"/>
-            </w:tcMar>
-          </w:tcPr>
-          <w:p>
-            <w:r>
-              <w:rPr>
-                <w:rFonts w:ascii="Arial" w:cs="Arial" w:eastAsia="Arial" w:hAnsi="Arial"/>
-                <w:b w:val="false"/>
-                <w:bCs w:val="false"/>
-                <w:color w:val="333333"/>
-                <w:sz w:val="20"/>
-                <w:szCs w:val="20"/>
-              </w:rPr>
-              <w:t xml:space="preserve">700 Hz</w:t>
-            </w:r>
-          </w:p>
-        </w:tc>
-      </w:tr>
-      <w:tr>
-        <w:tc>
-          <w:tcPr>
-            <w:tcW w:type="dxa" w:w="3000"/>
-            <w:tcBorders>
-              <w:top w:val="single" w:color="CCCCCC" w:sz="1"/>
-              <w:left w:val="single" w:color="CCCCCC" w:sz="1"/>
-              <w:bottom w:val="single" w:color="CCCCCC" w:sz="1"/>
-              <w:right w:val="single" w:color="CCCCCC" w:sz="1"/>
-            </w:tcBorders>
-            <w:shd w:fill="F9F9F9" w:val="clear"/>
-            <w:tcMar>
-              <w:top w:type="dxa" w:w="80"/>
-              <w:left w:type="dxa" w:w="120"/>
-              <w:bottom w:type="dxa" w:w="80"/>
-              <w:right w:type="dxa" w:w="120"/>
-            </w:tcMar>
-          </w:tcPr>
-          <w:p>
-            <w:r>
-              <w:rPr>
-                <w:rFonts w:ascii="Arial" w:cs="Arial" w:eastAsia="Arial" w:hAnsi="Arial"/>
-                <w:b w:val="false"/>
-                <w:bCs w:val="false"/>
-                <w:color w:val="333333"/>
-                <w:sz w:val="20"/>
-                <w:szCs w:val="20"/>
-              </w:rPr>
-              <w:t xml:space="preserve">Head Copy Delay</w:t>
-            </w:r>
-          </w:p>
-        </w:tc>
-        <w:tc>
-          <w:tcPr>
-            <w:tcW w:type="dxa" w:w="6360"/>
-            <w:tcBorders>
-              <w:top w:val="single" w:color="CCCCCC" w:sz="1"/>
-              <w:left w:val="single" w:color="CCCCCC" w:sz="1"/>
-              <w:bottom w:val="single" w:color="CCCCCC" w:sz="1"/>
-              <w:right w:val="single" w:color="CCCCCC" w:sz="1"/>
-            </w:tcBorders>
-            <w:shd w:fill="F9F9F9" w:val="clear"/>
-            <w:tcMar>
-              <w:top w:type="dxa" w:w="80"/>
-              <w:left w:type="dxa" w:w="120"/>
-              <w:bottom w:type="dxa" w:w="80"/>
-              <w:right w:type="dxa" w:w="120"/>
-            </w:tcMar>
-          </w:tcPr>
-          <w:p>
-            <w:r>
-              <w:rPr>
-                <w:rFonts w:ascii="Arial" w:cs="Arial" w:eastAsia="Arial" w:hAnsi="Arial"/>
-                <w:b w:val="false"/>
-                <w:bCs w:val="false"/>
-                <w:color w:val="333333"/>
-                <w:sz w:val="20"/>
-                <w:szCs w:val="20"/>
-              </w:rPr>
-              <w:t xml:space="preserve">0.0 seconds</w:t>
-            </w:r>
-          </w:p>
-        </w:tc>
-      </w:tr>
-      <w:tr>
-        <w:tc>
-          <w:tcPr>
-            <w:tcW w:type="dxa" w:w="3000"/>
-            <w:tcBorders>
-              <w:top w:val="single" w:color="CCCCCC" w:sz="1"/>
-              <w:left w:val="single" w:color="CCCCCC" w:sz="1"/>
-              <w:bottom w:val="single" w:color="CCCCCC" w:sz="1"/>
-              <w:right w:val="single" w:color="CCCCCC" w:sz="1"/>
-            </w:tcBorders>
-            <w:shd w:fill="F9F9F9" w:val="clear"/>
-            <w:tcMar>
-              <w:top w:type="dxa" w:w="80"/>
-              <w:left w:type="dxa" w:w="120"/>
-              <w:bottom w:type="dxa" w:w="80"/>
-              <w:right w:type="dxa" w:w="120"/>
-            </w:tcMar>
-          </w:tcPr>
-          <w:p>
-            <w:r>
-              <w:rPr>
-                <w:rFonts w:ascii="Arial" w:cs="Arial" w:eastAsia="Arial" w:hAnsi="Arial"/>
-                <w:b w:val="false"/>
-                <w:bCs w:val="false"/>
-                <w:color w:val="333333"/>
-                <w:sz w:val="20"/>
-                <w:szCs w:val="20"/>
-              </w:rPr>
-              <w:t xml:space="preserve">Volume</w:t>
-            </w:r>
-          </w:p>
-        </w:tc>
-        <w:tc>
-          <w:tcPr>
-            <w:tcW w:type="dxa" w:w="6360"/>
-            <w:tcBorders>
-              <w:top w:val="single" w:color="CCCCCC" w:sz="1"/>
-              <w:left w:val="single" w:color="CCCCCC" w:sz="1"/>
-              <w:bottom w:val="single" w:color="CCCCCC" w:sz="1"/>
-              <w:right w:val="single" w:color="CCCCCC" w:sz="1"/>
-            </w:tcBorders>
-            <w:shd w:fill="F9F9F9" w:val="clear"/>
-            <w:tcMar>
-              <w:top w:type="dxa" w:w="80"/>
-              <w:left w:type="dxa" w:w="120"/>
-              <w:bottom w:type="dxa" w:w="80"/>
-              <w:right w:type="dxa" w:w="120"/>
-            </w:tcMar>
-          </w:tcPr>
-          <w:p>
-            <w:r>
-              <w:rPr>
-                <w:rFonts w:ascii="Arial" w:cs="Arial" w:eastAsia="Arial" w:hAnsi="Arial"/>
-                <w:b w:val="false"/>
-                <w:bCs w:val="false"/>
-                <w:color w:val="333333"/>
-                <w:sz w:val="20"/>
-                <w:szCs w:val="20"/>
-              </w:rPr>
-              <w:t xml:space="preserve">50%</w:t>
-            </w:r>
-          </w:p>
-        </w:tc>
-      </w:tr>
-      <w:tr>
-        <w:tc>
-          <w:tcPr>
-            <w:tcW w:type="dxa" w:w="3000"/>
-            <w:tcBorders>
-              <w:top w:val="single" w:color="CCCCCC" w:sz="1"/>
-              <w:left w:val="single" w:color="CCCCCC" w:sz="1"/>
-              <w:bottom w:val="single" w:color="CCCCCC" w:sz="1"/>
-              <w:right w:val="single" w:color="CCCCCC" w:sz="1"/>
-            </w:tcBorders>
-            <w:shd w:fill="F9F9F9" w:val="clear"/>
-            <w:tcMar>
-              <w:top w:type="dxa" w:w="80"/>
-              <w:left w:type="dxa" w:w="120"/>
-              <w:bottom w:type="dxa" w:w="80"/>
-              <w:right w:type="dxa" w:w="120"/>
-            </w:tcMar>
-          </w:tcPr>
-          <w:p>
-            <w:r>
-              <w:rPr>
-                <w:rFonts w:ascii="Arial" w:cs="Arial" w:eastAsia="Arial" w:hAnsi="Arial"/>
-                <w:b w:val="false"/>
-                <w:bCs w:val="false"/>
-                <w:color w:val="333333"/>
-                <w:sz w:val="20"/>
-                <w:szCs w:val="20"/>
-              </w:rPr>
-              <w:t xml:space="preserve">Word Gap</w:t>
-            </w:r>
-          </w:p>
-        </w:tc>
-        <w:tc>
-          <w:tcPr>
-            <w:tcW w:type="dxa" w:w="6360"/>
-            <w:tcBorders>
-              <w:top w:val="single" w:color="CCCCCC" w:sz="1"/>
-              <w:left w:val="single" w:color="CCCCCC" w:sz="1"/>
-              <w:bottom w:val="single" w:color="CCCCCC" w:sz="1"/>
-              <w:right w:val="single" w:color="CCCCCC" w:sz="1"/>
-            </w:tcBorders>
-            <w:shd w:fill="F9F9F9" w:val="clear"/>
-            <w:tcMar>
-              <w:top w:type="dxa" w:w="80"/>
-              <w:left w:type="dxa" w:w="120"/>
-              <w:bottom w:type="dxa" w:w="80"/>
-              <w:right w:type="dxa" w:w="120"/>
-            </w:tcMar>
-          </w:tcPr>
-          <w:p>
-            <w:r>
-              <w:rPr>
-                <w:rFonts w:ascii="Arial" w:cs="Arial" w:eastAsia="Arial" w:hAnsi="Arial"/>
-                <w:b w:val="false"/>
-                <w:bCs w:val="false"/>
-                <w:color w:val="333333"/>
-                <w:sz w:val="20"/>
-                <w:szCs w:val="20"/>
-              </w:rPr>
-              <w:t xml:space="preserve">OFF</w:t>
-            </w:r>
-          </w:p>
-        </w:tc>
-      </w:tr>
-      <w:tr>
-        <w:tc>
-          <w:tcPr>
-            <w:tcW w:type="dxa" w:w="3000"/>
-            <w:tcBorders>
-              <w:top w:val="single" w:color="CCCCCC" w:sz="1"/>
-              <w:left w:val="single" w:color="CCCCCC" w:sz="1"/>
-              <w:bottom w:val="single" w:color="CCCCCC" w:sz="1"/>
-              <w:right w:val="single" w:color="CCCCCC" w:sz="1"/>
-            </w:tcBorders>
-            <w:shd w:fill="F9F9F9" w:val="clear"/>
-            <w:tcMar>
-              <w:top w:type="dxa" w:w="80"/>
-              <w:left w:type="dxa" w:w="120"/>
-              <w:bottom w:type="dxa" w:w="80"/>
-              <w:right w:type="dxa" w:w="120"/>
-            </w:tcMar>
-          </w:tcPr>
-          <w:p>
-            <w:r>
-              <w:rPr>
-                <w:rFonts w:ascii="Arial" w:cs="Arial" w:eastAsia="Arial" w:hAnsi="Arial"/>
-                <w:b w:val="false"/>
-                <w:bCs w:val="false"/>
-                <w:color w:val="333333"/>
-                <w:sz w:val="20"/>
-                <w:szCs w:val="20"/>
-              </w:rPr>
-              <w:t xml:space="preserve">Key Mode</w:t>
-            </w:r>
-          </w:p>
-        </w:tc>
-        <w:tc>
-          <w:tcPr>
-            <w:tcW w:type="dxa" w:w="6360"/>
-            <w:tcBorders>
-              <w:top w:val="single" w:color="CCCCCC" w:sz="1"/>
-              <w:left w:val="single" w:color="CCCCCC" w:sz="1"/>
-              <w:bottom w:val="single" w:color="CCCCCC" w:sz="1"/>
-              <w:right w:val="single" w:color="CCCCCC" w:sz="1"/>
-            </w:tcBorders>
-            <w:shd w:fill="F9F9F9" w:val="clear"/>
-            <w:tcMar>
-              <w:top w:type="dxa" w:w="80"/>
-              <w:left w:type="dxa" w:w="120"/>
-              <w:bottom w:type="dxa" w:w="80"/>
-              <w:right w:type="dxa" w:w="120"/>
-            </w:tcMar>
-          </w:tcPr>
-          <w:p>
-            <w:r>
-              <w:rPr>
-                <w:rFonts w:ascii="Arial" w:cs="Arial" w:eastAsia="Arial" w:hAnsi="Arial"/>
-                <w:b w:val="false"/>
-                <w:bCs w:val="false"/>
-                <w:color w:val="333333"/>
-                <w:sz w:val="20"/>
-                <w:szCs w:val="20"/>
-              </w:rPr>
-              <w:t xml:space="preserve">Iambic</w:t>
-            </w:r>
-          </w:p>
-        </w:tc>
-      </w:tr>
-      <w:tr>
-        <w:tc>
-          <w:tcPr>
-            <w:tcW w:type="dxa" w:w="3000"/>
-            <w:tcBorders>
-              <w:top w:val="single" w:color="CCCCCC" w:sz="1"/>
-              <w:left w:val="single" w:color="CCCCCC" w:sz="1"/>
-              <w:bottom w:val="single" w:color="CCCCCC" w:sz="1"/>
-              <w:right w:val="single" w:color="CCCCCC" w:sz="1"/>
-            </w:tcBorders>
-            <w:shd w:fill="F9F9F9" w:val="clear"/>
-            <w:tcMar>
-              <w:top w:type="dxa" w:w="80"/>
-              <w:left w:type="dxa" w:w="120"/>
-              <w:bottom w:type="dxa" w:w="80"/>
-              <w:right w:type="dxa" w:w="120"/>
-            </w:tcMar>
-          </w:tcPr>
-          <w:p>
-            <w:r>
-              <w:rPr>
-                <w:rFonts w:ascii="Arial" w:cs="Arial" w:eastAsia="Arial" w:hAnsi="Arial"/>
-                <w:b w:val="false"/>
-                <w:bCs w:val="false"/>
-                <w:color w:val="333333"/>
-                <w:sz w:val="20"/>
-                <w:szCs w:val="20"/>
-              </w:rPr>
-              <w:t xml:space="preserve">Paddle Reverse</w:t>
-            </w:r>
-          </w:p>
-        </w:tc>
-        <w:tc>
-          <w:tcPr>
-            <w:tcW w:type="dxa" w:w="6360"/>
-            <w:tcBorders>
-              <w:top w:val="single" w:color="CCCCCC" w:sz="1"/>
-              <w:left w:val="single" w:color="CCCCCC" w:sz="1"/>
-              <w:bottom w:val="single" w:color="CCCCCC" w:sz="1"/>
-              <w:right w:val="single" w:color="CCCCCC" w:sz="1"/>
-            </w:tcBorders>
-            <w:shd w:fill="F9F9F9" w:val="clear"/>
-            <w:tcMar>
-              <w:top w:type="dxa" w:w="80"/>
-              <w:left w:type="dxa" w:w="120"/>
-              <w:bottom w:type="dxa" w:w="80"/>
-              <w:right w:type="dxa" w:w="120"/>
-            </w:tcMar>
-          </w:tcPr>
-          <w:p>
-            <w:r>
-              <w:rPr>
-                <w:rFonts w:ascii="Arial" w:cs="Arial" w:eastAsia="Arial" w:hAnsi="Arial"/>
-                <w:b w:val="false"/>
-                <w:bCs w:val="false"/>
-                <w:color w:val="333333"/>
-                <w:sz w:val="20"/>
-                <w:szCs w:val="20"/>
-              </w:rPr>
-              <w:t xml:space="preserve">Normal</w:t>
-            </w:r>
-          </w:p>
-        </w:tc>
-      </w:tr>
-      <w:tr>
-        <w:tc>
-          <w:tcPr>
-            <w:tcW w:type="dxa" w:w="3000"/>
-            <w:tcBorders>
-              <w:top w:val="single" w:color="CCCCCC" w:sz="1"/>
-              <w:left w:val="single" w:color="CCCCCC" w:sz="1"/>
-              <w:bottom w:val="single" w:color="CCCCCC" w:sz="1"/>
-              <w:right w:val="single" w:color="CCCCCC" w:sz="1"/>
-            </w:tcBorders>
-            <w:shd w:fill="F9F9F9" w:val="clear"/>
-            <w:tcMar>
-              <w:top w:type="dxa" w:w="80"/>
-              <w:left w:type="dxa" w:w="120"/>
-              <w:bottom w:type="dxa" w:w="80"/>
-              <w:right w:type="dxa" w:w="120"/>
-            </w:tcMar>
-          </w:tcPr>
-          <w:p>
-            <w:r>
-              <w:rPr>
-                <w:rFonts w:ascii="Arial" w:cs="Arial" w:eastAsia="Arial" w:hAnsi="Arial"/>
-                <w:b w:val="false"/>
-                <w:bCs w:val="false"/>
-                <w:color w:val="333333"/>
-                <w:sz w:val="20"/>
-                <w:szCs w:val="20"/>
-              </w:rPr>
-              <w:t xml:space="preserve">WiFi Channel</w:t>
-            </w:r>
-          </w:p>
-        </w:tc>
-        <w:tc>
-          <w:tcPr>
-            <w:tcW w:type="dxa" w:w="6360"/>
-            <w:tcBorders>
-              <w:top w:val="single" w:color="CCCCCC" w:sz="1"/>
-              <w:left w:val="single" w:color="CCCCCC" w:sz="1"/>
-              <w:bottom w:val="single" w:color="CCCCCC" w:sz="1"/>
-              <w:right w:val="single" w:color="CCCCCC" w:sz="1"/>
-            </w:tcBorders>
-            <w:shd w:fill="F9F9F9" w:val="clear"/>
-            <w:tcMar>
-              <w:top w:type="dxa" w:w="80"/>
-              <w:left w:type="dxa" w:w="120"/>
-              <w:bottom w:type="dxa" w:w="80"/>
-              <w:right w:type="dxa" w:w="120"/>
-            </w:tcMar>
-          </w:tcPr>
-          <w:p>
-            <w:r>
-              <w:rPr>
-                <w:rFonts w:ascii="Arial" w:cs="Arial" w:eastAsia="Arial" w:hAnsi="Arial"/>
-                <w:b w:val="false"/>
-                <w:bCs w:val="false"/>
-                <w:color w:val="333333"/>
-                <w:sz w:val="20"/>
-                <w:szCs w:val="20"/>
-              </w:rPr>
-              <w:t xml:space="preserve">1</w:t>
-            </w:r>
-          </w:p>
-        </w:tc>
-      </w:tr>
-      <w:tr>
-        <w:tc>
-          <w:tcPr>
-            <w:tcW w:type="dxa" w:w="3000"/>
-            <w:tcBorders>
-              <w:top w:val="single" w:color="CCCCCC" w:sz="1"/>
-              <w:left w:val="single" w:color="CCCCCC" w:sz="1"/>
-              <w:bottom w:val="single" w:color="CCCCCC" w:sz="1"/>
-              <w:right w:val="single" w:color="CCCCCC" w:sz="1"/>
-            </w:tcBorders>
-            <w:shd w:fill="F9F9F9" w:val="clear"/>
-            <w:tcMar>
-              <w:top w:type="dxa" w:w="80"/>
-              <w:left w:type="dxa" w:w="120"/>
-              <w:bottom w:type="dxa" w:w="80"/>
-              <w:right w:type="dxa" w:w="120"/>
-            </w:tcMar>
-          </w:tcPr>
-          <w:p>
-            <w:r>
-              <w:rPr>
-                <w:rFonts w:ascii="Arial" w:cs="Arial" w:eastAsia="Arial" w:hAnsi="Arial"/>
-                <w:b w:val="false"/>
-                <w:bCs w:val="false"/>
-                <w:color w:val="333333"/>
-                <w:sz w:val="20"/>
-                <w:szCs w:val="20"/>
-              </w:rPr>
-              <w:t xml:space="preserve">AP SSID</w:t>
-            </w:r>
-          </w:p>
-        </w:tc>
-        <w:tc>
-          <w:tcPr>
-            <w:tcW w:type="dxa" w:w="6360"/>
-            <w:tcBorders>
-              <w:top w:val="single" w:color="CCCCCC" w:sz="1"/>
-              <w:left w:val="single" w:color="CCCCCC" w:sz="1"/>
-              <w:bottom w:val="single" w:color="CCCCCC" w:sz="1"/>
-              <w:right w:val="single" w:color="CCCCCC" w:sz="1"/>
-            </w:tcBorders>
-            <w:shd w:fill="F9F9F9" w:val="clear"/>
-            <w:tcMar>
-              <w:top w:type="dxa" w:w="80"/>
-              <w:left w:type="dxa" w:w="120"/>
-              <w:bottom w:type="dxa" w:w="80"/>
-              <w:right w:type="dxa" w:w="120"/>
-            </w:tcMar>
-          </w:tcPr>
-          <w:p>
-            <w:r>
-              <w:rPr>
-                <w:rFonts w:ascii="Arial" w:cs="Arial" w:eastAsia="Arial" w:hAnsi="Arial"/>
-                <w:b w:val="false"/>
-                <w:bCs w:val="false"/>
-                <w:color w:val="333333"/>
-                <w:sz w:val="20"/>
-                <w:szCs w:val="20"/>
-              </w:rPr>
-              <w:t xml:space="preserve">K0WLY-XXXX (unique per unit)</w:t>
-            </w:r>
-          </w:p>
-        </w:tc>
-      </w:tr>
-    </w:tbl>
-    <w:p>
-      <w:pPr>
-        <w:spacing w:after="120"/>
-      </w:pPr>
-      <w:r>
-        <w:t xml:space="preserve"/>
-      </w:r>
-    </w:p>
-    <w:p>
-      <w:pPr>
-        <w:pStyle w:val="Heading1"/>
-      </w:pPr>
-      <w:r>
-        <w:rPr>
-          <w:rFonts w:ascii="Arial" w:cs="Arial" w:eastAsia="Arial" w:hAnsi="Arial"/>
-          <w:b/>
-          <w:bCs/>
-          <w:color w:val="2E4057"/>
-          <w:sz w:val="32"/>
-          <w:szCs w:val="32"/>
-        </w:rPr>
-        <w:t xml:space="preserve">8. Firmware Information</w:t>
-      </w:r>
-    </w:p>
-    <w:tbl>
-      <w:tblPr>
-        <w:tblW w:type="dxa" w:w="9360"/>
-        <w:tblBorders>
-          <w:top w:val="single" w:color="auto" w:sz="4"/>
-          <w:left w:val="single" w:color="auto" w:sz="4"/>
-          <w:bottom w:val="single" w:color="auto" w:sz="4"/>
-          <w:right w:val="single" w:color="auto" w:sz="4"/>
-          <w:insideH w:val="single" w:color="auto" w:sz="4"/>
-          <w:insideV w:val="single" w:color="auto" w:sz="4"/>
-        </w:tblBorders>
-      </w:tblPr>
-      <w:tblGrid>
-        <w:gridCol w:w="3000"/>
-        <w:gridCol w:w="6360"/>
-      </w:tblGrid>
-      <w:tr>
-        <w:tc>
-          <w:tcPr>
-            <w:tcW w:type="dxa" w:w="3000"/>
-            <w:tcBorders>
-              <w:top w:val="single" w:color="CCCCCC" w:sz="1"/>
-              <w:left w:val="single" w:color="CCCCCC" w:sz="1"/>
-              <w:bottom w:val="single" w:color="CCCCCC" w:sz="1"/>
-              <w:right w:val="single" w:color="CCCCCC" w:sz="1"/>
-            </w:tcBorders>
-            <w:shd w:fill="048A81" w:val="clear"/>
-            <w:tcMar>
-              <w:top w:type="dxa" w:w="80"/>
-              <w:left w:type="dxa" w:w="120"/>
-              <w:bottom w:type="dxa" w:w="80"/>
-              <w:right w:type="dxa" w:w="120"/>
-            </w:tcMar>
-          </w:tcPr>
-          <w:p>
-            <w:r>
-              <w:rPr>
-                <w:rFonts w:ascii="Arial" w:cs="Arial" w:eastAsia="Arial" w:hAnsi="Arial"/>
-                <w:b/>
-                <w:bCs/>
-                <w:color w:val="FFFFFF"/>
-                <w:sz w:val="20"/>
-                <w:szCs w:val="20"/>
-              </w:rPr>
-              <w:t xml:space="preserve">Item</w:t>
-            </w:r>
-          </w:p>
-        </w:tc>
-        <w:tc>
-          <w:tcPr>
-            <w:tcW w:type="dxa" w:w="6360"/>
-            <w:tcBorders>
-              <w:top w:val="single" w:color="CCCCCC" w:sz="1"/>
-              <w:left w:val="single" w:color="CCCCCC" w:sz="1"/>
-              <w:bottom w:val="single" w:color="CCCCCC" w:sz="1"/>
-              <w:right w:val="single" w:color="CCCCCC" w:sz="1"/>
-            </w:tcBorders>
-            <w:shd w:fill="048A81" w:val="clear"/>
-            <w:tcMar>
-              <w:top w:type="dxa" w:w="80"/>
-              <w:left w:type="dxa" w:w="120"/>
-              <w:bottom w:type="dxa" w:w="80"/>
-              <w:right w:type="dxa" w:w="120"/>
-            </w:tcMar>
-          </w:tcPr>
-          <w:p>
-            <w:r>
-              <w:rPr>
-                <w:rFonts w:ascii="Arial" w:cs="Arial" w:eastAsia="Arial" w:hAnsi="Arial"/>
-                <w:b/>
-                <w:bCs/>
-                <w:color w:val="FFFFFF"/>
-                <w:sz w:val="20"/>
-                <w:szCs w:val="20"/>
-              </w:rPr>
-              <w:t xml:space="preserve">Details</w:t>
-            </w:r>
-          </w:p>
-        </w:tc>
-      </w:tr>
-      <w:tr>
-        <w:tc>
-          <w:tcPr>
-            <w:tcW w:type="dxa" w:w="3000"/>
-            <w:tcBorders>
-              <w:top w:val="single" w:color="CCCCCC" w:sz="1"/>
-              <w:left w:val="single" w:color="CCCCCC" w:sz="1"/>
-              <w:bottom w:val="single" w:color="CCCCCC" w:sz="1"/>
-              <w:right w:val="single" w:color="CCCCCC" w:sz="1"/>
-            </w:tcBorders>
-            <w:shd w:fill="F9F9F9" w:val="clear"/>
-            <w:tcMar>
-              <w:top w:type="dxa" w:w="80"/>
-              <w:left w:type="dxa" w:w="120"/>
-              <w:bottom w:type="dxa" w:w="80"/>
-              <w:right w:type="dxa" w:w="120"/>
-            </w:tcMar>
-          </w:tcPr>
-          <w:p>
-            <w:r>
-              <w:rPr>
-                <w:rFonts w:ascii="Arial" w:cs="Arial" w:eastAsia="Arial" w:hAnsi="Arial"/>
-                <w:b w:val="false"/>
-                <w:bCs w:val="false"/>
-                <w:color w:val="333333"/>
-                <w:sz w:val="20"/>
-                <w:szCs w:val="20"/>
-              </w:rPr>
-              <w:t xml:space="preserve">Platform</w:t>
-            </w:r>
-          </w:p>
-        </w:tc>
-        <w:tc>
-          <w:tcPr>
-            <w:tcW w:type="dxa" w:w="6360"/>
-            <w:tcBorders>
-              <w:top w:val="single" w:color="CCCCCC" w:sz="1"/>
-              <w:left w:val="single" w:color="CCCCCC" w:sz="1"/>
-              <w:bottom w:val="single" w:color="CCCCCC" w:sz="1"/>
-              <w:right w:val="single" w:color="CCCCCC" w:sz="1"/>
-            </w:tcBorders>
-            <w:shd w:fill="F9F9F9" w:val="clear"/>
-            <w:tcMar>
-              <w:top w:type="dxa" w:w="80"/>
-              <w:left w:type="dxa" w:w="120"/>
-              <w:bottom w:type="dxa" w:w="80"/>
-              <w:right w:type="dxa" w:w="120"/>
-            </w:tcMar>
-          </w:tcPr>
-          <w:p>
-            <w:r>
-              <w:rPr>
-                <w:rFonts w:ascii="Arial" w:cs="Arial" w:eastAsia="Arial" w:hAnsi="Arial"/>
-                <w:b w:val="false"/>
-                <w:bCs w:val="false"/>
-                <w:color w:val="333333"/>
-                <w:sz w:val="20"/>
-                <w:szCs w:val="20"/>
-              </w:rPr>
-              <w:t xml:space="preserve">ESP32-S3 (LilyGO T-Display S3 AMOLED)</w:t>
-            </w:r>
-          </w:p>
-        </w:tc>
-      </w:tr>
-      <w:tr>
-        <w:tc>
-          <w:tcPr>
-            <w:tcW w:type="dxa" w:w="3000"/>
-            <w:tcBorders>
-              <w:top w:val="single" w:color="CCCCCC" w:sz="1"/>
-              <w:left w:val="single" w:color="CCCCCC" w:sz="1"/>
-              <w:bottom w:val="single" w:color="CCCCCC" w:sz="1"/>
-              <w:right w:val="single" w:color="CCCCCC" w:sz="1"/>
-            </w:tcBorders>
-            <w:shd w:fill="F9F9F9" w:val="clear"/>
-            <w:tcMar>
-              <w:top w:type="dxa" w:w="80"/>
-              <w:left w:type="dxa" w:w="120"/>
-              <w:bottom w:type="dxa" w:w="80"/>
-              <w:right w:type="dxa" w:w="120"/>
-            </w:tcMar>
-          </w:tcPr>
-          <w:p>
-            <w:r>
-              <w:rPr>
-                <w:rFonts w:ascii="Arial" w:cs="Arial" w:eastAsia="Arial" w:hAnsi="Arial"/>
-                <w:b w:val="false"/>
-                <w:bCs w:val="false"/>
-                <w:color w:val="333333"/>
-                <w:sz w:val="20"/>
-                <w:szCs w:val="20"/>
-              </w:rPr>
-              <w:t xml:space="preserve">Framework</w:t>
-            </w:r>
-          </w:p>
-        </w:tc>
-        <w:tc>
-          <w:tcPr>
-            <w:tcW w:type="dxa" w:w="6360"/>
-            <w:tcBorders>
-              <w:top w:val="single" w:color="CCCCCC" w:sz="1"/>
-              <w:left w:val="single" w:color="CCCCCC" w:sz="1"/>
-              <w:bottom w:val="single" w:color="CCCCCC" w:sz="1"/>
-              <w:right w:val="single" w:color="CCCCCC" w:sz="1"/>
-            </w:tcBorders>
-            <w:shd w:fill="F9F9F9" w:val="clear"/>
-            <w:tcMar>
-              <w:top w:type="dxa" w:w="80"/>
-              <w:left w:type="dxa" w:w="120"/>
-              <w:bottom w:type="dxa" w:w="80"/>
-              <w:right w:type="dxa" w:w="120"/>
-            </w:tcMar>
-          </w:tcPr>
-          <w:p>
-            <w:r>
-              <w:rPr>
-                <w:rFonts w:ascii="Arial" w:cs="Arial" w:eastAsia="Arial" w:hAnsi="Arial"/>
-                <w:b w:val="false"/>
-                <w:bCs w:val="false"/>
-                <w:color w:val="333333"/>
-                <w:sz w:val="20"/>
-                <w:szCs w:val="20"/>
-              </w:rPr>
-              <w:t xml:space="preserve">Arduino via PlatformIO</w:t>
-            </w:r>
-          </w:p>
-        </w:tc>
-      </w:tr>
-      <w:tr>
-        <w:tc>
-          <w:tcPr>
-            <w:tcW w:type="dxa" w:w="3000"/>
-            <w:tcBorders>
-              <w:top w:val="single" w:color="CCCCCC" w:sz="1"/>
-              <w:left w:val="single" w:color="CCCCCC" w:sz="1"/>
-              <w:bottom w:val="single" w:color="CCCCCC" w:sz="1"/>
-              <w:right w:val="single" w:color="CCCCCC" w:sz="1"/>
-            </w:tcBorders>
-            <w:shd w:fill="F9F9F9" w:val="clear"/>
-            <w:tcMar>
-              <w:top w:type="dxa" w:w="80"/>
-              <w:left w:type="dxa" w:w="120"/>
-              <w:bottom w:type="dxa" w:w="80"/>
-              <w:right w:type="dxa" w:w="120"/>
-            </w:tcMar>
-          </w:tcPr>
-          <w:p>
-            <w:r>
-              <w:rPr>
-                <w:rFonts w:ascii="Arial" w:cs="Arial" w:eastAsia="Arial" w:hAnsi="Arial"/>
-                <w:b w:val="false"/>
-                <w:bCs w:val="false"/>
-                <w:color w:val="333333"/>
-                <w:sz w:val="20"/>
-                <w:szCs w:val="20"/>
-              </w:rPr>
-              <w:t xml:space="preserve">Board Definition</w:t>
-            </w:r>
-          </w:p>
-        </w:tc>
-        <w:tc>
-          <w:tcPr>
-            <w:tcW w:type="dxa" w:w="6360"/>
-            <w:tcBorders>
-              <w:top w:val="single" w:color="CCCCCC" w:sz="1"/>
-              <w:left w:val="single" w:color="CCCCCC" w:sz="1"/>
-              <w:bottom w:val="single" w:color="CCCCCC" w:sz="1"/>
-              <w:right w:val="single" w:color="CCCCCC" w:sz="1"/>
-            </w:tcBorders>
-            <w:shd w:fill="F9F9F9" w:val="clear"/>
-            <w:tcMar>
-              <w:top w:type="dxa" w:w="80"/>
-              <w:left w:type="dxa" w:w="120"/>
-              <w:bottom w:type="dxa" w:w="80"/>
-              <w:right w:type="dxa" w:w="120"/>
-            </w:tcMar>
-          </w:tcPr>
-          <w:p>
-            <w:r>
-              <w:rPr>
-                <w:rFonts w:ascii="Arial" w:cs="Arial" w:eastAsia="Arial" w:hAnsi="Arial"/>
-                <w:b w:val="false"/>
-                <w:bCs w:val="false"/>
-                <w:color w:val="333333"/>
-                <w:sz w:val="20"/>
-                <w:szCs w:val="20"/>
-              </w:rPr>
-              <w:t xml:space="preserve">lilygo-t-amoled (custom boards/ folder)</w:t>
-            </w:r>
-          </w:p>
-        </w:tc>
-      </w:tr>
-      <w:tr>
-        <w:tc>
-          <w:tcPr>
-            <w:tcW w:type="dxa" w:w="3000"/>
-            <w:tcBorders>
-              <w:top w:val="single" w:color="CCCCCC" w:sz="1"/>
-              <w:left w:val="single" w:color="CCCCCC" w:sz="1"/>
-              <w:bottom w:val="single" w:color="CCCCCC" w:sz="1"/>
-              <w:right w:val="single" w:color="CCCCCC" w:sz="1"/>
-            </w:tcBorders>
-            <w:shd w:fill="F9F9F9" w:val="clear"/>
-            <w:tcMar>
-              <w:top w:type="dxa" w:w="80"/>
-              <w:left w:type="dxa" w:w="120"/>
-              <w:bottom w:type="dxa" w:w="80"/>
-              <w:right w:type="dxa" w:w="120"/>
-            </w:tcMar>
-          </w:tcPr>
-          <w:p>
-            <w:r>
-              <w:rPr>
-                <w:rFonts w:ascii="Arial" w:cs="Arial" w:eastAsia="Arial" w:hAnsi="Arial"/>
-                <w:b w:val="false"/>
-                <w:bCs w:val="false"/>
-                <w:color w:val="333333"/>
-                <w:sz w:val="20"/>
-                <w:szCs w:val="20"/>
-              </w:rPr>
-              <w:t xml:space="preserve">Display</w:t>
-            </w:r>
-          </w:p>
-        </w:tc>
-        <w:tc>
-          <w:tcPr>
-            <w:tcW w:type="dxa" w:w="6360"/>
-            <w:tcBorders>
-              <w:top w:val="single" w:color="CCCCCC" w:sz="1"/>
-              <w:left w:val="single" w:color="CCCCCC" w:sz="1"/>
-              <w:bottom w:val="single" w:color="CCCCCC" w:sz="1"/>
-              <w:right w:val="single" w:color="CCCCCC" w:sz="1"/>
-            </w:tcBorders>
-            <w:shd w:fill="F9F9F9" w:val="clear"/>
-            <w:tcMar>
-              <w:top w:type="dxa" w:w="80"/>
-              <w:left w:type="dxa" w:w="120"/>
-              <w:bottom w:type="dxa" w:w="80"/>
-              <w:right w:type="dxa" w:w="120"/>
-            </w:tcMar>
-          </w:tcPr>
-          <w:p>
-            <w:r>
-              <w:rPr>
-                <w:rFonts w:ascii="Arial" w:cs="Arial" w:eastAsia="Arial" w:hAnsi="Arial"/>
-                <w:b w:val="false"/>
-                <w:bCs w:val="false"/>
-                <w:color w:val="333333"/>
-                <w:sz w:val="20"/>
-                <w:szCs w:val="20"/>
-              </w:rPr>
-              <w:t xml:space="preserve">RM67162 AMOLED 536×240 QSPI, frame buffer in PSRAM</w:t>
-            </w:r>
-          </w:p>
-        </w:tc>
-      </w:tr>
-      <w:tr>
-        <w:tc>
-          <w:tcPr>
-            <w:tcW w:type="dxa" w:w="3000"/>
-            <w:tcBorders>
-              <w:top w:val="single" w:color="CCCCCC" w:sz="1"/>
-              <w:left w:val="single" w:color="CCCCCC" w:sz="1"/>
-              <w:bottom w:val="single" w:color="CCCCCC" w:sz="1"/>
-              <w:right w:val="single" w:color="CCCCCC" w:sz="1"/>
-            </w:tcBorders>
-            <w:shd w:fill="F9F9F9" w:val="clear"/>
-            <w:tcMar>
-              <w:top w:type="dxa" w:w="80"/>
-              <w:left w:type="dxa" w:w="120"/>
-              <w:bottom w:type="dxa" w:w="80"/>
-              <w:right w:type="dxa" w:w="120"/>
-            </w:tcMar>
-          </w:tcPr>
-          <w:p>
-            <w:r>
-              <w:rPr>
-                <w:rFonts w:ascii="Arial" w:cs="Arial" w:eastAsia="Arial" w:hAnsi="Arial"/>
-                <w:b w:val="false"/>
-                <w:bCs w:val="false"/>
-                <w:color w:val="333333"/>
-                <w:sz w:val="20"/>
-                <w:szCs w:val="20"/>
-              </w:rPr>
-              <w:t xml:space="preserve">WiFi</w:t>
-            </w:r>
-          </w:p>
-        </w:tc>
-        <w:tc>
-          <w:tcPr>
-            <w:tcW w:type="dxa" w:w="6360"/>
-            <w:tcBorders>
-              <w:top w:val="single" w:color="CCCCCC" w:sz="1"/>
-              <w:left w:val="single" w:color="CCCCCC" w:sz="1"/>
-              <w:bottom w:val="single" w:color="CCCCCC" w:sz="1"/>
-              <w:right w:val="single" w:color="CCCCCC" w:sz="1"/>
-            </w:tcBorders>
-            <w:shd w:fill="F9F9F9" w:val="clear"/>
-            <w:tcMar>
-              <w:top w:type="dxa" w:w="80"/>
-              <w:left w:type="dxa" w:w="120"/>
-              <w:bottom w:type="dxa" w:w="80"/>
-              <w:right w:type="dxa" w:w="120"/>
-            </w:tcMar>
-          </w:tcPr>
-          <w:p>
-            <w:r>
-              <w:rPr>
-                <w:rFonts w:ascii="Arial" w:cs="Arial" w:eastAsia="Arial" w:hAnsi="Arial"/>
-                <w:b w:val="false"/>
-                <w:bCs w:val="false"/>
-                <w:color w:val="333333"/>
-                <w:sz w:val="20"/>
-                <w:szCs w:val="20"/>
-              </w:rPr>
-              <w:t xml:space="preserve">AP+STA: ESPAsyncWebServer (AP) + ESP-NOW (peer)</w:t>
-            </w:r>
-          </w:p>
-        </w:tc>
-      </w:tr>
-      <w:tr>
-        <w:tc>
-          <w:tcPr>
-            <w:tcW w:type="dxa" w:w="3000"/>
-            <w:tcBorders>
-              <w:top w:val="single" w:color="CCCCCC" w:sz="1"/>
-              <w:left w:val="single" w:color="CCCCCC" w:sz="1"/>
-              <w:bottom w:val="single" w:color="CCCCCC" w:sz="1"/>
-              <w:right w:val="single" w:color="CCCCCC" w:sz="1"/>
-            </w:tcBorders>
-            <w:shd w:fill="F9F9F9" w:val="clear"/>
-            <w:tcMar>
-              <w:top w:type="dxa" w:w="80"/>
-              <w:left w:type="dxa" w:w="120"/>
-              <w:bottom w:type="dxa" w:w="80"/>
-              <w:right w:type="dxa" w:w="120"/>
-            </w:tcMar>
-          </w:tcPr>
-          <w:p>
-            <w:r>
-              <w:rPr>
-                <w:rFonts w:ascii="Arial" w:cs="Arial" w:eastAsia="Arial" w:hAnsi="Arial"/>
-                <w:b w:val="false"/>
-                <w:bCs w:val="false"/>
-                <w:color w:val="333333"/>
-                <w:sz w:val="20"/>
-                <w:szCs w:val="20"/>
-              </w:rPr>
-              <w:t xml:space="preserve">File Storage</w:t>
-            </w:r>
-          </w:p>
-        </w:tc>
-        <w:tc>
-          <w:tcPr>
-            <w:tcW w:type="dxa" w:w="6360"/>
-            <w:tcBorders>
-              <w:top w:val="single" w:color="CCCCCC" w:sz="1"/>
-              <w:left w:val="single" w:color="CCCCCC" w:sz="1"/>
-              <w:bottom w:val="single" w:color="CCCCCC" w:sz="1"/>
-              <w:right w:val="single" w:color="CCCCCC" w:sz="1"/>
-            </w:tcBorders>
-            <w:shd w:fill="F9F9F9" w:val="clear"/>
-            <w:tcMar>
-              <w:top w:type="dxa" w:w="80"/>
-              <w:left w:type="dxa" w:w="120"/>
-              <w:bottom w:type="dxa" w:w="80"/>
-              <w:right w:type="dxa" w:w="120"/>
-            </w:tcMar>
-          </w:tcPr>
-          <w:p>
-            <w:r>
-              <w:rPr>
-                <w:rFonts w:ascii="Arial" w:cs="Arial" w:eastAsia="Arial" w:hAnsi="Arial"/>
-                <w:b w:val="false"/>
-                <w:bCs w:val="false"/>
-                <w:color w:val="333333"/>
-                <w:sz w:val="20"/>
-                <w:szCs w:val="20"/>
-              </w:rPr>
-              <w:t xml:space="preserve">LittleFS on internal flash</w:t>
-            </w:r>
-          </w:p>
-        </w:tc>
-      </w:tr>
-      <w:tr>
-        <w:tc>
-          <w:tcPr>
-            <w:tcW w:type="dxa" w:w="3000"/>
-            <w:tcBorders>
-              <w:top w:val="single" w:color="CCCCCC" w:sz="1"/>
-              <w:left w:val="single" w:color="CCCCCC" w:sz="1"/>
-              <w:bottom w:val="single" w:color="CCCCCC" w:sz="1"/>
-              <w:right w:val="single" w:color="CCCCCC" w:sz="1"/>
-            </w:tcBorders>
-            <w:shd w:fill="F9F9F9" w:val="clear"/>
-            <w:tcMar>
-              <w:top w:type="dxa" w:w="80"/>
-              <w:left w:type="dxa" w:w="120"/>
-              <w:bottom w:type="dxa" w:w="80"/>
-              <w:right w:type="dxa" w:w="120"/>
-            </w:tcMar>
-          </w:tcPr>
-          <w:p>
-            <w:r>
-              <w:rPr>
-                <w:rFonts w:ascii="Arial" w:cs="Arial" w:eastAsia="Arial" w:hAnsi="Arial"/>
-                <w:b w:val="false"/>
-                <w:bCs w:val="false"/>
-                <w:color w:val="333333"/>
-                <w:sz w:val="20"/>
-                <w:szCs w:val="20"/>
-              </w:rPr>
-              <w:t xml:space="preserve">Keyer Task</w:t>
-            </w:r>
-          </w:p>
-        </w:tc>
-        <w:tc>
-          <w:tcPr>
-            <w:tcW w:type="dxa" w:w="6360"/>
-            <w:tcBorders>
-              <w:top w:val="single" w:color="CCCCCC" w:sz="1"/>
-              <w:left w:val="single" w:color="CCCCCC" w:sz="1"/>
-              <w:bottom w:val="single" w:color="CCCCCC" w:sz="1"/>
-              <w:right w:val="single" w:color="CCCCCC" w:sz="1"/>
-            </w:tcBorders>
-            <w:shd w:fill="F9F9F9" w:val="clear"/>
-            <w:tcMar>
-              <w:top w:type="dxa" w:w="80"/>
-              <w:left w:type="dxa" w:w="120"/>
-              <w:bottom w:type="dxa" w:w="80"/>
-              <w:right w:type="dxa" w:w="120"/>
-            </w:tcMar>
-          </w:tcPr>
-          <w:p>
-            <w:r>
-              <w:rPr>
-                <w:rFonts w:ascii="Arial" w:cs="Arial" w:eastAsia="Arial" w:hAnsi="Arial"/>
-                <w:b w:val="false"/>
-                <w:bCs w:val="false"/>
-                <w:color w:val="333333"/>
-                <w:sz w:val="20"/>
-                <w:szCs w:val="20"/>
-              </w:rPr>
-              <w:t xml:space="preserve">FreeRTOS Core 1, 1ms resolution</w:t>
-            </w:r>
-          </w:p>
-        </w:tc>
-      </w:tr>
-      <w:tr>
-        <w:tc>
-          <w:tcPr>
-            <w:tcW w:type="dxa" w:w="3000"/>
-            <w:tcBorders>
-              <w:top w:val="single" w:color="CCCCCC" w:sz="1"/>
-              <w:left w:val="single" w:color="CCCCCC" w:sz="1"/>
-              <w:bottom w:val="single" w:color="CCCCCC" w:sz="1"/>
-              <w:right w:val="single" w:color="CCCCCC" w:sz="1"/>
-            </w:tcBorders>
-            <w:shd w:fill="F9F9F9" w:val="clear"/>
-            <w:tcMar>
-              <w:top w:type="dxa" w:w="80"/>
-              <w:left w:type="dxa" w:w="120"/>
-              <w:bottom w:type="dxa" w:w="80"/>
-              <w:right w:type="dxa" w:w="120"/>
-            </w:tcMar>
-          </w:tcPr>
-          <w:p>
-            <w:r>
-              <w:rPr>
-                <w:rFonts w:ascii="Arial" w:cs="Arial" w:eastAsia="Arial" w:hAnsi="Arial"/>
-                <w:b w:val="false"/>
-                <w:bCs w:val="false"/>
-                <w:color w:val="333333"/>
-                <w:sz w:val="20"/>
-                <w:szCs w:val="20"/>
-              </w:rPr>
-              <w:t xml:space="preserve">WiFi/Display/Web</w:t>
-            </w:r>
-          </w:p>
-        </w:tc>
-        <w:tc>
-          <w:tcPr>
-            <w:tcW w:type="dxa" w:w="6360"/>
-            <w:tcBorders>
-              <w:top w:val="single" w:color="CCCCCC" w:sz="1"/>
-              <w:left w:val="single" w:color="CCCCCC" w:sz="1"/>
-              <w:bottom w:val="single" w:color="CCCCCC" w:sz="1"/>
-              <w:right w:val="single" w:color="CCCCCC" w:sz="1"/>
-            </w:tcBorders>
-            <w:shd w:fill="F9F9F9" w:val="clear"/>
-            <w:tcMar>
-              <w:top w:type="dxa" w:w="80"/>
-              <w:left w:type="dxa" w:w="120"/>
-              <w:bottom w:type="dxa" w:w="80"/>
-              <w:right w:type="dxa" w:w="120"/>
-            </w:tcMar>
-          </w:tcPr>
-          <w:p>
-            <w:r>
-              <w:rPr>
-                <w:rFonts w:ascii="Arial" w:cs="Arial" w:eastAsia="Arial" w:hAnsi="Arial"/>
-                <w:b w:val="false"/>
-                <w:bCs w:val="false"/>
-                <w:color w:val="333333"/>
-                <w:sz w:val="20"/>
-                <w:szCs w:val="20"/>
-              </w:rPr>
-              <w:t xml:space="preserve">Core 0</w:t>
-            </w:r>
-          </w:p>
-        </w:tc>
-      </w:tr>
-      <w:tr>
-        <w:tc>
-          <w:tcPr>
-            <w:tcW w:type="dxa" w:w="3000"/>
-            <w:tcBorders>
-              <w:top w:val="single" w:color="CCCCCC" w:sz="1"/>
-              <w:left w:val="single" w:color="CCCCCC" w:sz="1"/>
-              <w:bottom w:val="single" w:color="CCCCCC" w:sz="1"/>
-              <w:right w:val="single" w:color="CCCCCC" w:sz="1"/>
-            </w:tcBorders>
-            <w:shd w:fill="F9F9F9" w:val="clear"/>
-            <w:tcMar>
-              <w:top w:type="dxa" w:w="80"/>
-              <w:left w:type="dxa" w:w="120"/>
-              <w:bottom w:type="dxa" w:w="80"/>
-              <w:right w:type="dxa" w:w="120"/>
-            </w:tcMar>
-          </w:tcPr>
-          <w:p>
-            <w:r>
-              <w:rPr>
-                <w:rFonts w:ascii="Arial" w:cs="Arial" w:eastAsia="Arial" w:hAnsi="Arial"/>
-                <w:b w:val="false"/>
-                <w:bCs w:val="false"/>
-                <w:color w:val="333333"/>
-                <w:sz w:val="20"/>
-                <w:szCs w:val="20"/>
-              </w:rPr>
-              <w:t xml:space="preserve">CW Standard</w:t>
-            </w:r>
-          </w:p>
-        </w:tc>
-        <w:tc>
-          <w:tcPr>
-            <w:tcW w:type="dxa" w:w="6360"/>
-            <w:tcBorders>
-              <w:top w:val="single" w:color="CCCCCC" w:sz="1"/>
-              <w:left w:val="single" w:color="CCCCCC" w:sz="1"/>
-              <w:bottom w:val="single" w:color="CCCCCC" w:sz="1"/>
-              <w:right w:val="single" w:color="CCCCCC" w:sz="1"/>
-            </w:tcBorders>
-            <w:shd w:fill="F9F9F9" w:val="clear"/>
-            <w:tcMar>
-              <w:top w:type="dxa" w:w="80"/>
-              <w:left w:type="dxa" w:w="120"/>
-              <w:bottom w:type="dxa" w:w="80"/>
-              <w:right w:type="dxa" w:w="120"/>
-            </w:tcMar>
-          </w:tcPr>
-          <w:p>
-            <w:r>
-              <w:rPr>
-                <w:rFonts w:ascii="Arial" w:cs="Arial" w:eastAsia="Arial" w:hAnsi="Arial"/>
-                <w:b w:val="false"/>
-                <w:bCs w:val="false"/>
-                <w:color w:val="333333"/>
-                <w:sz w:val="20"/>
-                <w:szCs w:val="20"/>
-              </w:rPr>
-              <w:t xml:space="preserve">PARIS (ITU-R M.1677-1)</w:t>
-            </w:r>
-          </w:p>
-        </w:tc>
-      </w:tr>
-      <w:tr>
-        <w:tc>
-          <w:tcPr>
-            <w:tcW w:type="dxa" w:w="3000"/>
-            <w:tcBorders>
-              <w:top w:val="single" w:color="CCCCCC" w:sz="1"/>
-              <w:left w:val="single" w:color="CCCCCC" w:sz="1"/>
-              <w:bottom w:val="single" w:color="CCCCCC" w:sz="1"/>
-              <w:right w:val="single" w:color="CCCCCC" w:sz="1"/>
-            </w:tcBorders>
-            <w:shd w:fill="F9F9F9" w:val="clear"/>
-            <w:tcMar>
-              <w:top w:type="dxa" w:w="80"/>
-              <w:left w:type="dxa" w:w="120"/>
-              <w:bottom w:type="dxa" w:w="80"/>
-              <w:right w:type="dxa" w:w="120"/>
-            </w:tcMar>
-          </w:tcPr>
-          <w:p>
-            <w:r>
-              <w:rPr>
-                <w:rFonts w:ascii="Arial" w:cs="Arial" w:eastAsia="Arial" w:hAnsi="Arial"/>
-                <w:b w:val="false"/>
-                <w:bCs w:val="false"/>
-                <w:color w:val="333333"/>
-                <w:sz w:val="20"/>
-                <w:szCs w:val="20"/>
-              </w:rPr>
-              <w:t xml:space="preserve">License</w:t>
-            </w:r>
-          </w:p>
-        </w:tc>
-        <w:tc>
-          <w:tcPr>
-            <w:tcW w:type="dxa" w:w="6360"/>
-            <w:tcBorders>
-              <w:top w:val="single" w:color="CCCCCC" w:sz="1"/>
-              <w:left w:val="single" w:color="CCCCCC" w:sz="1"/>
-              <w:bottom w:val="single" w:color="CCCCCC" w:sz="1"/>
-              <w:right w:val="single" w:color="CCCCCC" w:sz="1"/>
-            </w:tcBorders>
-            <w:shd w:fill="F9F9F9" w:val="clear"/>
-            <w:tcMar>
-              <w:top w:type="dxa" w:w="80"/>
-              <w:left w:type="dxa" w:w="120"/>
-              <w:bottom w:type="dxa" w:w="80"/>
-              <w:right w:type="dxa" w:w="120"/>
-            </w:tcMar>
-          </w:tcPr>
-          <w:p>
-            <w:r>
-              <w:rPr>
-                <w:rFonts w:ascii="Arial" w:cs="Arial" w:eastAsia="Arial" w:hAnsi="Arial"/>
-                <w:b w:val="false"/>
-                <w:bCs w:val="false"/>
-                <w:color w:val="333333"/>
-                <w:sz w:val="20"/>
-                <w:szCs w:val="20"/>
-              </w:rPr>
-              <w:t xml:space="preserve">CERN-OHL-W v2 / CC BY 4.0</w:t>
-            </w:r>
-          </w:p>
-        </w:tc>
-      </w:tr>
-    </w:tbl>
-    <w:p>
-      <w:pPr>
-        <w:spacing w:after="120"/>
-      </w:pPr>
-      <w:r>
-        <w:t xml:space="preserve"/>
-      </w:r>
-    </w:p>
-    <w:p>
-      <w:pPr>
-        <w:pStyle w:val="Heading1"/>
-      </w:pPr>
-      <w:r>
-        <w:rPr>
-          <w:rFonts w:ascii="Arial" w:cs="Arial" w:eastAsia="Arial" w:hAnsi="Arial"/>
-          <w:b/>
-          <w:bCs/>
-          <w:color w:val="2E4057"/>
-          <w:sz w:val="32"/>
-          <w:szCs w:val="32"/>
-        </w:rPr>
-        <w:t xml:space="preserve">9. Troubleshooting</w:t>
-      </w:r>
-    </w:p>
-    <w:tbl>
-      <w:tblPr>
-        <w:tblW w:type="dxa" w:w="9360"/>
-        <w:tblBorders>
-          <w:top w:val="single" w:color="auto" w:sz="4"/>
-          <w:left w:val="single" w:color="auto" w:sz="4"/>
-          <w:bottom w:val="single" w:color="auto" w:sz="4"/>
-          <w:right w:val="single" w:color="auto" w:sz="4"/>
-          <w:insideH w:val="single" w:color="auto" w:sz="4"/>
-          <w:insideV w:val="single" w:color="auto" w:sz="4"/>
-        </w:tblBorders>
-      </w:tblPr>
-      <w:tblGrid>
-        <w:gridCol w:w="3120"/>
-        <w:gridCol w:w="3120"/>
-        <w:gridCol w:w="3120"/>
-      </w:tblGrid>
-      <w:tr>
-        <w:tc>
-          <w:tcPr>
-            <w:tcW w:type="dxa" w:w="3120"/>
-            <w:tcBorders>
-              <w:top w:val="single" w:color="CCCCCC" w:sz="1"/>
-              <w:left w:val="single" w:color="CCCCCC" w:sz="1"/>
-              <w:bottom w:val="single" w:color="CCCCCC" w:sz="1"/>
-              <w:right w:val="single" w:color="CCCCCC" w:sz="1"/>
-            </w:tcBorders>
-            <w:shd w:fill="2E4057" w:val="clear"/>
-            <w:tcMar>
-              <w:top w:type="dxa" w:w="80"/>
-              <w:left w:type="dxa" w:w="120"/>
-              <w:bottom w:type="dxa" w:w="80"/>
-              <w:right w:type="dxa" w:w="120"/>
-            </w:tcMar>
-          </w:tcPr>
-          <w:p>
-            <w:r>
-              <w:rPr>
-                <w:rFonts w:ascii="Arial" w:cs="Arial" w:eastAsia="Arial" w:hAnsi="Arial"/>
-                <w:b/>
-                <w:bCs/>
-                <w:color w:val="FFFFFF"/>
-                <w:sz w:val="20"/>
-                <w:szCs w:val="20"/>
-              </w:rPr>
-              <w:t xml:space="preserve">Symptom</w:t>
-            </w:r>
-          </w:p>
-        </w:tc>
-        <w:tc>
-          <w:tcPr>
-            <w:tcW w:type="dxa" w:w="3120"/>
-            <w:tcBorders>
-              <w:top w:val="single" w:color="CCCCCC" w:sz="1"/>
-              <w:left w:val="single" w:color="CCCCCC" w:sz="1"/>
-              <w:bottom w:val="single" w:color="CCCCCC" w:sz="1"/>
-              <w:right w:val="single" w:color="CCCCCC" w:sz="1"/>
-            </w:tcBorders>
-            <w:shd w:fill="2E4057" w:val="clear"/>
-            <w:tcMar>
-              <w:top w:type="dxa" w:w="80"/>
-              <w:left w:type="dxa" w:w="120"/>
-              <w:bottom w:type="dxa" w:w="80"/>
-              <w:right w:type="dxa" w:w="120"/>
-            </w:tcMar>
-          </w:tcPr>
-          <w:p>
-            <w:r>
-              <w:rPr>
-                <w:rFonts w:ascii="Arial" w:cs="Arial" w:eastAsia="Arial" w:hAnsi="Arial"/>
-                <w:b/>
-                <w:bCs/>
-                <w:color w:val="FFFFFF"/>
-                <w:sz w:val="20"/>
-                <w:szCs w:val="20"/>
-              </w:rPr>
-              <w:t xml:space="preserve">Likely Cause</w:t>
-            </w:r>
-          </w:p>
-        </w:tc>
-        <w:tc>
-          <w:tcPr>
-            <w:tcW w:type="dxa" w:w="3120"/>
-            <w:tcBorders>
-              <w:top w:val="single" w:color="CCCCCC" w:sz="1"/>
-              <w:left w:val="single" w:color="CCCCCC" w:sz="1"/>
-              <w:bottom w:val="single" w:color="CCCCCC" w:sz="1"/>
-              <w:right w:val="single" w:color="CCCCCC" w:sz="1"/>
-            </w:tcBorders>
-            <w:shd w:fill="2E4057" w:val="clear"/>
-            <w:tcMar>
-              <w:top w:type="dxa" w:w="80"/>
-              <w:left w:type="dxa" w:w="120"/>
-              <w:bottom w:type="dxa" w:w="80"/>
-              <w:right w:type="dxa" w:w="120"/>
-            </w:tcMar>
-          </w:tcPr>
-          <w:p>
-            <w:r>
-              <w:rPr>
-                <w:rFonts w:ascii="Arial" w:cs="Arial" w:eastAsia="Arial" w:hAnsi="Arial"/>
-                <w:b/>
-                <w:bCs/>
-                <w:color w:val="FFFFFF"/>
-                <w:sz w:val="20"/>
-                <w:szCs w:val="20"/>
-              </w:rPr>
-              <w:t xml:space="preserve">Fix</w:t>
-            </w:r>
-          </w:p>
-        </w:tc>
-      </w:tr>
-      <w:tr>
-        <w:tc>
-          <w:tcPr>
-            <w:tcW w:type="dxa" w:w="3120"/>
-            <w:tcBorders>
-              <w:top w:val="single" w:color="CCCCCC" w:sz="1"/>
-              <w:left w:val="single" w:color="CCCCCC" w:sz="1"/>
-              <w:bottom w:val="single" w:color="CCCCCC" w:sz="1"/>
-              <w:right w:val="single" w:color="CCCCCC" w:sz="1"/>
-            </w:tcBorders>
-            <w:shd w:fill="F5F5F5" w:val="clear"/>
-            <w:tcMar>
-              <w:top w:type="dxa" w:w="80"/>
-              <w:left w:type="dxa" w:w="120"/>
-              <w:bottom w:type="dxa" w:w="80"/>
-              <w:right w:type="dxa" w:w="120"/>
-            </w:tcMar>
-          </w:tcPr>
-          <w:p>
-            <w:r>
-              <w:rPr>
-                <w:rFonts w:ascii="Arial" w:cs="Arial" w:eastAsia="Arial" w:hAnsi="Arial"/>
-                <w:b w:val="false"/>
-                <w:bCs w:val="false"/>
-                <w:color w:val="333333"/>
-                <w:sz w:val="20"/>
-                <w:szCs w:val="20"/>
-              </w:rPr>
-              <w:t xml:space="preserve">No display on boot</w:t>
-            </w:r>
-          </w:p>
-        </w:tc>
-        <w:tc>
-          <w:tcPr>
-            <w:tcW w:type="dxa" w:w="3120"/>
-            <w:tcBorders>
-              <w:top w:val="single" w:color="CCCCCC" w:sz="1"/>
-              <w:left w:val="single" w:color="CCCCCC" w:sz="1"/>
-              <w:bottom w:val="single" w:color="CCCCCC" w:sz="1"/>
-              <w:right w:val="single" w:color="CCCCCC" w:sz="1"/>
-            </w:tcBorders>
-            <w:shd w:fill="F5F5F5" w:val="clear"/>
-            <w:tcMar>
-              <w:top w:type="dxa" w:w="80"/>
-              <w:left w:type="dxa" w:w="120"/>
-              <w:bottom w:type="dxa" w:w="80"/>
-              <w:right w:type="dxa" w:w="120"/>
-            </w:tcMar>
-          </w:tcPr>
-          <w:p>
-            <w:r>
-              <w:rPr>
-                <w:rFonts w:ascii="Arial" w:cs="Arial" w:eastAsia="Arial" w:hAnsi="Arial"/>
-                <w:b w:val="false"/>
-                <w:bCs w:val="false"/>
-                <w:color w:val="333333"/>
-                <w:sz w:val="20"/>
-                <w:szCs w:val="20"/>
-              </w:rPr>
-              <w:t xml:space="preserve">Crash/flash issue</w:t>
-            </w:r>
-          </w:p>
-        </w:tc>
-        <w:tc>
-          <w:tcPr>
-            <w:tcW w:type="dxa" w:w="3120"/>
-            <w:tcBorders>
-              <w:top w:val="single" w:color="CCCCCC" w:sz="1"/>
-              <w:left w:val="single" w:color="CCCCCC" w:sz="1"/>
-              <w:bottom w:val="single" w:color="CCCCCC" w:sz="1"/>
-              <w:right w:val="single" w:color="CCCCCC" w:sz="1"/>
-            </w:tcBorders>
-            <w:shd w:fill="F5F5F5" w:val="clear"/>
-            <w:tcMar>
-              <w:top w:type="dxa" w:w="80"/>
-              <w:left w:type="dxa" w:w="120"/>
-              <w:bottom w:type="dxa" w:w="80"/>
-              <w:right w:type="dxa" w:w="120"/>
-            </w:tcMar>
-          </w:tcPr>
-          <w:p>
-            <w:r>
-              <w:rPr>
-                <w:rFonts w:ascii="Arial" w:cs="Arial" w:eastAsia="Arial" w:hAnsi="Arial"/>
-                <w:b w:val="false"/>
-                <w:bCs w:val="false"/>
-                <w:color w:val="333333"/>
-                <w:sz w:val="20"/>
-                <w:szCs w:val="20"/>
-              </w:rPr>
-              <w:t xml:space="preserve">Hold BOOT, press RST, reflash</w:t>
-            </w:r>
-          </w:p>
-        </w:tc>
-      </w:tr>
-      <w:tr>
-        <w:tc>
-          <w:tcPr>
-            <w:tcW w:type="dxa" w:w="3120"/>
-            <w:tcBorders>
-              <w:top w:val="single" w:color="CCCCCC" w:sz="1"/>
-              <w:left w:val="single" w:color="CCCCCC" w:sz="1"/>
-              <w:bottom w:val="single" w:color="CCCCCC" w:sz="1"/>
-              <w:right w:val="single" w:color="CCCCCC" w:sz="1"/>
-            </w:tcBorders>
-            <w:shd w:fill="F5F5F5" w:val="clear"/>
-            <w:tcMar>
-              <w:top w:type="dxa" w:w="80"/>
-              <w:left w:type="dxa" w:w="120"/>
-              <w:bottom w:type="dxa" w:w="80"/>
-              <w:right w:type="dxa" w:w="120"/>
-            </w:tcMar>
-          </w:tcPr>
-          <w:p>
-            <w:r>
-              <w:rPr>
-                <w:rFonts w:ascii="Arial" w:cs="Arial" w:eastAsia="Arial" w:hAnsi="Arial"/>
-                <w:b w:val="false"/>
-                <w:bCs w:val="false"/>
-                <w:color w:val="333333"/>
-                <w:sz w:val="20"/>
-                <w:szCs w:val="20"/>
-              </w:rPr>
-              <w:t xml:space="preserve">Always SOLO</w:t>
-            </w:r>
-          </w:p>
-        </w:tc>
-        <w:tc>
-          <w:tcPr>
-            <w:tcW w:type="dxa" w:w="3120"/>
-            <w:tcBorders>
-              <w:top w:val="single" w:color="CCCCCC" w:sz="1"/>
-              <w:left w:val="single" w:color="CCCCCC" w:sz="1"/>
-              <w:bottom w:val="single" w:color="CCCCCC" w:sz="1"/>
-              <w:right w:val="single" w:color="CCCCCC" w:sz="1"/>
-            </w:tcBorders>
-            <w:shd w:fill="F5F5F5" w:val="clear"/>
-            <w:tcMar>
-              <w:top w:type="dxa" w:w="80"/>
-              <w:left w:type="dxa" w:w="120"/>
-              <w:bottom w:type="dxa" w:w="80"/>
-              <w:right w:type="dxa" w:w="120"/>
-            </w:tcMar>
-          </w:tcPr>
-          <w:p>
-            <w:r>
-              <w:rPr>
-                <w:rFonts w:ascii="Arial" w:cs="Arial" w:eastAsia="Arial" w:hAnsi="Arial"/>
-                <w:b w:val="false"/>
-                <w:bCs w:val="false"/>
-                <w:color w:val="333333"/>
-                <w:sz w:val="20"/>
-                <w:szCs w:val="20"/>
-              </w:rPr>
-              <w:t xml:space="preserve">Peer out of range</w:t>
-            </w:r>
-          </w:p>
-        </w:tc>
-        <w:tc>
-          <w:tcPr>
-            <w:tcW w:type="dxa" w:w="3120"/>
-            <w:tcBorders>
-              <w:top w:val="single" w:color="CCCCCC" w:sz="1"/>
-              <w:left w:val="single" w:color="CCCCCC" w:sz="1"/>
-              <w:bottom w:val="single" w:color="CCCCCC" w:sz="1"/>
-              <w:right w:val="single" w:color="CCCCCC" w:sz="1"/>
-            </w:tcBorders>
-            <w:shd w:fill="F5F5F5" w:val="clear"/>
-            <w:tcMar>
-              <w:top w:type="dxa" w:w="80"/>
-              <w:left w:type="dxa" w:w="120"/>
-              <w:bottom w:type="dxa" w:w="80"/>
-              <w:right w:type="dxa" w:w="120"/>
-            </w:tcMar>
-          </w:tcPr>
-          <w:p>
-            <w:r>
-              <w:rPr>
-                <w:rFonts w:ascii="Arial" w:cs="Arial" w:eastAsia="Arial" w:hAnsi="Arial"/>
-                <w:b w:val="false"/>
-                <w:bCs w:val="false"/>
-                <w:color w:val="333333"/>
-                <w:sz w:val="20"/>
-                <w:szCs w:val="20"/>
-              </w:rPr>
-              <w:t xml:space="preserve">Both units on channel 1, within range</w:t>
-            </w:r>
-          </w:p>
-        </w:tc>
-      </w:tr>
-      <w:tr>
-        <w:tc>
-          <w:tcPr>
-            <w:tcW w:type="dxa" w:w="3120"/>
-            <w:tcBorders>
-              <w:top w:val="single" w:color="CCCCCC" w:sz="1"/>
-              <w:left w:val="single" w:color="CCCCCC" w:sz="1"/>
-              <w:bottom w:val="single" w:color="CCCCCC" w:sz="1"/>
-              <w:right w:val="single" w:color="CCCCCC" w:sz="1"/>
-            </w:tcBorders>
-            <w:shd w:fill="F5F5F5" w:val="clear"/>
-            <w:tcMar>
-              <w:top w:type="dxa" w:w="80"/>
-              <w:left w:type="dxa" w:w="120"/>
-              <w:bottom w:type="dxa" w:w="80"/>
-              <w:right w:type="dxa" w:w="120"/>
-            </w:tcMar>
-          </w:tcPr>
-          <w:p>
-            <w:r>
-              <w:rPr>
-                <w:rFonts w:ascii="Arial" w:cs="Arial" w:eastAsia="Arial" w:hAnsi="Arial"/>
-                <w:b w:val="false"/>
-                <w:bCs w:val="false"/>
-                <w:color w:val="333333"/>
-                <w:sz w:val="20"/>
-                <w:szCs w:val="20"/>
-              </w:rPr>
-              <w:t xml:space="preserve">Wrong characters</w:t>
-            </w:r>
-          </w:p>
-        </w:tc>
-        <w:tc>
-          <w:tcPr>
-            <w:tcW w:type="dxa" w:w="3120"/>
-            <w:tcBorders>
-              <w:top w:val="single" w:color="CCCCCC" w:sz="1"/>
-              <w:left w:val="single" w:color="CCCCCC" w:sz="1"/>
-              <w:bottom w:val="single" w:color="CCCCCC" w:sz="1"/>
-              <w:right w:val="single" w:color="CCCCCC" w:sz="1"/>
-            </w:tcBorders>
-            <w:shd w:fill="F5F5F5" w:val="clear"/>
-            <w:tcMar>
-              <w:top w:type="dxa" w:w="80"/>
-              <w:left w:type="dxa" w:w="120"/>
-              <w:bottom w:type="dxa" w:w="80"/>
-              <w:right w:type="dxa" w:w="120"/>
-            </w:tcMar>
-          </w:tcPr>
-          <w:p>
-            <w:r>
-              <w:rPr>
-                <w:rFonts w:ascii="Arial" w:cs="Arial" w:eastAsia="Arial" w:hAnsi="Arial"/>
-                <w:b w:val="false"/>
-                <w:bCs w:val="false"/>
-                <w:color w:val="333333"/>
-                <w:sz w:val="20"/>
-                <w:szCs w:val="20"/>
-              </w:rPr>
-              <w:t xml:space="preserve">Paddles reversed</w:t>
-            </w:r>
-          </w:p>
-        </w:tc>
-        <w:tc>
-          <w:tcPr>
-            <w:tcW w:type="dxa" w:w="3120"/>
-            <w:tcBorders>
-              <w:top w:val="single" w:color="CCCCCC" w:sz="1"/>
-              <w:left w:val="single" w:color="CCCCCC" w:sz="1"/>
-              <w:bottom w:val="single" w:color="CCCCCC" w:sz="1"/>
-              <w:right w:val="single" w:color="CCCCCC" w:sz="1"/>
-            </w:tcBorders>
-            <w:shd w:fill="F5F5F5" w:val="clear"/>
-            <w:tcMar>
-              <w:top w:type="dxa" w:w="80"/>
-              <w:left w:type="dxa" w:w="120"/>
-              <w:bottom w:type="dxa" w:w="80"/>
-              <w:right w:type="dxa" w:w="120"/>
-            </w:tcMar>
-          </w:tcPr>
-          <w:p>
-            <w:r>
-              <w:rPr>
-                <w:rFonts w:ascii="Arial" w:cs="Arial" w:eastAsia="Arial" w:hAnsi="Arial"/>
-                <w:b w:val="false"/>
-                <w:bCs w:val="false"/>
-                <w:color w:val="333333"/>
-                <w:sz w:val="20"/>
-                <w:szCs w:val="20"/>
-              </w:rPr>
-              <w:t xml:space="preserve">Press GPIO16 or use web swap button</w:t>
-            </w:r>
-          </w:p>
-        </w:tc>
-      </w:tr>
-      <w:tr>
-        <w:tc>
-          <w:tcPr>
-            <w:tcW w:type="dxa" w:w="3120"/>
-            <w:tcBorders>
-              <w:top w:val="single" w:color="CCCCCC" w:sz="1"/>
-              <w:left w:val="single" w:color="CCCCCC" w:sz="1"/>
-              <w:bottom w:val="single" w:color="CCCCCC" w:sz="1"/>
-              <w:right w:val="single" w:color="CCCCCC" w:sz="1"/>
-            </w:tcBorders>
-            <w:shd w:fill="F5F5F5" w:val="clear"/>
-            <w:tcMar>
-              <w:top w:type="dxa" w:w="80"/>
-              <w:left w:type="dxa" w:w="120"/>
-              <w:bottom w:type="dxa" w:w="80"/>
-              <w:right w:type="dxa" w:w="120"/>
-            </w:tcMar>
-          </w:tcPr>
-          <w:p>
-            <w:r>
-              <w:rPr>
-                <w:rFonts w:ascii="Arial" w:cs="Arial" w:eastAsia="Arial" w:hAnsi="Arial"/>
-                <w:b w:val="false"/>
-                <w:bCs w:val="false"/>
-                <w:color w:val="333333"/>
-                <w:sz w:val="20"/>
-                <w:szCs w:val="20"/>
-              </w:rPr>
-              <w:t xml:space="preserve">No sidetone</w:t>
-            </w:r>
-          </w:p>
-        </w:tc>
-        <w:tc>
-          <w:tcPr>
-            <w:tcW w:type="dxa" w:w="3120"/>
-            <w:tcBorders>
-              <w:top w:val="single" w:color="CCCCCC" w:sz="1"/>
-              <w:left w:val="single" w:color="CCCCCC" w:sz="1"/>
-              <w:bottom w:val="single" w:color="CCCCCC" w:sz="1"/>
-              <w:right w:val="single" w:color="CCCCCC" w:sz="1"/>
-            </w:tcBorders>
-            <w:shd w:fill="F5F5F5" w:val="clear"/>
-            <w:tcMar>
-              <w:top w:type="dxa" w:w="80"/>
-              <w:left w:type="dxa" w:w="120"/>
-              <w:bottom w:type="dxa" w:w="80"/>
-              <w:right w:type="dxa" w:w="120"/>
-            </w:tcMar>
-          </w:tcPr>
-          <w:p>
-            <w:r>
-              <w:rPr>
-                <w:rFonts w:ascii="Arial" w:cs="Arial" w:eastAsia="Arial" w:hAnsi="Arial"/>
-                <w:b w:val="false"/>
-                <w:bCs w:val="false"/>
-                <w:color w:val="333333"/>
-                <w:sz w:val="20"/>
-                <w:szCs w:val="20"/>
-              </w:rPr>
-              <w:t xml:space="preserve">Volume at minimum</w:t>
-            </w:r>
-          </w:p>
-        </w:tc>
-        <w:tc>
-          <w:tcPr>
-            <w:tcW w:type="dxa" w:w="3120"/>
-            <w:tcBorders>
-              <w:top w:val="single" w:color="CCCCCC" w:sz="1"/>
-              <w:left w:val="single" w:color="CCCCCC" w:sz="1"/>
-              <w:bottom w:val="single" w:color="CCCCCC" w:sz="1"/>
-              <w:right w:val="single" w:color="CCCCCC" w:sz="1"/>
-            </w:tcBorders>
-            <w:shd w:fill="F5F5F5" w:val="clear"/>
-            <w:tcMar>
-              <w:top w:type="dxa" w:w="80"/>
-              <w:left w:type="dxa" w:w="120"/>
-              <w:bottom w:type="dxa" w:w="80"/>
-              <w:right w:type="dxa" w:w="120"/>
-            </w:tcMar>
-          </w:tcPr>
-          <w:p>
-            <w:r>
-              <w:rPr>
-                <w:rFonts w:ascii="Arial" w:cs="Arial" w:eastAsia="Arial" w:hAnsi="Arial"/>
-                <w:b w:val="false"/>
-                <w:bCs w:val="false"/>
-                <w:color w:val="333333"/>
-                <w:sz w:val="20"/>
-                <w:szCs w:val="20"/>
-              </w:rPr>
-              <w:t xml:space="preserve">Enter VOL edit, increase</w:t>
-            </w:r>
-          </w:p>
-        </w:tc>
-      </w:tr>
-      <w:tr>
-        <w:tc>
-          <w:tcPr>
-            <w:tcW w:type="dxa" w:w="3120"/>
-            <w:tcBorders>
-              <w:top w:val="single" w:color="CCCCCC" w:sz="1"/>
-              <w:left w:val="single" w:color="CCCCCC" w:sz="1"/>
-              <w:bottom w:val="single" w:color="CCCCCC" w:sz="1"/>
-              <w:right w:val="single" w:color="CCCCCC" w:sz="1"/>
-            </w:tcBorders>
-            <w:shd w:fill="F5F5F5" w:val="clear"/>
-            <w:tcMar>
-              <w:top w:type="dxa" w:w="80"/>
-              <w:left w:type="dxa" w:w="120"/>
-              <w:bottom w:type="dxa" w:w="80"/>
-              <w:right w:type="dxa" w:w="120"/>
-            </w:tcMar>
-          </w:tcPr>
-          <w:p>
-            <w:r>
-              <w:rPr>
-                <w:rFonts w:ascii="Arial" w:cs="Arial" w:eastAsia="Arial" w:hAnsi="Arial"/>
-                <w:b w:val="false"/>
-                <w:bCs w:val="false"/>
-                <w:color w:val="333333"/>
-                <w:sz w:val="20"/>
-                <w:szCs w:val="20"/>
-              </w:rPr>
-              <w:t xml:space="preserve">No speaker audio</w:t>
-            </w:r>
-          </w:p>
-        </w:tc>
-        <w:tc>
-          <w:tcPr>
-            <w:tcW w:type="dxa" w:w="3120"/>
-            <w:tcBorders>
-              <w:top w:val="single" w:color="CCCCCC" w:sz="1"/>
-              <w:left w:val="single" w:color="CCCCCC" w:sz="1"/>
-              <w:bottom w:val="single" w:color="CCCCCC" w:sz="1"/>
-              <w:right w:val="single" w:color="CCCCCC" w:sz="1"/>
-            </w:tcBorders>
-            <w:shd w:fill="F5F5F5" w:val="clear"/>
-            <w:tcMar>
-              <w:top w:type="dxa" w:w="80"/>
-              <w:left w:type="dxa" w:w="120"/>
-              <w:bottom w:type="dxa" w:w="80"/>
-              <w:right w:type="dxa" w:w="120"/>
-            </w:tcMar>
-          </w:tcPr>
-          <w:p>
-            <w:r>
-              <w:rPr>
-                <w:rFonts w:ascii="Arial" w:cs="Arial" w:eastAsia="Arial" w:hAnsi="Arial"/>
-                <w:b w:val="false"/>
-                <w:bCs w:val="false"/>
-                <w:color w:val="333333"/>
-                <w:sz w:val="20"/>
-                <w:szCs w:val="20"/>
-              </w:rPr>
-              <w:t xml:space="preserve">Coupling cap installed</w:t>
-            </w:r>
-          </w:p>
-        </w:tc>
-        <w:tc>
-          <w:tcPr>
-            <w:tcW w:type="dxa" w:w="3120"/>
-            <w:tcBorders>
-              <w:top w:val="single" w:color="CCCCCC" w:sz="1"/>
-              <w:left w:val="single" w:color="CCCCCC" w:sz="1"/>
-              <w:bottom w:val="single" w:color="CCCCCC" w:sz="1"/>
-              <w:right w:val="single" w:color="CCCCCC" w:sz="1"/>
-            </w:tcBorders>
-            <w:shd w:fill="F5F5F5" w:val="clear"/>
-            <w:tcMar>
-              <w:top w:type="dxa" w:w="80"/>
-              <w:left w:type="dxa" w:w="120"/>
-              <w:bottom w:type="dxa" w:w="80"/>
-              <w:right w:type="dxa" w:w="120"/>
-            </w:tcMar>
-          </w:tcPr>
-          <w:p>
-            <w:r>
-              <w:rPr>
-                <w:rFonts w:ascii="Arial" w:cs="Arial" w:eastAsia="Arial" w:hAnsi="Arial"/>
-                <w:b w:val="false"/>
-                <w:bCs w:val="false"/>
-                <w:color w:val="333333"/>
-                <w:sz w:val="20"/>
-                <w:szCs w:val="20"/>
-              </w:rPr>
-              <w:t xml:space="preserve">Remove cap — direct connection only</w:t>
-            </w:r>
-          </w:p>
-        </w:tc>
-      </w:tr>
-      <w:tr>
-        <w:tc>
-          <w:tcPr>
-            <w:tcW w:type="dxa" w:w="3120"/>
-            <w:tcBorders>
-              <w:top w:val="single" w:color="CCCCCC" w:sz="1"/>
-              <w:left w:val="single" w:color="CCCCCC" w:sz="1"/>
-              <w:bottom w:val="single" w:color="CCCCCC" w:sz="1"/>
-              <w:right w:val="single" w:color="CCCCCC" w:sz="1"/>
-            </w:tcBorders>
-            <w:shd w:fill="F5F5F5" w:val="clear"/>
-            <w:tcMar>
-              <w:top w:type="dxa" w:w="80"/>
-              <w:left w:type="dxa" w:w="120"/>
-              <w:bottom w:type="dxa" w:w="80"/>
-              <w:right w:type="dxa" w:w="120"/>
-            </w:tcMar>
-          </w:tcPr>
-          <w:p>
-            <w:r>
-              <w:rPr>
-                <w:rFonts w:ascii="Arial" w:cs="Arial" w:eastAsia="Arial" w:hAnsi="Arial"/>
-                <w:b w:val="false"/>
-                <w:bCs w:val="false"/>
-                <w:color w:val="333333"/>
-                <w:sz w:val="20"/>
-                <w:szCs w:val="20"/>
-              </w:rPr>
-              <w:t xml:space="preserve">Radio not keying</w:t>
-            </w:r>
-          </w:p>
-        </w:tc>
-        <w:tc>
-          <w:tcPr>
-            <w:tcW w:type="dxa" w:w="3120"/>
-            <w:tcBorders>
-              <w:top w:val="single" w:color="CCCCCC" w:sz="1"/>
-              <w:left w:val="single" w:color="CCCCCC" w:sz="1"/>
-              <w:bottom w:val="single" w:color="CCCCCC" w:sz="1"/>
-              <w:right w:val="single" w:color="CCCCCC" w:sz="1"/>
-            </w:tcBorders>
-            <w:shd w:fill="F5F5F5" w:val="clear"/>
-            <w:tcMar>
-              <w:top w:type="dxa" w:w="80"/>
-              <w:left w:type="dxa" w:w="120"/>
-              <w:bottom w:type="dxa" w:w="80"/>
-              <w:right w:type="dxa" w:w="120"/>
-            </w:tcMar>
-          </w:tcPr>
-          <w:p>
-            <w:r>
-              <w:rPr>
-                <w:rFonts w:ascii="Arial" w:cs="Arial" w:eastAsia="Arial" w:hAnsi="Arial"/>
-                <w:b w:val="false"/>
-                <w:bCs w:val="false"/>
-                <w:color w:val="333333"/>
-                <w:sz w:val="20"/>
-                <w:szCs w:val="20"/>
-              </w:rPr>
-              <w:t xml:space="preserve">PC817 circuit issue</w:t>
-            </w:r>
-          </w:p>
-        </w:tc>
-        <w:tc>
-          <w:tcPr>
-            <w:tcW w:type="dxa" w:w="3120"/>
-            <w:tcBorders>
-              <w:top w:val="single" w:color="CCCCCC" w:sz="1"/>
-              <w:left w:val="single" w:color="CCCCCC" w:sz="1"/>
-              <w:bottom w:val="single" w:color="CCCCCC" w:sz="1"/>
-              <w:right w:val="single" w:color="CCCCCC" w:sz="1"/>
-            </w:tcBorders>
-            <w:shd w:fill="F5F5F5" w:val="clear"/>
-            <w:tcMar>
-              <w:top w:type="dxa" w:w="80"/>
-              <w:left w:type="dxa" w:w="120"/>
-              <w:bottom w:type="dxa" w:w="80"/>
-              <w:right w:type="dxa" w:w="120"/>
-            </w:tcMar>
-          </w:tcPr>
-          <w:p>
-            <w:r>
-              <w:rPr>
-                <w:rFonts w:ascii="Arial" w:cs="Arial" w:eastAsia="Arial" w:hAnsi="Arial"/>
-                <w:b w:val="false"/>
-                <w:bCs w:val="false"/>
-                <w:color w:val="333333"/>
-                <w:sz w:val="20"/>
-                <w:szCs w:val="20"/>
-              </w:rPr>
-              <w:t xml:space="preserve">Check GPIO12 optocoupler wiring</w:t>
-            </w:r>
-          </w:p>
-        </w:tc>
-      </w:tr>
-      <w:tr>
-        <w:tc>
-          <w:tcPr>
-            <w:tcW w:type="dxa" w:w="3120"/>
-            <w:tcBorders>
-              <w:top w:val="single" w:color="CCCCCC" w:sz="1"/>
-              <w:left w:val="single" w:color="CCCCCC" w:sz="1"/>
-              <w:bottom w:val="single" w:color="CCCCCC" w:sz="1"/>
-              <w:right w:val="single" w:color="CCCCCC" w:sz="1"/>
-            </w:tcBorders>
-            <w:shd w:fill="F5F5F5" w:val="clear"/>
-            <w:tcMar>
-              <w:top w:type="dxa" w:w="80"/>
-              <w:left w:type="dxa" w:w="120"/>
-              <w:bottom w:type="dxa" w:w="80"/>
-              <w:right w:type="dxa" w:w="120"/>
-            </w:tcMar>
-          </w:tcPr>
-          <w:p>
-            <w:r>
-              <w:rPr>
-                <w:rFonts w:ascii="Arial" w:cs="Arial" w:eastAsia="Arial" w:hAnsi="Arial"/>
-                <w:b w:val="false"/>
-                <w:bCs w:val="false"/>
-                <w:color w:val="333333"/>
-                <w:sz w:val="20"/>
-                <w:szCs w:val="20"/>
-              </w:rPr>
-              <w:t xml:space="preserve">G90 not keying from file</w:t>
-            </w:r>
-          </w:p>
-        </w:tc>
-        <w:tc>
-          <w:tcPr>
-            <w:tcW w:type="dxa" w:w="3120"/>
-            <w:tcBorders>
-              <w:top w:val="single" w:color="CCCCCC" w:sz="1"/>
-              <w:left w:val="single" w:color="CCCCCC" w:sz="1"/>
-              <w:bottom w:val="single" w:color="CCCCCC" w:sz="1"/>
-              <w:right w:val="single" w:color="CCCCCC" w:sz="1"/>
-            </w:tcBorders>
-            <w:shd w:fill="F5F5F5" w:val="clear"/>
-            <w:tcMar>
-              <w:top w:type="dxa" w:w="80"/>
-              <w:left w:type="dxa" w:w="120"/>
-              <w:bottom w:type="dxa" w:w="80"/>
-              <w:right w:type="dxa" w:w="120"/>
-            </w:tcMar>
-          </w:tcPr>
-          <w:p>
-            <w:r>
-              <w:rPr>
-                <w:rFonts w:ascii="Arial" w:cs="Arial" w:eastAsia="Arial" w:hAnsi="Arial"/>
-                <w:b w:val="false"/>
-                <w:bCs w:val="false"/>
-                <w:color w:val="333333"/>
-                <w:sz w:val="20"/>
-                <w:szCs w:val="20"/>
-              </w:rPr>
-              <w:t xml:space="preserve">Wrong jack wired</w:t>
-            </w:r>
-          </w:p>
-        </w:tc>
-        <w:tc>
-          <w:tcPr>
-            <w:tcW w:type="dxa" w:w="3120"/>
-            <w:tcBorders>
-              <w:top w:val="single" w:color="CCCCCC" w:sz="1"/>
-              <w:left w:val="single" w:color="CCCCCC" w:sz="1"/>
-              <w:bottom w:val="single" w:color="CCCCCC" w:sz="1"/>
-              <w:right w:val="single" w:color="CCCCCC" w:sz="1"/>
-            </w:tcBorders>
-            <w:shd w:fill="F5F5F5" w:val="clear"/>
-            <w:tcMar>
-              <w:top w:type="dxa" w:w="80"/>
-              <w:left w:type="dxa" w:w="120"/>
-              <w:bottom w:type="dxa" w:w="80"/>
-              <w:right w:type="dxa" w:w="120"/>
-            </w:tcMar>
-          </w:tcPr>
-          <w:p>
-            <w:r>
-              <w:rPr>
-                <w:rFonts w:ascii="Arial" w:cs="Arial" w:eastAsia="Arial" w:hAnsi="Arial"/>
-                <w:b w:val="false"/>
-                <w:bCs w:val="false"/>
-                <w:color w:val="333333"/>
-                <w:sz w:val="20"/>
-                <w:szCs w:val="20"/>
-              </w:rPr>
-              <w:t xml:space="preserve">Check tip=DIT, ring=DAH, sleeve=GND</w:t>
-            </w:r>
-          </w:p>
-        </w:tc>
-      </w:tr>
-      <w:tr>
-        <w:tc>
-          <w:tcPr>
-            <w:tcW w:type="dxa" w:w="3120"/>
-            <w:tcBorders>
-              <w:top w:val="single" w:color="CCCCCC" w:sz="1"/>
-              <w:left w:val="single" w:color="CCCCCC" w:sz="1"/>
-              <w:bottom w:val="single" w:color="CCCCCC" w:sz="1"/>
-              <w:right w:val="single" w:color="CCCCCC" w:sz="1"/>
-            </w:tcBorders>
-            <w:shd w:fill="F5F5F5" w:val="clear"/>
-            <w:tcMar>
-              <w:top w:type="dxa" w:w="80"/>
-              <w:left w:type="dxa" w:w="120"/>
-              <w:bottom w:type="dxa" w:w="80"/>
-              <w:right w:type="dxa" w:w="120"/>
-            </w:tcMar>
-          </w:tcPr>
-          <w:p>
-            <w:r>
-              <w:rPr>
-                <w:rFonts w:ascii="Arial" w:cs="Arial" w:eastAsia="Arial" w:hAnsi="Arial"/>
-                <w:b w:val="false"/>
-                <w:bCs w:val="false"/>
-                <w:color w:val="333333"/>
-                <w:sz w:val="20"/>
-                <w:szCs w:val="20"/>
-              </w:rPr>
-              <w:t xml:space="preserve">K0WLY-XXXX not visible</w:t>
-            </w:r>
-          </w:p>
-        </w:tc>
-        <w:tc>
-          <w:tcPr>
-            <w:tcW w:type="dxa" w:w="3120"/>
-            <w:tcBorders>
-              <w:top w:val="single" w:color="CCCCCC" w:sz="1"/>
-              <w:left w:val="single" w:color="CCCCCC" w:sz="1"/>
-              <w:bottom w:val="single" w:color="CCCCCC" w:sz="1"/>
-              <w:right w:val="single" w:color="CCCCCC" w:sz="1"/>
-            </w:tcBorders>
-            <w:shd w:fill="F5F5F5" w:val="clear"/>
-            <w:tcMar>
-              <w:top w:type="dxa" w:w="80"/>
-              <w:left w:type="dxa" w:w="120"/>
-              <w:bottom w:type="dxa" w:w="80"/>
-              <w:right w:type="dxa" w:w="120"/>
-            </w:tcMar>
-          </w:tcPr>
-          <w:p>
-            <w:r>
-              <w:rPr>
-                <w:rFonts w:ascii="Arial" w:cs="Arial" w:eastAsia="Arial" w:hAnsi="Arial"/>
-                <w:b w:val="false"/>
-                <w:bCs w:val="false"/>
-                <w:color w:val="333333"/>
-                <w:sz w:val="20"/>
-                <w:szCs w:val="20"/>
-              </w:rPr>
-              <w:t xml:space="preserve">AP not started</w:t>
-            </w:r>
-          </w:p>
-        </w:tc>
-        <w:tc>
-          <w:tcPr>
-            <w:tcW w:type="dxa" w:w="3120"/>
-            <w:tcBorders>
-              <w:top w:val="single" w:color="CCCCCC" w:sz="1"/>
-              <w:left w:val="single" w:color="CCCCCC" w:sz="1"/>
-              <w:bottom w:val="single" w:color="CCCCCC" w:sz="1"/>
-              <w:right w:val="single" w:color="CCCCCC" w:sz="1"/>
-            </w:tcBorders>
-            <w:shd w:fill="F5F5F5" w:val="clear"/>
-            <w:tcMar>
-              <w:top w:type="dxa" w:w="80"/>
-              <w:left w:type="dxa" w:w="120"/>
-              <w:bottom w:type="dxa" w:w="80"/>
-              <w:right w:type="dxa" w:w="120"/>
-            </w:tcMar>
-          </w:tcPr>
-          <w:p>
-            <w:r>
-              <w:rPr>
-                <w:rFonts w:ascii="Arial" w:cs="Arial" w:eastAsia="Arial" w:hAnsi="Arial"/>
-                <w:b w:val="false"/>
-                <w:bCs w:val="false"/>
-                <w:color w:val="333333"/>
-                <w:sz w:val="20"/>
-                <w:szCs w:val="20"/>
-              </w:rPr>
-              <w:t xml:space="preserve">Check serial monitor for AP IP output</w:t>
-            </w:r>
-          </w:p>
-        </w:tc>
-      </w:tr>
-      <w:tr>
-        <w:tc>
-          <w:tcPr>
-            <w:tcW w:type="dxa" w:w="3120"/>
-            <w:tcBorders>
-              <w:top w:val="single" w:color="CCCCCC" w:sz="1"/>
-              <w:left w:val="single" w:color="CCCCCC" w:sz="1"/>
-              <w:bottom w:val="single" w:color="CCCCCC" w:sz="1"/>
-              <w:right w:val="single" w:color="CCCCCC" w:sz="1"/>
-            </w:tcBorders>
-            <w:shd w:fill="F5F5F5" w:val="clear"/>
-            <w:tcMar>
-              <w:top w:type="dxa" w:w="80"/>
-              <w:left w:type="dxa" w:w="120"/>
-              <w:bottom w:type="dxa" w:w="80"/>
-              <w:right w:type="dxa" w:w="120"/>
-            </w:tcMar>
-          </w:tcPr>
-          <w:p>
-            <w:r>
-              <w:rPr>
-                <w:rFonts w:ascii="Arial" w:cs="Arial" w:eastAsia="Arial" w:hAnsi="Arial"/>
-                <w:b w:val="false"/>
-                <w:bCs w:val="false"/>
-                <w:color w:val="333333"/>
-                <w:sz w:val="20"/>
-                <w:szCs w:val="20"/>
-              </w:rPr>
-              <w:t xml:space="preserve">Can't connect to AP</w:t>
-            </w:r>
-          </w:p>
-        </w:tc>
-        <w:tc>
-          <w:tcPr>
-            <w:tcW w:type="dxa" w:w="3120"/>
-            <w:tcBorders>
-              <w:top w:val="single" w:color="CCCCCC" w:sz="1"/>
-              <w:left w:val="single" w:color="CCCCCC" w:sz="1"/>
-              <w:bottom w:val="single" w:color="CCCCCC" w:sz="1"/>
-              <w:right w:val="single" w:color="CCCCCC" w:sz="1"/>
-            </w:tcBorders>
-            <w:shd w:fill="F5F5F5" w:val="clear"/>
-            <w:tcMar>
-              <w:top w:type="dxa" w:w="80"/>
-              <w:left w:type="dxa" w:w="120"/>
-              <w:bottom w:type="dxa" w:w="80"/>
-              <w:right w:type="dxa" w:w="120"/>
-            </w:tcMar>
-          </w:tcPr>
-          <w:p>
-            <w:r>
-              <w:rPr>
-                <w:rFonts w:ascii="Arial" w:cs="Arial" w:eastAsia="Arial" w:hAnsi="Arial"/>
-                <w:b w:val="false"/>
-                <w:bCs w:val="false"/>
-                <w:color w:val="333333"/>
-                <w:sz w:val="20"/>
-                <w:szCs w:val="20"/>
-              </w:rPr>
-              <w:t xml:space="preserve">Android blocking</w:t>
-            </w:r>
-          </w:p>
-        </w:tc>
-        <w:tc>
-          <w:tcPr>
-            <w:tcW w:type="dxa" w:w="3120"/>
-            <w:tcBorders>
-              <w:top w:val="single" w:color="CCCCCC" w:sz="1"/>
-              <w:left w:val="single" w:color="CCCCCC" w:sz="1"/>
-              <w:bottom w:val="single" w:color="CCCCCC" w:sz="1"/>
-              <w:right w:val="single" w:color="CCCCCC" w:sz="1"/>
-            </w:tcBorders>
-            <w:shd w:fill="F5F5F5" w:val="clear"/>
-            <w:tcMar>
-              <w:top w:type="dxa" w:w="80"/>
-              <w:left w:type="dxa" w:w="120"/>
-              <w:bottom w:type="dxa" w:w="80"/>
-              <w:right w:type="dxa" w:w="120"/>
-            </w:tcMar>
-          </w:tcPr>
-          <w:p>
-            <w:r>
-              <w:rPr>
-                <w:rFonts w:ascii="Arial" w:cs="Arial" w:eastAsia="Arial" w:hAnsi="Arial"/>
-                <w:b w:val="false"/>
-                <w:bCs w:val="false"/>
-                <w:color w:val="333333"/>
-                <w:sz w:val="20"/>
-                <w:szCs w:val="20"/>
-              </w:rPr>
-              <w:t xml:space="preserve">Turn off Avoid Bad Connections</w:t>
-            </w:r>
-          </w:p>
-        </w:tc>
-      </w:tr>
-      <w:tr>
-        <w:tc>
-          <w:tcPr>
-            <w:tcW w:type="dxa" w:w="3120"/>
-            <w:tcBorders>
-              <w:top w:val="single" w:color="CCCCCC" w:sz="1"/>
-              <w:left w:val="single" w:color="CCCCCC" w:sz="1"/>
-              <w:bottom w:val="single" w:color="CCCCCC" w:sz="1"/>
-              <w:right w:val="single" w:color="CCCCCC" w:sz="1"/>
-            </w:tcBorders>
-            <w:shd w:fill="F5F5F5" w:val="clear"/>
-            <w:tcMar>
-              <w:top w:type="dxa" w:w="80"/>
-              <w:left w:type="dxa" w:w="120"/>
-              <w:bottom w:type="dxa" w:w="80"/>
-              <w:right w:type="dxa" w:w="120"/>
-            </w:tcMar>
-          </w:tcPr>
-          <w:p>
-            <w:r>
-              <w:rPr>
-                <w:rFonts w:ascii="Arial" w:cs="Arial" w:eastAsia="Arial" w:hAnsi="Arial"/>
-                <w:b w:val="false"/>
-                <w:bCs w:val="false"/>
-                <w:color w:val="333333"/>
-                <w:sz w:val="20"/>
-                <w:szCs w:val="20"/>
-              </w:rPr>
-              <w:t xml:space="preserve">Files not showing</w:t>
-            </w:r>
-          </w:p>
-        </w:tc>
-        <w:tc>
-          <w:tcPr>
-            <w:tcW w:type="dxa" w:w="3120"/>
-            <w:tcBorders>
-              <w:top w:val="single" w:color="CCCCCC" w:sz="1"/>
-              <w:left w:val="single" w:color="CCCCCC" w:sz="1"/>
-              <w:bottom w:val="single" w:color="CCCCCC" w:sz="1"/>
-              <w:right w:val="single" w:color="CCCCCC" w:sz="1"/>
-            </w:tcBorders>
-            <w:shd w:fill="F5F5F5" w:val="clear"/>
-            <w:tcMar>
-              <w:top w:type="dxa" w:w="80"/>
-              <w:left w:type="dxa" w:w="120"/>
-              <w:bottom w:type="dxa" w:w="80"/>
-              <w:right w:type="dxa" w:w="120"/>
-            </w:tcMar>
-          </w:tcPr>
-          <w:p>
-            <w:r>
-              <w:rPr>
-                <w:rFonts w:ascii="Arial" w:cs="Arial" w:eastAsia="Arial" w:hAnsi="Arial"/>
-                <w:b w:val="false"/>
-                <w:bCs w:val="false"/>
-                <w:color w:val="333333"/>
-                <w:sz w:val="20"/>
-                <w:szCs w:val="20"/>
-              </w:rPr>
-              <w:t xml:space="preserve">LittleFS not mounted</w:t>
-            </w:r>
-          </w:p>
-        </w:tc>
-        <w:tc>
-          <w:tcPr>
-            <w:tcW w:type="dxa" w:w="3120"/>
-            <w:tcBorders>
-              <w:top w:val="single" w:color="CCCCCC" w:sz="1"/>
-              <w:left w:val="single" w:color="CCCCCC" w:sz="1"/>
-              <w:bottom w:val="single" w:color="CCCCCC" w:sz="1"/>
-              <w:right w:val="single" w:color="CCCCCC" w:sz="1"/>
-            </w:tcBorders>
-            <w:shd w:fill="F5F5F5" w:val="clear"/>
-            <w:tcMar>
-              <w:top w:type="dxa" w:w="80"/>
-              <w:left w:type="dxa" w:w="120"/>
-              <w:bottom w:type="dxa" w:w="80"/>
-              <w:right w:type="dxa" w:w="120"/>
-            </w:tcMar>
-          </w:tcPr>
-          <w:p>
-            <w:r>
-              <w:rPr>
-                <w:rFonts w:ascii="Arial" w:cs="Arial" w:eastAsia="Arial" w:hAnsi="Arial"/>
-                <w:b w:val="false"/>
-                <w:bCs w:val="false"/>
-                <w:color w:val="333333"/>
-                <w:sz w:val="20"/>
-                <w:szCs w:val="20"/>
-              </w:rPr>
-              <w:t xml:space="preserve">Reflash with correct board definition</w:t>
-            </w:r>
-          </w:p>
-        </w:tc>
-      </w:tr>
-    </w:tbl>
-    <w:p>
-      <w:pPr>
-        <w:spacing w:after="120"/>
-      </w:pPr>
-      <w:r>
-        <w:t xml:space="preserve"/>
-      </w:r>
-    </w:p>
-    <w:p>
-      <w:pPr>
-        <w:pStyle w:val="Heading1"/>
-      </w:pPr>
-      <w:r>
-        <w:rPr>
-          <w:rFonts w:ascii="Arial" w:cs="Arial" w:eastAsia="Arial" w:hAnsi="Arial"/>
-          <w:b/>
-          <w:bCs/>
-          <w:color w:val="2E4057"/>
-          <w:sz w:val="32"/>
-          <w:szCs w:val="32"/>
-        </w:rPr>
-        <w:t xml:space="preserve">10. Morse Code Reference</w:t>
+        <w:t xml:space="preserve">Morse Code Reference</w:t>
       </w:r>
     </w:p>
     <w:p>
@@ -8550,7 +7789,7 @@
           <w:sz w:val="22"/>
           <w:szCs w:val="22"/>
         </w:rPr>
-        <w:t xml:space="preserve">Prosigns (sent as single characters):</w:t>
+        <w:t xml:space="preserve">Punctuation:</w:t>
       </w:r>
     </w:p>
     <w:tbl>
@@ -8583,7 +7822,7 @@
               <w:bottom w:val="single" w:color="CCCCCC" w:sz="1"/>
               <w:right w:val="single" w:color="CCCCCC" w:sz="1"/>
             </w:tcBorders>
-            <w:shd w:fill="E8F4F8" w:val="clear"/>
+            <w:shd w:fill="F0F0F0" w:val="clear"/>
             <w:tcMar>
               <w:top w:type="dxa" w:w="60"/>
               <w:left w:type="dxa" w:w="100"/>
@@ -8598,7 +7837,7 @@
                 <w:sz w:val="20"/>
                 <w:szCs w:val="20"/>
               </w:rPr>
-              <w:t xml:space="preserve">+ AR  ·−·−·  end msg</w:t>
+              <w:t xml:space="preserve">. period  ·−·−·−</w:t>
             </w:r>
           </w:p>
         </w:tc>
@@ -8611,7 +7850,7 @@
               <w:bottom w:val="single" w:color="CCCCCC" w:sz="1"/>
               <w:right w:val="single" w:color="CCCCCC" w:sz="1"/>
             </w:tcBorders>
-            <w:shd w:fill="E8F4F8" w:val="clear"/>
+            <w:shd w:fill="F0F0F0" w:val="clear"/>
             <w:tcMar>
               <w:top w:type="dxa" w:w="60"/>
               <w:left w:type="dxa" w:w="100"/>
@@ -8626,7 +7865,7 @@
                 <w:sz w:val="20"/>
                 <w:szCs w:val="20"/>
               </w:rPr>
-              <w:t xml:space="preserve">= BT  −···−  break</w:t>
+              <w:t xml:space="preserve">, comma  −−··−−</w:t>
             </w:r>
           </w:p>
         </w:tc>
@@ -8639,7 +7878,7 @@
               <w:bottom w:val="single" w:color="CCCCCC" w:sz="1"/>
               <w:right w:val="single" w:color="CCCCCC" w:sz="1"/>
             </w:tcBorders>
-            <w:shd w:fill="E8F4F8" w:val="clear"/>
+            <w:shd w:fill="F0F0F0" w:val="clear"/>
             <w:tcMar>
               <w:top w:type="dxa" w:w="60"/>
               <w:left w:type="dxa" w:w="100"/>
@@ -8654,7 +7893,7 @@
                 <w:sz w:val="20"/>
                 <w:szCs w:val="20"/>
               </w:rPr>
-              <w:t xml:space="preserve">~ SK  ···−·−  end QSO</w:t>
+              <w:t xml:space="preserve">? question  ··−−··</w:t>
             </w:r>
           </w:p>
         </w:tc>
@@ -8667,7 +7906,7 @@
               <w:bottom w:val="single" w:color="CCCCCC" w:sz="1"/>
               <w:right w:val="single" w:color="CCCCCC" w:sz="1"/>
             </w:tcBorders>
-            <w:shd w:fill="E8F4F8" w:val="clear"/>
+            <w:shd w:fill="F0F0F0" w:val="clear"/>
             <w:tcMar>
               <w:top w:type="dxa" w:w="60"/>
               <w:left w:type="dxa" w:w="100"/>
@@ -8682,7 +7921,7 @@
                 <w:sz w:val="20"/>
                 <w:szCs w:val="20"/>
               </w:rPr>
-              <w:t xml:space="preserve">&amp; AS  ·−···  wait</w:t>
+              <w:t xml:space="preserve">/ slash  −··−·</w:t>
             </w:r>
           </w:p>
         </w:tc>
@@ -8695,7 +7934,7 @@
               <w:bottom w:val="single" w:color="CCCCCC" w:sz="1"/>
               <w:right w:val="single" w:color="CCCCCC" w:sz="1"/>
             </w:tcBorders>
-            <w:shd w:fill="E8F4F8" w:val="clear"/>
+            <w:shd w:fill="F0F0F0" w:val="clear"/>
             <w:tcMar>
               <w:top w:type="dxa" w:w="60"/>
               <w:left w:type="dxa" w:w="100"/>
@@ -8710,7 +7949,7 @@
                 <w:sz w:val="20"/>
                 <w:szCs w:val="20"/>
               </w:rPr>
-              <w:t xml:space="preserve"/>
+              <w:t xml:space="preserve">( open  −·−−·</w:t>
             </w:r>
           </w:p>
         </w:tc>
@@ -8723,7 +7962,7 @@
               <w:bottom w:val="single" w:color="CCCCCC" w:sz="1"/>
               <w:right w:val="single" w:color="CCCCCC" w:sz="1"/>
             </w:tcBorders>
-            <w:shd w:fill="E8F4F8" w:val="clear"/>
+            <w:shd w:fill="F0F0F0" w:val="clear"/>
             <w:tcMar>
               <w:top w:type="dxa" w:w="60"/>
               <w:left w:type="dxa" w:w="100"/>
@@ -8738,6 +7977,346 @@
                 <w:sz w:val="20"/>
                 <w:szCs w:val="20"/>
               </w:rPr>
+              <w:t xml:space="preserve">) close  −·−−·−</w:t>
+            </w:r>
+          </w:p>
+        </w:tc>
+      </w:tr>
+      <w:tr>
+        <w:tc>
+          <w:tcPr>
+            <w:tcW w:type="dxa" w:w="1560"/>
+            <w:tcBorders>
+              <w:top w:val="single" w:color="CCCCCC" w:sz="1"/>
+              <w:left w:val="single" w:color="CCCCCC" w:sz="1"/>
+              <w:bottom w:val="single" w:color="CCCCCC" w:sz="1"/>
+              <w:right w:val="single" w:color="CCCCCC" w:sz="1"/>
+            </w:tcBorders>
+            <w:shd w:fill="FFFFFF" w:val="clear"/>
+            <w:tcMar>
+              <w:top w:type="dxa" w:w="60"/>
+              <w:left w:type="dxa" w:w="100"/>
+              <w:bottom w:type="dxa" w:w="60"/>
+              <w:right w:type="dxa" w:w="100"/>
+            </w:tcMar>
+          </w:tcPr>
+          <w:p>
+            <w:r>
+              <w:rPr>
+                <w:rFonts w:ascii="Courier New" w:cs="Courier New" w:eastAsia="Courier New" w:hAnsi="Courier New"/>
+                <w:sz w:val="20"/>
+                <w:szCs w:val="20"/>
+              </w:rPr>
+              <w:t xml:space="preserve">: colon  −−−···</w:t>
+            </w:r>
+          </w:p>
+        </w:tc>
+        <w:tc>
+          <w:tcPr>
+            <w:tcW w:type="dxa" w:w="1560"/>
+            <w:tcBorders>
+              <w:top w:val="single" w:color="CCCCCC" w:sz="1"/>
+              <w:left w:val="single" w:color="CCCCCC" w:sz="1"/>
+              <w:bottom w:val="single" w:color="CCCCCC" w:sz="1"/>
+              <w:right w:val="single" w:color="CCCCCC" w:sz="1"/>
+            </w:tcBorders>
+            <w:shd w:fill="FFFFFF" w:val="clear"/>
+            <w:tcMar>
+              <w:top w:type="dxa" w:w="60"/>
+              <w:left w:type="dxa" w:w="100"/>
+              <w:bottom w:type="dxa" w:w="60"/>
+              <w:right w:type="dxa" w:w="100"/>
+            </w:tcMar>
+          </w:tcPr>
+          <w:p>
+            <w:r>
+              <w:rPr>
+                <w:rFonts w:ascii="Courier New" w:cs="Courier New" w:eastAsia="Courier New" w:hAnsi="Courier New"/>
+                <w:sz w:val="20"/>
+                <w:szCs w:val="20"/>
+              </w:rPr>
+              <w:t xml:space="preserve">; semi  −·−·−·</w:t>
+            </w:r>
+          </w:p>
+        </w:tc>
+        <w:tc>
+          <w:tcPr>
+            <w:tcW w:type="dxa" w:w="1560"/>
+            <w:tcBorders>
+              <w:top w:val="single" w:color="CCCCCC" w:sz="1"/>
+              <w:left w:val="single" w:color="CCCCCC" w:sz="1"/>
+              <w:bottom w:val="single" w:color="CCCCCC" w:sz="1"/>
+              <w:right w:val="single" w:color="CCCCCC" w:sz="1"/>
+            </w:tcBorders>
+            <w:shd w:fill="FFFFFF" w:val="clear"/>
+            <w:tcMar>
+              <w:top w:type="dxa" w:w="60"/>
+              <w:left w:type="dxa" w:w="100"/>
+              <w:bottom w:type="dxa" w:w="60"/>
+              <w:right w:type="dxa" w:w="100"/>
+            </w:tcMar>
+          </w:tcPr>
+          <w:p>
+            <w:r>
+              <w:rPr>
+                <w:rFonts w:ascii="Courier New" w:cs="Courier New" w:eastAsia="Courier New" w:hAnsi="Courier New"/>
+                <w:sz w:val="20"/>
+                <w:szCs w:val="20"/>
+              </w:rPr>
+              <w:t xml:space="preserve">- hyphen  −····−</w:t>
+            </w:r>
+          </w:p>
+        </w:tc>
+        <w:tc>
+          <w:tcPr>
+            <w:tcW w:type="dxa" w:w="1560"/>
+            <w:tcBorders>
+              <w:top w:val="single" w:color="CCCCCC" w:sz="1"/>
+              <w:left w:val="single" w:color="CCCCCC" w:sz="1"/>
+              <w:bottom w:val="single" w:color="CCCCCC" w:sz="1"/>
+              <w:right w:val="single" w:color="CCCCCC" w:sz="1"/>
+            </w:tcBorders>
+            <w:shd w:fill="FFFFFF" w:val="clear"/>
+            <w:tcMar>
+              <w:top w:type="dxa" w:w="60"/>
+              <w:left w:type="dxa" w:w="100"/>
+              <w:bottom w:type="dxa" w:w="60"/>
+              <w:right w:type="dxa" w:w="100"/>
+            </w:tcMar>
+          </w:tcPr>
+          <w:p>
+            <w:r>
+              <w:rPr>
+                <w:rFonts w:ascii="Courier New" w:cs="Courier New" w:eastAsia="Courier New" w:hAnsi="Courier New"/>
+                <w:sz w:val="20"/>
+                <w:szCs w:val="20"/>
+              </w:rPr>
+              <w:t xml:space="preserve">' apos  ·−−−−·</w:t>
+            </w:r>
+          </w:p>
+        </w:tc>
+        <w:tc>
+          <w:tcPr>
+            <w:tcW w:type="dxa" w:w="1560"/>
+            <w:tcBorders>
+              <w:top w:val="single" w:color="CCCCCC" w:sz="1"/>
+              <w:left w:val="single" w:color="CCCCCC" w:sz="1"/>
+              <w:bottom w:val="single" w:color="CCCCCC" w:sz="1"/>
+              <w:right w:val="single" w:color="CCCCCC" w:sz="1"/>
+            </w:tcBorders>
+            <w:shd w:fill="FFFFFF" w:val="clear"/>
+            <w:tcMar>
+              <w:top w:type="dxa" w:w="60"/>
+              <w:left w:type="dxa" w:w="100"/>
+              <w:bottom w:type="dxa" w:w="60"/>
+              <w:right w:type="dxa" w:w="100"/>
+            </w:tcMar>
+          </w:tcPr>
+          <w:p>
+            <w:r>
+              <w:rPr>
+                <w:rFonts w:ascii="Courier New" w:cs="Courier New" w:eastAsia="Courier New" w:hAnsi="Courier New"/>
+                <w:sz w:val="20"/>
+                <w:szCs w:val="20"/>
+              </w:rPr>
+              <w:t xml:space="preserve">" quote  ·−··−·</w:t>
+            </w:r>
+          </w:p>
+        </w:tc>
+        <w:tc>
+          <w:tcPr>
+            <w:tcW w:type="dxa" w:w="1560"/>
+            <w:tcBorders>
+              <w:top w:val="single" w:color="CCCCCC" w:sz="1"/>
+              <w:left w:val="single" w:color="CCCCCC" w:sz="1"/>
+              <w:bottom w:val="single" w:color="CCCCCC" w:sz="1"/>
+              <w:right w:val="single" w:color="CCCCCC" w:sz="1"/>
+            </w:tcBorders>
+            <w:shd w:fill="FFFFFF" w:val="clear"/>
+            <w:tcMar>
+              <w:top w:type="dxa" w:w="60"/>
+              <w:left w:type="dxa" w:w="100"/>
+              <w:bottom w:type="dxa" w:w="60"/>
+              <w:right w:type="dxa" w:w="100"/>
+            </w:tcMar>
+          </w:tcPr>
+          <w:p>
+            <w:r>
+              <w:rPr>
+                <w:rFonts w:ascii="Courier New" w:cs="Courier New" w:eastAsia="Courier New" w:hAnsi="Courier New"/>
+                <w:sz w:val="20"/>
+                <w:szCs w:val="20"/>
+              </w:rPr>
+              <w:t xml:space="preserve">@ at  ·−−·−·</w:t>
+            </w:r>
+          </w:p>
+        </w:tc>
+      </w:tr>
+      <w:tr>
+        <w:tc>
+          <w:tcPr>
+            <w:tcW w:type="dxa" w:w="1560"/>
+            <w:tcBorders>
+              <w:top w:val="single" w:color="CCCCCC" w:sz="1"/>
+              <w:left w:val="single" w:color="CCCCCC" w:sz="1"/>
+              <w:bottom w:val="single" w:color="CCCCCC" w:sz="1"/>
+              <w:right w:val="single" w:color="CCCCCC" w:sz="1"/>
+            </w:tcBorders>
+            <w:shd w:fill="F0F0F0" w:val="clear"/>
+            <w:tcMar>
+              <w:top w:type="dxa" w:w="60"/>
+              <w:left w:type="dxa" w:w="100"/>
+              <w:bottom w:type="dxa" w:w="60"/>
+              <w:right w:type="dxa" w:w="100"/>
+            </w:tcMar>
+          </w:tcPr>
+          <w:p>
+            <w:r>
+              <w:rPr>
+                <w:rFonts w:ascii="Courier New" w:cs="Courier New" w:eastAsia="Courier New" w:hAnsi="Courier New"/>
+                <w:sz w:val="20"/>
+                <w:szCs w:val="20"/>
+              </w:rPr>
+              <w:t xml:space="preserve">&amp; amp  ·−···</w:t>
+            </w:r>
+          </w:p>
+        </w:tc>
+        <w:tc>
+          <w:tcPr>
+            <w:tcW w:type="dxa" w:w="1560"/>
+            <w:tcBorders>
+              <w:top w:val="single" w:color="CCCCCC" w:sz="1"/>
+              <w:left w:val="single" w:color="CCCCCC" w:sz="1"/>
+              <w:bottom w:val="single" w:color="CCCCCC" w:sz="1"/>
+              <w:right w:val="single" w:color="CCCCCC" w:sz="1"/>
+            </w:tcBorders>
+            <w:shd w:fill="F0F0F0" w:val="clear"/>
+            <w:tcMar>
+              <w:top w:type="dxa" w:w="60"/>
+              <w:left w:type="dxa" w:w="100"/>
+              <w:bottom w:type="dxa" w:w="60"/>
+              <w:right w:type="dxa" w:w="100"/>
+            </w:tcMar>
+          </w:tcPr>
+          <w:p>
+            <w:r>
+              <w:rPr>
+                <w:rFonts w:ascii="Courier New" w:cs="Courier New" w:eastAsia="Courier New" w:hAnsi="Courier New"/>
+                <w:sz w:val="20"/>
+                <w:szCs w:val="20"/>
+              </w:rPr>
+              <w:t xml:space="preserve">! excl  −·−·−−</w:t>
+            </w:r>
+          </w:p>
+        </w:tc>
+        <w:tc>
+          <w:tcPr>
+            <w:tcW w:type="dxa" w:w="1560"/>
+            <w:tcBorders>
+              <w:top w:val="single" w:color="CCCCCC" w:sz="1"/>
+              <w:left w:val="single" w:color="CCCCCC" w:sz="1"/>
+              <w:bottom w:val="single" w:color="CCCCCC" w:sz="1"/>
+              <w:right w:val="single" w:color="CCCCCC" w:sz="1"/>
+            </w:tcBorders>
+            <w:shd w:fill="F0F0F0" w:val="clear"/>
+            <w:tcMar>
+              <w:top w:type="dxa" w:w="60"/>
+              <w:left w:type="dxa" w:w="100"/>
+              <w:bottom w:type="dxa" w:w="60"/>
+              <w:right w:type="dxa" w:w="100"/>
+            </w:tcMar>
+          </w:tcPr>
+          <w:p>
+            <w:r>
+              <w:rPr>
+                <w:rFonts w:ascii="Courier New" w:cs="Courier New" w:eastAsia="Courier New" w:hAnsi="Courier New"/>
+                <w:sz w:val="20"/>
+                <w:szCs w:val="20"/>
+              </w:rPr>
+              <w:t xml:space="preserve">_ under  ··−−·−</w:t>
+            </w:r>
+          </w:p>
+        </w:tc>
+        <w:tc>
+          <w:tcPr>
+            <w:tcW w:type="dxa" w:w="1560"/>
+            <w:tcBorders>
+              <w:top w:val="single" w:color="CCCCCC" w:sz="1"/>
+              <w:left w:val="single" w:color="CCCCCC" w:sz="1"/>
+              <w:bottom w:val="single" w:color="CCCCCC" w:sz="1"/>
+              <w:right w:val="single" w:color="CCCCCC" w:sz="1"/>
+            </w:tcBorders>
+            <w:shd w:fill="F0F0F0" w:val="clear"/>
+            <w:tcMar>
+              <w:top w:type="dxa" w:w="60"/>
+              <w:left w:type="dxa" w:w="100"/>
+              <w:bottom w:type="dxa" w:w="60"/>
+              <w:right w:type="dxa" w:w="100"/>
+            </w:tcMar>
+          </w:tcPr>
+          <w:p>
+            <w:r>
+              <w:rPr>
+                <w:rFonts w:ascii="Courier New" w:cs="Courier New" w:eastAsia="Courier New" w:hAnsi="Courier New"/>
+                <w:sz w:val="20"/>
+                <w:szCs w:val="20"/>
+              </w:rPr>
+              <w:t xml:space="preserve">$ dollar  ···−··−</w:t>
+            </w:r>
+          </w:p>
+        </w:tc>
+        <w:tc>
+          <w:tcPr>
+            <w:tcW w:type="dxa" w:w="1560"/>
+            <w:tcBorders>
+              <w:top w:val="single" w:color="CCCCCC" w:sz="1"/>
+              <w:left w:val="single" w:color="CCCCCC" w:sz="1"/>
+              <w:bottom w:val="single" w:color="CCCCCC" w:sz="1"/>
+              <w:right w:val="single" w:color="CCCCCC" w:sz="1"/>
+            </w:tcBorders>
+            <w:shd w:fill="F0F0F0" w:val="clear"/>
+            <w:tcMar>
+              <w:top w:type="dxa" w:w="60"/>
+              <w:left w:type="dxa" w:w="100"/>
+              <w:bottom w:type="dxa" w:w="60"/>
+              <w:right w:type="dxa" w:w="100"/>
+            </w:tcMar>
+          </w:tcPr>
+          <w:p>
+            <w:r>
+              <w:rPr>
+                <w:rFonts w:ascii="Courier New" w:cs="Courier New" w:eastAsia="Courier New" w:hAnsi="Courier New"/>
+                <w:sz w:val="20"/>
+                <w:szCs w:val="20"/>
+              </w:rPr>
+              <w:t xml:space="preserve"/>
+            </w:r>
+          </w:p>
+        </w:tc>
+        <w:tc>
+          <w:tcPr>
+            <w:tcW w:type="dxa" w:w="1560"/>
+            <w:tcBorders>
+              <w:top w:val="single" w:color="CCCCCC" w:sz="1"/>
+              <w:left w:val="single" w:color="CCCCCC" w:sz="1"/>
+              <w:bottom w:val="single" w:color="CCCCCC" w:sz="1"/>
+              <w:right w:val="single" w:color="CCCCCC" w:sz="1"/>
+            </w:tcBorders>
+            <w:shd w:fill="F0F0F0" w:val="clear"/>
+            <w:tcMar>
+              <w:top w:type="dxa" w:w="60"/>
+              <w:left w:type="dxa" w:w="100"/>
+              <w:bottom w:type="dxa" w:w="60"/>
+              <w:right w:type="dxa" w:w="100"/>
+            </w:tcMar>
+          </w:tcPr>
+          <w:p>
+            <w:r>
+              <w:rPr>
+                <w:rFonts w:ascii="Courier New" w:cs="Courier New" w:eastAsia="Courier New" w:hAnsi="Courier New"/>
+                <w:sz w:val="20"/>
+                <w:szCs w:val="20"/>
+              </w:rPr>
               <w:t xml:space="preserve"/>
             </w:r>
           </w:p>
@@ -8754,27 +8333,221 @@
     </w:p>
     <w:p>
       <w:pPr>
-        <w:pBdr>
-          <w:top w:val="single" w:color="2E4057" w:sz="6" w:space="1"/>
-        </w:pBdr>
-        <w:spacing w:before="720"/>
-        <w:jc w:val="center"/>
+        <w:spacing w:after="120"/>
       </w:pPr>
       <w:r>
         <w:rPr>
           <w:rFonts w:ascii="Arial" w:cs="Arial" w:eastAsia="Arial" w:hAnsi="Arial"/>
-          <w:i/>
-          <w:iCs/>
-          <w:color w:val="666666"/>
-          <w:sz w:val="18"/>
-          <w:szCs w:val="18"/>
+          <w:b/>
+          <w:bCs/>
+          <w:sz w:val="22"/>
+          <w:szCs w:val="22"/>
         </w:rPr>
-        <w:t xml:space="preserve">K0WLY Two-Way CW Keyer — Preliminary Manual v1.4.3.3</w:t>
-      </w:r>
-    </w:p>
+        <w:t xml:space="preserve">Prosigns:</w:t>
+      </w:r>
+    </w:p>
+    <w:tbl>
+      <w:tblPr>
+        <w:tblW w:type="dxa" w:w="9360"/>
+        <w:tblBorders>
+          <w:top w:val="single" w:color="auto" w:sz="4"/>
+          <w:left w:val="single" w:color="auto" w:sz="4"/>
+          <w:bottom w:val="single" w:color="auto" w:sz="4"/>
+          <w:right w:val="single" w:color="auto" w:sz="4"/>
+          <w:insideH w:val="single" w:color="auto" w:sz="4"/>
+          <w:insideV w:val="single" w:color="auto" w:sz="4"/>
+        </w:tblBorders>
+      </w:tblPr>
+      <w:tblGrid>
+        <w:gridCol w:w="1560"/>
+        <w:gridCol w:w="1560"/>
+        <w:gridCol w:w="1560"/>
+        <w:gridCol w:w="1560"/>
+        <w:gridCol w:w="1560"/>
+        <w:gridCol w:w="1560"/>
+      </w:tblGrid>
+      <w:tr>
+        <w:tc>
+          <w:tcPr>
+            <w:tcW w:type="dxa" w:w="1560"/>
+            <w:tcBorders>
+              <w:top w:val="single" w:color="CCCCCC" w:sz="1"/>
+              <w:left w:val="single" w:color="CCCCCC" w:sz="1"/>
+              <w:bottom w:val="single" w:color="CCCCCC" w:sz="1"/>
+              <w:right w:val="single" w:color="CCCCCC" w:sz="1"/>
+            </w:tcBorders>
+            <w:shd w:fill="E8F4F8" w:val="clear"/>
+            <w:tcMar>
+              <w:top w:type="dxa" w:w="60"/>
+              <w:left w:type="dxa" w:w="100"/>
+              <w:bottom w:type="dxa" w:w="60"/>
+              <w:right w:type="dxa" w:w="100"/>
+            </w:tcMar>
+          </w:tcPr>
+          <w:p>
+            <w:r>
+              <w:rPr>
+                <w:rFonts w:ascii="Courier New" w:cs="Courier New" w:eastAsia="Courier New" w:hAnsi="Courier New"/>
+                <w:sz w:val="20"/>
+                <w:szCs w:val="20"/>
+              </w:rPr>
+              <w:t xml:space="preserve">+ AR  ·−·−·  end msg</w:t>
+            </w:r>
+          </w:p>
+        </w:tc>
+        <w:tc>
+          <w:tcPr>
+            <w:tcW w:type="dxa" w:w="1560"/>
+            <w:tcBorders>
+              <w:top w:val="single" w:color="CCCCCC" w:sz="1"/>
+              <w:left w:val="single" w:color="CCCCCC" w:sz="1"/>
+              <w:bottom w:val="single" w:color="CCCCCC" w:sz="1"/>
+              <w:right w:val="single" w:color="CCCCCC" w:sz="1"/>
+            </w:tcBorders>
+            <w:shd w:fill="E8F4F8" w:val="clear"/>
+            <w:tcMar>
+              <w:top w:type="dxa" w:w="60"/>
+              <w:left w:type="dxa" w:w="100"/>
+              <w:bottom w:type="dxa" w:w="60"/>
+              <w:right w:type="dxa" w:w="100"/>
+            </w:tcMar>
+          </w:tcPr>
+          <w:p>
+            <w:r>
+              <w:rPr>
+                <w:rFonts w:ascii="Courier New" w:cs="Courier New" w:eastAsia="Courier New" w:hAnsi="Courier New"/>
+                <w:sz w:val="20"/>
+                <w:szCs w:val="20"/>
+              </w:rPr>
+              <w:t xml:space="preserve">= BT  −···−  break</w:t>
+            </w:r>
+          </w:p>
+        </w:tc>
+        <w:tc>
+          <w:tcPr>
+            <w:tcW w:type="dxa" w:w="1560"/>
+            <w:tcBorders>
+              <w:top w:val="single" w:color="CCCCCC" w:sz="1"/>
+              <w:left w:val="single" w:color="CCCCCC" w:sz="1"/>
+              <w:bottom w:val="single" w:color="CCCCCC" w:sz="1"/>
+              <w:right w:val="single" w:color="CCCCCC" w:sz="1"/>
+            </w:tcBorders>
+            <w:shd w:fill="E8F4F8" w:val="clear"/>
+            <w:tcMar>
+              <w:top w:type="dxa" w:w="60"/>
+              <w:left w:type="dxa" w:w="100"/>
+              <w:bottom w:type="dxa" w:w="60"/>
+              <w:right w:type="dxa" w:w="100"/>
+            </w:tcMar>
+          </w:tcPr>
+          <w:p>
+            <w:r>
+              <w:rPr>
+                <w:rFonts w:ascii="Courier New" w:cs="Courier New" w:eastAsia="Courier New" w:hAnsi="Courier New"/>
+                <w:sz w:val="20"/>
+                <w:szCs w:val="20"/>
+              </w:rPr>
+              <w:t xml:space="preserve">~ SK  ···−·−  end QSO</w:t>
+            </w:r>
+          </w:p>
+        </w:tc>
+        <w:tc>
+          <w:tcPr>
+            <w:tcW w:type="dxa" w:w="1560"/>
+            <w:tcBorders>
+              <w:top w:val="single" w:color="CCCCCC" w:sz="1"/>
+              <w:left w:val="single" w:color="CCCCCC" w:sz="1"/>
+              <w:bottom w:val="single" w:color="CCCCCC" w:sz="1"/>
+              <w:right w:val="single" w:color="CCCCCC" w:sz="1"/>
+            </w:tcBorders>
+            <w:shd w:fill="E8F4F8" w:val="clear"/>
+            <w:tcMar>
+              <w:top w:type="dxa" w:w="60"/>
+              <w:left w:type="dxa" w:w="100"/>
+              <w:bottom w:type="dxa" w:w="60"/>
+              <w:right w:type="dxa" w:w="100"/>
+            </w:tcMar>
+          </w:tcPr>
+          <w:p>
+            <w:r>
+              <w:rPr>
+                <w:rFonts w:ascii="Courier New" w:cs="Courier New" w:eastAsia="Courier New" w:hAnsi="Courier New"/>
+                <w:sz w:val="20"/>
+                <w:szCs w:val="20"/>
+              </w:rPr>
+              <w:t xml:space="preserve">&amp; AS  ·−···  wait</w:t>
+            </w:r>
+          </w:p>
+        </w:tc>
+        <w:tc>
+          <w:tcPr>
+            <w:tcW w:type="dxa" w:w="1560"/>
+            <w:tcBorders>
+              <w:top w:val="single" w:color="CCCCCC" w:sz="1"/>
+              <w:left w:val="single" w:color="CCCCCC" w:sz="1"/>
+              <w:bottom w:val="single" w:color="CCCCCC" w:sz="1"/>
+              <w:right w:val="single" w:color="CCCCCC" w:sz="1"/>
+            </w:tcBorders>
+            <w:shd w:fill="E8F4F8" w:val="clear"/>
+            <w:tcMar>
+              <w:top w:type="dxa" w:w="60"/>
+              <w:left w:type="dxa" w:w="100"/>
+              <w:bottom w:type="dxa" w:w="60"/>
+              <w:right w:type="dxa" w:w="100"/>
+            </w:tcMar>
+          </w:tcPr>
+          <w:p>
+            <w:r>
+              <w:rPr>
+                <w:rFonts w:ascii="Courier New" w:cs="Courier New" w:eastAsia="Courier New" w:hAnsi="Courier New"/>
+                <w:sz w:val="20"/>
+                <w:szCs w:val="20"/>
+              </w:rPr>
+              <w:t xml:space="preserve"/>
+            </w:r>
+          </w:p>
+        </w:tc>
+        <w:tc>
+          <w:tcPr>
+            <w:tcW w:type="dxa" w:w="1560"/>
+            <w:tcBorders>
+              <w:top w:val="single" w:color="CCCCCC" w:sz="1"/>
+              <w:left w:val="single" w:color="CCCCCC" w:sz="1"/>
+              <w:bottom w:val="single" w:color="CCCCCC" w:sz="1"/>
+              <w:right w:val="single" w:color="CCCCCC" w:sz="1"/>
+            </w:tcBorders>
+            <w:shd w:fill="E8F4F8" w:val="clear"/>
+            <w:tcMar>
+              <w:top w:type="dxa" w:w="60"/>
+              <w:left w:type="dxa" w:w="100"/>
+              <w:bottom w:type="dxa" w:w="60"/>
+              <w:right w:type="dxa" w:w="100"/>
+            </w:tcMar>
+          </w:tcPr>
+          <w:p>
+            <w:r>
+              <w:rPr>
+                <w:rFonts w:ascii="Courier New" w:cs="Courier New" w:eastAsia="Courier New" w:hAnsi="Courier New"/>
+                <w:sz w:val="20"/>
+                <w:szCs w:val="20"/>
+              </w:rPr>
+              <w:t xml:space="preserve"/>
+            </w:r>
+          </w:p>
+        </w:tc>
+      </w:tr>
+    </w:tbl>
     <w:p>
       <w:pPr>
         <w:spacing w:after="120"/>
+      </w:pPr>
+      <w:r>
+        <w:t xml:space="preserve"/>
+      </w:r>
+    </w:p>
+    <w:p>
+      <w:pPr>
+        <w:spacing w:before="480"/>
         <w:jc w:val="center"/>
       </w:pPr>
       <w:r>
@@ -8786,7 +8559,7 @@
           <w:sz w:val="18"/>
           <w:szCs w:val="18"/>
         </w:rPr>
-        <w:t xml:space="preserve">Copyright © 2026 K0WLY — CERN-OHL-W v2 / CC BY 4.0 — 73 de K0WLY</w:t>
+        <w:t xml:space="preserve">K0WLY Two-Way CW Keyer — Preliminary Manual v1.4.4 — 73 de K0WLY</w:t>
       </w:r>
     </w:p>
     <w:sectPr>
@@ -8859,7 +8632,7 @@
         <w:sz w:val="14"/>
         <w:szCs w:val="14"/>
       </w:rPr>
-      <w:t xml:space="preserve">K0WLY Two-Way CW Keyer — Copyright © 2026 K0WLY (Carl Cowley) — Licensed under CERN-OHL-W v2 — Attribution required on all copies and derivatives</w:t>
+      <w:t xml:space="preserve">K0WLY Two-Way CW Keyer — Preliminary Manual v1.4.4 — Copyright © 2026 K0WLY — CERN-OHL-W v2 / CC BY 4.0</w:t>
     </w:r>
   </w:p>
 </w:ftr>

--- a/docs/K0WLY_CW_Keyer_Manual.docx
+++ b/docs/K0WLY_CW_Keyer_Manual.docx
@@ -63,7 +63,7 @@
           <w:sz w:val="24"/>
           <w:szCs w:val="24"/>
         </w:rPr>
-        <w:t xml:space="preserve">Version 1.4.4</w:t>
+        <w:t xml:space="preserve">Version 1.4.6</w:t>
       </w:r>
     </w:p>
     <w:p>
@@ -159,7 +159,7 @@
           <w:sz w:val="22"/>
           <w:szCs w:val="22"/>
         </w:rPr>
-        <w:t xml:space="preserve">The K0WLY Two-Way CW Keyer is an ESP32-S3 based iambic keyer on the LilyGO T-Display S3 AMOLED (v1.4.4).</w:t>
+        <w:t xml:space="preserve">The K0WLY Two-Way CW Keyer is an ESP32-S3 based iambic keyer on the LilyGO T-Display S3 AMOLED (v1.4.6).</w:t>
       </w:r>
     </w:p>
     <w:p>
@@ -185,7 +185,7 @@
           <w:sz w:val="22"/>
           <w:szCs w:val="22"/>
         </w:rPr>
-        <w:t xml:space="preserve">Iambic Mode A or B keyer, 5–40 WPM, straight key mode</w:t>
+        <w:t xml:space="preserve">Iambic Mode A/B or Ultimatic keyer, 5–40 WPM, straight key mode</w:t>
       </w:r>
     </w:p>
     <w:p>
@@ -257,7 +257,7 @@
           <w:sz w:val="22"/>
           <w:szCs w:val="22"/>
         </w:rPr>
-        <w:t xml:space="preserve">Paddle reverse and Iambic Mode A/B via GPIO16</w:t>
+        <w:t xml:space="preserve">Paddle reverse and keyer mode (A/B/Ultimatic) via GPIO16</w:t>
       </w:r>
     </w:p>
     <w:p>
@@ -612,7 +612,7 @@
                 <w:sz w:val="20"/>
                 <w:szCs w:val="20"/>
               </w:rPr>
-              <w:t xml:space="preserve">WPM, Hz, DLY, VOL, GAP, A/B/SK, SOLO/DUAL</w:t>
+              <w:t xml:space="preserve">WPM, Hz, DLY, VOL, GAP, A/B/U/SK, SOLO/DUAL</w:t>
             </w:r>
           </w:p>
         </w:tc>
@@ -1032,7 +1032,7 @@
           <w:sz w:val="22"/>
           <w:szCs w:val="22"/>
         </w:rPr>
-        <w:t xml:space="preserve">A / B / SK — Iambic Mode A, Iambic Mode B, or Straight Key</w:t>
+        <w:t xml:space="preserve">A / B / U / SK — Iambic Mode A, Iambic Mode B, Ultimatic, or Straight Key</w:t>
       </w:r>
     </w:p>
     <w:p>
@@ -1803,7 +1803,7 @@
                 <w:sz w:val="20"/>
                 <w:szCs w:val="20"/>
               </w:rPr>
-              <w:t xml:space="preserve">Paddle Reverse / Mode A/B</w:t>
+              <w:t xml:space="preserve">Paddle Reverse / Keyer Mode</w:t>
             </w:r>
           </w:p>
         </w:tc>
@@ -1865,7 +1865,7 @@
                 <w:sz w:val="20"/>
                 <w:szCs w:val="20"/>
               </w:rPr>
-              <w:t xml:space="preserve">Short=dit/dah swap, Long=Mode A/B toggle</w:t>
+              <w:t xml:space="preserve">Short=dit/dah swap, Long=cycle A/B/U</w:t>
             </w:r>
           </w:p>
         </w:tc>
@@ -2383,7 +2383,7 @@
                 <w:sz w:val="20"/>
                 <w:szCs w:val="20"/>
               </w:rPr>
-              <w:t xml:space="preserve">Toggles Iambic Mode A / Mode B — header shows A or B</w:t>
+              <w:t xml:space="preserve">Cycles Iambic Mode A → Mode B → Ultimatic — header shows A, B or U</w:t>
             </w:r>
           </w:p>
         </w:tc>
@@ -2410,7 +2410,7 @@
           <w:sz w:val="26"/>
           <w:szCs w:val="26"/>
         </w:rPr>
-        <w:t xml:space="preserve">3.3 Iambic Modes</w:t>
+        <w:t xml:space="preserve">3.3 Keyer Modes</w:t>
       </w:r>
     </w:p>
     <w:p>
@@ -2449,6 +2449,29 @@
           <w:szCs w:val="22"/>
         </w:rPr>
         <w:t xml:space="preserve">Mode B — when both paddles are released during an element, the keyer sends one additional opposite element before stopping. Preferred by some operators for smoother squeeze keying.</w:t>
+      </w:r>
+    </w:p>
+    <w:p>
+      <w:pPr>
+        <w:spacing w:after="120"/>
+      </w:pPr>
+      <w:r>
+        <w:t xml:space="preserve"/>
+      </w:r>
+    </w:p>
+    <w:p>
+      <w:pPr>
+        <w:spacing w:after="120"/>
+      </w:pPr>
+      <w:r>
+        <w:rPr>
+          <w:rFonts w:ascii="Arial" w:cs="Arial" w:eastAsia="Arial" w:hAnsi="Arial"/>
+          <w:b w:val="false"/>
+          <w:bCs w:val="false"/>
+          <w:sz w:val="22"/>
+          <w:szCs w:val="22"/>
+        </w:rPr>
+        <w:t xml:space="preserve">Ultimatic (U) — when both paddles are held, the paddle pressed most recently takes over and repeats instead of alternating. Example: hold dah, then squeeze dit — the keyer sends one dah followed by continuous dits until dit is released. A paddle tapped during an element is remembered, as in Mode B.</w:t>
       </w:r>
     </w:p>
     <w:p>
@@ -2483,7 +2506,7 @@
           <w:sz w:val="22"/>
           <w:szCs w:val="22"/>
         </w:rPr>
-        <w:t xml:space="preserve">Mode A/B selection is saved to flash and restored on power cycle.</w:t>
+        <w:t xml:space="preserve">Keyer mode selection is saved to flash and restored on power cycle.</w:t>
       </w:r>
     </w:p>
     <w:p>
@@ -4573,7 +4596,7 @@
                 <w:sz w:val="20"/>
                 <w:szCs w:val="20"/>
               </w:rPr>
-              <w:t xml:space="preserve">Iambic Modes</w:t>
+              <w:t xml:space="preserve">Keyer Modes</w:t>
             </w:r>
           </w:p>
         </w:tc>
@@ -4604,7 +4627,7 @@
                 <w:sz w:val="20"/>
                 <w:szCs w:val="20"/>
               </w:rPr>
-              <w:t xml:space="preserve">Mode A and Mode B (GPIO16 long press)</w:t>
+              <w:t xml:space="preserve">Mode A, Mode B and Ultimatic (GPIO16 long press)</w:t>
             </w:r>
           </w:p>
         </w:tc>
@@ -5318,7 +5341,7 @@
                 <w:sz w:val="20"/>
                 <w:szCs w:val="20"/>
               </w:rPr>
-              <w:t xml:space="preserve">Iambic Mode</w:t>
+              <w:t xml:space="preserve">Keyer Mode</w:t>
             </w:r>
           </w:p>
         </w:tc>
@@ -8559,7 +8582,7 @@
           <w:sz w:val="18"/>
           <w:szCs w:val="18"/>
         </w:rPr>
-        <w:t xml:space="preserve">K0WLY Two-Way CW Keyer — Preliminary Manual v1.4.4 — 73 de K0WLY</w:t>
+        <w:t xml:space="preserve">K0WLY Two-Way CW Keyer — Preliminary Manual v1.4.6 — 73 de K0WLY</w:t>
       </w:r>
     </w:p>
     <w:sectPr>
@@ -8632,7 +8655,7 @@
         <w:sz w:val="14"/>
         <w:szCs w:val="14"/>
       </w:rPr>
-      <w:t xml:space="preserve">K0WLY Two-Way CW Keyer — Preliminary Manual v1.4.4 — Copyright © 2026 K0WLY — CERN-OHL-W v2 / CC BY 4.0</w:t>
+      <w:t xml:space="preserve">K0WLY Two-Way CW Keyer — Preliminary Manual v1.4.6 — Copyright © 2026 K0WLY — CERN-OHL-W v2 / CC BY 4.0</w:t>
     </w:r>
   </w:p>
 </w:ftr>

--- a/docs/K0WLY_CW_Keyer_Manual.docx
+++ b/docs/K0WLY_CW_Keyer_Manual.docx
@@ -63,7 +63,7 @@
           <w:sz w:val="24"/>
           <w:szCs w:val="24"/>
         </w:rPr>
-        <w:t xml:space="preserve">Version 1.4.4</w:t>
+        <w:t xml:space="preserve">Version 1.4.9</w:t>
       </w:r>
     </w:p>
     <w:p>
@@ -159,7 +159,7 @@
           <w:sz w:val="22"/>
           <w:szCs w:val="22"/>
         </w:rPr>
-        <w:t xml:space="preserve">The K0WLY Two-Way CW Keyer is an ESP32-S3 based iambic keyer on the LilyGO T-Display S3 AMOLED (v1.4.4).</w:t>
+        <w:t xml:space="preserve">The K0WLY Two-Way CW Keyer is an ESP32-S3 based iambic keyer on the LilyGO T-Display S3 AMOLED (v1.4.9).</w:t>
       </w:r>
     </w:p>
     <w:p>
@@ -3044,7 +3044,7 @@
                 <w:sz w:val="20"/>
                 <w:szCs w:val="20"/>
               </w:rPr>
-              <w:t xml:space="preserve">Save and exit edit</w:t>
+              <w:t xml:space="preserve">Exit edit and advance to the next parameter (in WPM, the first short press moves to the Farnsworth step). Values save as you adjust</w:t>
             </w:r>
           </w:p>
         </w:tc>
@@ -3625,7 +3625,7 @@
                 <w:sz w:val="20"/>
                 <w:szCs w:val="20"/>
               </w:rPr>
-              <w:t xml:space="preserve">0–100%</w:t>
+              <w:t xml:space="preserve">2–100%</w:t>
             </w:r>
           </w:p>
         </w:tc>
@@ -3981,7 +3981,7 @@
           <w:sz w:val="22"/>
           <w:szCs w:val="22"/>
         </w:rPr>
-        <w:t xml:space="preserve">Newlines become word spaces</w:t>
+        <w:t xml:space="preserve">A newline counts as one word gap; blank lines and a newline right after a space add nothing extra. Spaces you type are always kept</w:t>
       </w:r>
     </w:p>
     <w:p>
@@ -5221,7 +5221,7 @@
                 <w:sz w:val="20"/>
                 <w:szCs w:val="20"/>
               </w:rPr>
-              <w:t xml:space="preserve">50%</w:t>
+              <w:t xml:space="preserve">64%</w:t>
             </w:r>
           </w:p>
         </w:tc>
@@ -8559,7 +8559,7 @@
           <w:sz w:val="18"/>
           <w:szCs w:val="18"/>
         </w:rPr>
-        <w:t xml:space="preserve">K0WLY Two-Way CW Keyer — Preliminary Manual v1.4.4 — 73 de K0WLY</w:t>
+        <w:t xml:space="preserve">K0WLY Two-Way CW Keyer — Preliminary Manual v1.4.9 — 73 de K0WLY</w:t>
       </w:r>
     </w:p>
     <w:sectPr>
@@ -8632,7 +8632,7 @@
         <w:sz w:val="14"/>
         <w:szCs w:val="14"/>
       </w:rPr>
-      <w:t xml:space="preserve">K0WLY Two-Way CW Keyer — Preliminary Manual v1.4.4 — Copyright © 2026 K0WLY — CERN-OHL-W v2 / CC BY 4.0</w:t>
+      <w:t xml:space="preserve">K0WLY Two-Way CW Keyer — Preliminary Manual v1.4.9 — Copyright © 2026 K0WLY — CERN-OHL-W v2 / CC BY 4.0</w:t>
     </w:r>
   </w:p>
 </w:ftr>

--- a/docs/K0WLY_CW_Keyer_Manual.docx
+++ b/docs/K0WLY_CW_Keyer_Manual.docx
@@ -63,7 +63,7 @@
           <w:sz w:val="24"/>
           <w:szCs w:val="24"/>
         </w:rPr>
-        <w:t xml:space="preserve">Version 1.4.4</w:t>
+        <w:t xml:space="preserve">Version 1.4.9</w:t>
       </w:r>
     </w:p>
     <w:p>
@@ -159,7 +159,7 @@
           <w:sz w:val="22"/>
           <w:szCs w:val="22"/>
         </w:rPr>
-        <w:t xml:space="preserve">The K0WLY Two-Way CW Keyer is an ESP32-S3 based iambic keyer on the LilyGO T-Display S3 AMOLED (v1.4.4).</w:t>
+        <w:t xml:space="preserve">The K0WLY Two-Way CW Keyer is an ESP32-S3 based iambic keyer on the LilyGO T-Display S3 AMOLED (v1.4.9).</w:t>
       </w:r>
     </w:p>
     <w:p>
@@ -185,7 +185,7 @@
           <w:sz w:val="22"/>
           <w:szCs w:val="22"/>
         </w:rPr>
-        <w:t xml:space="preserve">Iambic Mode A or B keyer, 5–40 WPM, straight key mode</w:t>
+        <w:t xml:space="preserve">Iambic Mode A or B, or Ultimatic keyer, 5–40 WPM, straight key mode</w:t>
       </w:r>
     </w:p>
     <w:p>
@@ -257,7 +257,7 @@
           <w:sz w:val="22"/>
           <w:szCs w:val="22"/>
         </w:rPr>
-        <w:t xml:space="preserve">Paddle reverse and Iambic Mode A/B via GPIO16</w:t>
+        <w:t xml:space="preserve">Paddle reverse and key mode (A/B/Ultimatic) via GPIO16</w:t>
       </w:r>
     </w:p>
     <w:p>
@@ -612,7 +612,7 @@
                 <w:sz w:val="20"/>
                 <w:szCs w:val="20"/>
               </w:rPr>
-              <w:t xml:space="preserve">WPM, Hz, DLY, VOL, GAP, A/B/SK, SOLO/DUAL</w:t>
+              <w:t xml:space="preserve">WPM, Hz, DLY, VOL, GAP, A/B/U/SK, SOLO/DUAL</w:t>
             </w:r>
           </w:p>
         </w:tc>
@@ -1032,7 +1032,7 @@
           <w:sz w:val="22"/>
           <w:szCs w:val="22"/>
         </w:rPr>
-        <w:t xml:space="preserve">A / B / SK — Iambic Mode A, Iambic Mode B, or Straight Key</w:t>
+        <w:t xml:space="preserve">A / B / U / SK — Iambic Mode A, Iambic Mode B, Ultimatic, or Straight Key</w:t>
       </w:r>
     </w:p>
     <w:p>
@@ -1803,7 +1803,7 @@
                 <w:sz w:val="20"/>
                 <w:szCs w:val="20"/>
               </w:rPr>
-              <w:t xml:space="preserve">Paddle Reverse / Mode A/B</w:t>
+              <w:t xml:space="preserve">Paddle Reverse / Key Mode</w:t>
             </w:r>
           </w:p>
         </w:tc>
@@ -1865,7 +1865,7 @@
                 <w:sz w:val="20"/>
                 <w:szCs w:val="20"/>
               </w:rPr>
-              <w:t xml:space="preserve">Short=dit/dah swap, Long=Mode A/B toggle</w:t>
+              <w:t xml:space="preserve">Short=dit/dah swap, Long=cycle A/B/U</w:t>
             </w:r>
           </w:p>
         </w:tc>
@@ -2383,7 +2383,7 @@
                 <w:sz w:val="20"/>
                 <w:szCs w:val="20"/>
               </w:rPr>
-              <w:t xml:space="preserve">Toggles Iambic Mode A / Mode B — header shows A or B</w:t>
+              <w:t xml:space="preserve">Cycles key mode A → B → U (Ultimatic) — header shows A, B or U</w:t>
             </w:r>
           </w:p>
         </w:tc>
@@ -2410,7 +2410,7 @@
           <w:sz w:val="26"/>
           <w:szCs w:val="26"/>
         </w:rPr>
-        <w:t xml:space="preserve">3.3 Iambic Modes</w:t>
+        <w:t xml:space="preserve">3.3 Keying Modes</w:t>
       </w:r>
     </w:p>
     <w:p>
@@ -2449,6 +2449,29 @@
           <w:szCs w:val="22"/>
         </w:rPr>
         <w:t xml:space="preserve">Mode B — when both paddles are released during an element, the keyer sends one additional opposite element before stopping. Preferred by some operators for smoother squeeze keying.</w:t>
+      </w:r>
+    </w:p>
+    <w:p>
+      <w:pPr>
+        <w:spacing w:after="120"/>
+      </w:pPr>
+      <w:r>
+        <w:t xml:space="preserve"/>
+      </w:r>
+    </w:p>
+    <w:p>
+      <w:pPr>
+        <w:spacing w:after="120"/>
+      </w:pPr>
+      <w:r>
+        <w:rPr>
+          <w:rFonts w:ascii="Arial" w:cs="Arial" w:eastAsia="Arial" w:hAnsi="Arial"/>
+          <w:b w:val="false"/>
+          <w:bCs w:val="false"/>
+          <w:sz w:val="22"/>
+          <w:szCs w:val="22"/>
+        </w:rPr>
+        <w:t xml:space="preserve">Ultimatic — when both paddles are squeezed, the paddle pressed most recently wins and its element repeats while held; releasing it returns to the other paddle. With one paddle at a time it keys the same as Iambic, and a tap of the opposite paddle during an element is remembered as in Mode B.</w:t>
       </w:r>
     </w:p>
     <w:p>
@@ -2483,7 +2506,7 @@
           <w:sz w:val="22"/>
           <w:szCs w:val="22"/>
         </w:rPr>
-        <w:t xml:space="preserve">Mode A/B selection is saved to flash and restored on power cycle.</w:t>
+        <w:t xml:space="preserve">Key mode selection is saved to flash and restored on power cycle.</w:t>
       </w:r>
     </w:p>
     <w:p>
@@ -4573,7 +4596,7 @@
                 <w:sz w:val="20"/>
                 <w:szCs w:val="20"/>
               </w:rPr>
-              <w:t xml:space="preserve">Iambic Modes</w:t>
+              <w:t xml:space="preserve">Keying Modes</w:t>
             </w:r>
           </w:p>
         </w:tc>
@@ -4604,7 +4627,7 @@
                 <w:sz w:val="20"/>
                 <w:szCs w:val="20"/>
               </w:rPr>
-              <w:t xml:space="preserve">Mode A and Mode B (GPIO16 long press)</w:t>
+              <w:t xml:space="preserve">Mode A, Mode B, Ultimatic (GPIO16 long press)</w:t>
             </w:r>
           </w:p>
         </w:tc>
@@ -5318,7 +5341,7 @@
                 <w:sz w:val="20"/>
                 <w:szCs w:val="20"/>
               </w:rPr>
-              <w:t xml:space="preserve">Iambic Mode</w:t>
+              <w:t xml:space="preserve">Key Mode</w:t>
             </w:r>
           </w:p>
         </w:tc>
@@ -8559,7 +8582,7 @@
           <w:sz w:val="18"/>
           <w:szCs w:val="18"/>
         </w:rPr>
-        <w:t xml:space="preserve">K0WLY Two-Way CW Keyer — Preliminary Manual v1.4.4 — 73 de K0WLY</w:t>
+        <w:t xml:space="preserve">K0WLY Two-Way CW Keyer — Preliminary Manual v1.4.9 — 73 de K0WLY</w:t>
       </w:r>
     </w:p>
     <w:sectPr>
@@ -8632,7 +8655,7 @@
         <w:sz w:val="14"/>
         <w:szCs w:val="14"/>
       </w:rPr>
-      <w:t xml:space="preserve">K0WLY Two-Way CW Keyer — Preliminary Manual v1.4.4 — Copyright © 2026 K0WLY — CERN-OHL-W v2 / CC BY 4.0</w:t>
+      <w:t xml:space="preserve">K0WLY Two-Way CW Keyer — Preliminary Manual v1.4.9 — Copyright © 2026 K0WLY — CERN-OHL-W v2 / CC BY 4.0</w:t>
     </w:r>
   </w:p>
 </w:ftr>

--- a/docs/K0WLY_CW_Keyer_Manual.docx
+++ b/docs/K0WLY_CW_Keyer_Manual.docx
@@ -63,7 +63,7 @@
           <w:sz w:val="24"/>
           <w:szCs w:val="24"/>
         </w:rPr>
-        <w:t xml:space="preserve">Version 1.4.9</w:t>
+        <w:t xml:space="preserve">Version 1.5.0</w:t>
       </w:r>
     </w:p>
     <w:p>
@@ -159,7 +159,7 @@
           <w:sz w:val="22"/>
           <w:szCs w:val="22"/>
         </w:rPr>
-        <w:t xml:space="preserve">The K0WLY Two-Way CW Keyer is an ESP32-S3 based iambic keyer on the LilyGO T-Display S3 AMOLED (v1.4.9).</w:t>
+        <w:t xml:space="preserve">The K0WLY Two-Way CW Keyer is an ESP32-S3 based iambic keyer on the LilyGO T-Display S3 AMOLED (v1.5.0).</w:t>
       </w:r>
     </w:p>
     <w:p>
@@ -185,7 +185,7 @@
           <w:sz w:val="22"/>
           <w:szCs w:val="22"/>
         </w:rPr>
-        <w:t xml:space="preserve">Iambic Mode A or B keyer, 5–40 WPM, straight key mode</w:t>
+        <w:t xml:space="preserve">Iambic Mode A, Iambic Mode B or Ultimatic keyer, 5–40 WPM, straight key mode</w:t>
       </w:r>
     </w:p>
     <w:p>
@@ -257,7 +257,7 @@
           <w:sz w:val="22"/>
           <w:szCs w:val="22"/>
         </w:rPr>
-        <w:t xml:space="preserve">Paddle reverse and Iambic Mode A/B via GPIO16</w:t>
+        <w:t xml:space="preserve">Paddle reverse and keyer mode (A/B/Ultimatic) via GPIO16</w:t>
       </w:r>
     </w:p>
     <w:p>
@@ -612,7 +612,7 @@
                 <w:sz w:val="20"/>
                 <w:szCs w:val="20"/>
               </w:rPr>
-              <w:t xml:space="preserve">WPM, Hz, DLY, VOL, GAP, A/B/SK, SOLO/DUAL</w:t>
+              <w:t xml:space="preserve">WPM, Hz, DLY, VOL, GAP, A/B/U/SK, SOLO/DUAL</w:t>
             </w:r>
           </w:p>
         </w:tc>
@@ -1032,7 +1032,7 @@
           <w:sz w:val="22"/>
           <w:szCs w:val="22"/>
         </w:rPr>
-        <w:t xml:space="preserve">A / B / SK — Iambic Mode A, Iambic Mode B, or Straight Key</w:t>
+        <w:t xml:space="preserve">A / B / U / SK — Iambic Mode A, Iambic Mode B, Ultimatic, or Straight Key</w:t>
       </w:r>
     </w:p>
     <w:p>
@@ -1803,7 +1803,7 @@
                 <w:sz w:val="20"/>
                 <w:szCs w:val="20"/>
               </w:rPr>
-              <w:t xml:space="preserve">Paddle Reverse / Mode A/B</w:t>
+              <w:t xml:space="preserve">Paddle Reverse / Keyer Mode</w:t>
             </w:r>
           </w:p>
         </w:tc>
@@ -1865,7 +1865,7 @@
                 <w:sz w:val="20"/>
                 <w:szCs w:val="20"/>
               </w:rPr>
-              <w:t xml:space="preserve">Short=dit/dah swap, Long=Mode A/B toggle</w:t>
+              <w:t xml:space="preserve">Short=dit/dah swap, Long=cycle Mode A/B/U</w:t>
             </w:r>
           </w:p>
         </w:tc>
@@ -2383,7 +2383,7 @@
                 <w:sz w:val="20"/>
                 <w:szCs w:val="20"/>
               </w:rPr>
-              <w:t xml:space="preserve">Toggles Iambic Mode A / Mode B — header shows A or B</w:t>
+              <w:t xml:space="preserve">Cycles keyer mode A → B → U (Ultimatic) → A — header shows A, B or U</w:t>
             </w:r>
           </w:p>
         </w:tc>
@@ -2410,7 +2410,7 @@
           <w:sz w:val="26"/>
           <w:szCs w:val="26"/>
         </w:rPr>
-        <w:t xml:space="preserve">3.3 Iambic Modes</w:t>
+        <w:t xml:space="preserve">3.3 Keyer Modes</w:t>
       </w:r>
     </w:p>
     <w:p>
@@ -2449,6 +2449,21 @@
           <w:szCs w:val="22"/>
         </w:rPr>
         <w:t xml:space="preserve">Mode B — when both paddles are released during an element, the keyer sends one additional opposite element before stopping. Preferred by some operators for smoother squeeze keying.</w:t>
+      </w:r>
+    </w:p>
+    <w:p>
+      <w:pPr>
+        <w:spacing w:after="120"/>
+      </w:pPr>
+      <w:r>
+        <w:rPr>
+          <w:rFonts w:ascii="Arial" w:cs="Arial" w:eastAsia="Arial" w:hAnsi="Arial"/>
+          <w:b w:val="false"/>
+          <w:bCs w:val="false"/>
+          <w:sz w:val="22"/>
+          <w:szCs w:val="22"/>
+        </w:rPr>
+        <w:t xml:space="preserve">Ultimatic (U) — when both paddles are squeezed, the paddle pressed most recently wins and repeats instead of alternating. Releasing it returns to the paddle still held. A tap on the opposite paddle during an element is remembered and sent next.</w:t>
       </w:r>
     </w:p>
     <w:p>
@@ -2483,7 +2498,7 @@
           <w:sz w:val="22"/>
           <w:szCs w:val="22"/>
         </w:rPr>
-        <w:t xml:space="preserve">Mode A/B selection is saved to flash and restored on power cycle.</w:t>
+        <w:t xml:space="preserve">Keyer mode (A/B/U) is saved to flash and restored on power cycle.</w:t>
       </w:r>
     </w:p>
     <w:p>
@@ -4573,7 +4588,7 @@
                 <w:sz w:val="20"/>
                 <w:szCs w:val="20"/>
               </w:rPr>
-              <w:t xml:space="preserve">Iambic Modes</w:t>
+              <w:t xml:space="preserve">Keyer Modes</w:t>
             </w:r>
           </w:p>
         </w:tc>
@@ -4604,7 +4619,7 @@
                 <w:sz w:val="20"/>
                 <w:szCs w:val="20"/>
               </w:rPr>
-              <w:t xml:space="preserve">Mode A and Mode B (GPIO16 long press)</w:t>
+              <w:t xml:space="preserve">Mode A, Mode B and Ultimatic (GPIO16 long press)</w:t>
             </w:r>
           </w:p>
         </w:tc>
@@ -5318,7 +5333,7 @@
                 <w:sz w:val="20"/>
                 <w:szCs w:val="20"/>
               </w:rPr>
-              <w:t xml:space="preserve">Iambic Mode</w:t>
+              <w:t xml:space="preserve">Keyer Mode</w:t>
             </w:r>
           </w:p>
         </w:tc>
@@ -8559,7 +8574,7 @@
           <w:sz w:val="18"/>
           <w:szCs w:val="18"/>
         </w:rPr>
-        <w:t xml:space="preserve">K0WLY Two-Way CW Keyer — Preliminary Manual v1.4.9 — 73 de K0WLY</w:t>
+        <w:t xml:space="preserve">K0WLY Two-Way CW Keyer — Preliminary Manual v1.5.0 — 73 de K0WLY</w:t>
       </w:r>
     </w:p>
     <w:sectPr>
@@ -8632,7 +8647,7 @@
         <w:sz w:val="14"/>
         <w:szCs w:val="14"/>
       </w:rPr>
-      <w:t xml:space="preserve">K0WLY Two-Way CW Keyer — Preliminary Manual v1.4.9 — Copyright © 2026 K0WLY — CERN-OHL-W v2 / CC BY 4.0</w:t>
+      <w:t xml:space="preserve">K0WLY Two-Way CW Keyer — Preliminary Manual v1.5.0 — Copyright © 2026 K0WLY — CERN-OHL-W v2 / CC BY 4.0</w:t>
     </w:r>
   </w:p>
 </w:ftr>

--- a/docs/K0WLY_CW_Keyer_Manual.docx
+++ b/docs/K0WLY_CW_Keyer_Manual.docx
@@ -63,7 +63,7 @@
           <w:sz w:val="24"/>
           <w:szCs w:val="24"/>
         </w:rPr>
-        <w:t xml:space="preserve">Version 1.4.9</w:t>
+        <w:t xml:space="preserve">Version 1.4.10</w:t>
       </w:r>
     </w:p>
     <w:p>
@@ -159,7 +159,7 @@
           <w:sz w:val="22"/>
           <w:szCs w:val="22"/>
         </w:rPr>
-        <w:t xml:space="preserve">The K0WLY Two-Way CW Keyer is an ESP32-S3 based iambic keyer on the LilyGO T-Display S3 AMOLED (v1.4.9).</w:t>
+        <w:t xml:space="preserve">The K0WLY Two-Way CW Keyer is an ESP32-S3 based iambic keyer on the LilyGO T-Display S3 AMOLED (v1.4.10).</w:t>
       </w:r>
     </w:p>
     <w:p>
@@ -203,7 +203,7 @@
           <w:sz w:val="22"/>
           <w:szCs w:val="22"/>
         </w:rPr>
-        <w:t xml:space="preserve">Farnsworth spacing — independent character and gap speeds</w:t>
+        <w:t xml:space="preserve">Farnsworth spacing — character speed plus overall (effective) speed, e.g. 20/10</w:t>
       </w:r>
     </w:p>
     <w:p>
@@ -942,7 +942,7 @@
           <w:sz w:val="22"/>
           <w:szCs w:val="22"/>
         </w:rPr>
-        <w:t xml:space="preserve">WPM or WPM/FARN — character/Farnsworth speeds</w:t>
+        <w:t xml:space="preserve">WPM or WPM/FARN — character speed / overall (effective) speed</w:t>
       </w:r>
     </w:p>
     <w:p>
@@ -3371,7 +3371,7 @@
                 <w:sz w:val="20"/>
                 <w:szCs w:val="20"/>
               </w:rPr>
-              <w:t xml:space="preserve">Gap speed</w:t>
+              <w:t xml:space="preserve">Overall (effective) speed</w:t>
             </w:r>
           </w:p>
         </w:tc>
@@ -8559,7 +8559,7 @@
           <w:sz w:val="18"/>
           <w:szCs w:val="18"/>
         </w:rPr>
-        <w:t xml:space="preserve">K0WLY Two-Way CW Keyer — Preliminary Manual v1.4.9 — 73 de K0WLY</w:t>
+        <w:t xml:space="preserve">K0WLY Two-Way CW Keyer — Preliminary Manual v1.4.10 — 73 de K0WLY</w:t>
       </w:r>
     </w:p>
     <w:sectPr>
@@ -8632,7 +8632,7 @@
         <w:sz w:val="14"/>
         <w:szCs w:val="14"/>
       </w:rPr>
-      <w:t xml:space="preserve">K0WLY Two-Way CW Keyer — Preliminary Manual v1.4.9 — Copyright © 2026 K0WLY — CERN-OHL-W v2 / CC BY 4.0</w:t>
+      <w:t xml:space="preserve">K0WLY Two-Way CW Keyer — Preliminary Manual v1.4.10 — Copyright © 2026 K0WLY — CERN-OHL-W v2 / CC BY 4.0</w:t>
     </w:r>
   </w:p>
 </w:ftr>

--- a/docs/K0WLY_CW_Keyer_Manual.docx
+++ b/docs/K0WLY_CW_Keyer_Manual.docx
@@ -63,7 +63,7 @@
           <w:sz w:val="24"/>
           <w:szCs w:val="24"/>
         </w:rPr>
-        <w:t xml:space="preserve">Version 1.5.0</w:t>
+        <w:t xml:space="preserve">Version 1.6.0</w:t>
       </w:r>
     </w:p>
     <w:p>
@@ -159,7 +159,7 @@
           <w:sz w:val="22"/>
           <w:szCs w:val="22"/>
         </w:rPr>
-        <w:t xml:space="preserve">The K0WLY Two-Way CW Keyer is an ESP32-S3 based iambic keyer on the LilyGO T-Display S3 AMOLED (v1.5.0).</w:t>
+        <w:t xml:space="preserve">The K0WLY Two-Way CW Keyer is an ESP32-S3 based iambic keyer on the LilyGO T-Display S3 AMOLED (v1.6.0).</w:t>
       </w:r>
     </w:p>
     <w:p>
@@ -329,7 +329,7 @@
           <w:sz w:val="22"/>
           <w:szCs w:val="22"/>
         </w:rPr>
-        <w:t xml:space="preserve">WiFi AP (K0WLY-XXXX) with web interface for file management</w:t>
+        <w:t xml:space="preserve">WiFi AP (K0WLY-XXXX) with web interface for settings and file management</w:t>
       </w:r>
     </w:p>
     <w:p>
@@ -3864,7 +3864,97 @@
           <w:sz w:val="22"/>
           <w:szCs w:val="22"/>
         </w:rPr>
-        <w:t xml:space="preserve">Dit/Dah Swap button (orange)</w:t>
+        <w:t xml:space="preserve">Settings tiles — Char Speed, Farnsworth, Frequency, Volume, Head Copy Delay and Word Gap each have − and + buttons</w:t>
+      </w:r>
+    </w:p>
+    <w:p>
+      <w:pPr>
+        <w:pStyle w:val="ListParagraph"/>
+        <w:numPr>
+          <w:ilvl w:val="0"/>
+          <w:numId w:val="2"/>
+        </w:numPr>
+        <w:spacing w:after="80"/>
+      </w:pPr>
+      <w:r>
+        <w:rPr>
+          <w:rFonts w:ascii="Arial" w:cs="Arial" w:eastAsia="Arial" w:hAnsi="Arial"/>
+          <w:sz w:val="22"/>
+          <w:szCs w:val="22"/>
+        </w:rPr>
+        <w:t xml:space="preserve">Keyer Mode tile — tap Iambic A, Iambic B or Ultimatic</w:t>
+      </w:r>
+    </w:p>
+    <w:p>
+      <w:pPr>
+        <w:pStyle w:val="ListParagraph"/>
+        <w:numPr>
+          <w:ilvl w:val="0"/>
+          <w:numId w:val="2"/>
+        </w:numPr>
+        <w:spacing w:after="80"/>
+      </w:pPr>
+      <w:r>
+        <w:rPr>
+          <w:rFonts w:ascii="Arial" w:cs="Arial" w:eastAsia="Arial" w:hAnsi="Arial"/>
+          <w:sz w:val="22"/>
+          <w:szCs w:val="22"/>
+        </w:rPr>
+        <w:t xml:space="preserve">Paddles tile — tap Dit-Dah or Dah-Dit (same as the hardware paddle reverse button)</w:t>
+      </w:r>
+    </w:p>
+    <w:p>
+      <w:pPr>
+        <w:pStyle w:val="ListParagraph"/>
+        <w:numPr>
+          <w:ilvl w:val="0"/>
+          <w:numId w:val="2"/>
+        </w:numPr>
+        <w:spacing w:after="80"/>
+      </w:pPr>
+      <w:r>
+        <w:rPr>
+          <w:rFonts w:ascii="Arial" w:cs="Arial" w:eastAsia="Arial" w:hAnsi="Arial"/>
+          <w:sz w:val="22"/>
+          <w:szCs w:val="22"/>
+        </w:rPr>
+        <w:t xml:space="preserve">Changes are saved on the keyer, and the page picks up changes made with the knob and buttons every 2 seconds</w:t>
+      </w:r>
+    </w:p>
+    <w:p>
+      <w:pPr>
+        <w:pStyle w:val="ListParagraph"/>
+        <w:numPr>
+          <w:ilvl w:val="0"/>
+          <w:numId w:val="2"/>
+        </w:numPr>
+        <w:spacing w:after="80"/>
+      </w:pPr>
+      <w:r>
+        <w:rPr>
+          <w:rFonts w:ascii="Arial" w:cs="Arial" w:eastAsia="Arial" w:hAnsi="Arial"/>
+          <w:sz w:val="22"/>
+          <w:szCs w:val="22"/>
+        </w:rPr>
+        <w:t xml:space="preserve">Farnsworth shows OFF when it equals the character speed</w:t>
+      </w:r>
+    </w:p>
+    <w:p>
+      <w:pPr>
+        <w:pStyle w:val="ListParagraph"/>
+        <w:numPr>
+          <w:ilvl w:val="0"/>
+          <w:numId w:val="2"/>
+        </w:numPr>
+        <w:spacing w:after="80"/>
+      </w:pPr>
+      <w:r>
+        <w:rPr>
+          <w:rFonts w:ascii="Arial" w:cs="Arial" w:eastAsia="Arial" w:hAnsi="Arial"/>
+          <w:sz w:val="22"/>
+          <w:szCs w:val="22"/>
+        </w:rPr>
+        <w:t xml:space="preserve">On the web page, character speed steps 38 ↔ 40 (39 is skipped, since 39 and 40 WPM share the same 30 ms dit). The knob and buttons can still select 39</w:t>
       </w:r>
     </w:p>
     <w:p>
@@ -8574,7 +8664,7 @@
           <w:sz w:val="18"/>
           <w:szCs w:val="18"/>
         </w:rPr>
-        <w:t xml:space="preserve">K0WLY Two-Way CW Keyer — Preliminary Manual v1.5.0 — 73 de K0WLY</w:t>
+        <w:t xml:space="preserve">K0WLY Two-Way CW Keyer — Preliminary Manual v1.6.0 — 73 de K0WLY</w:t>
       </w:r>
     </w:p>
     <w:sectPr>
@@ -8647,7 +8737,7 @@
         <w:sz w:val="14"/>
         <w:szCs w:val="14"/>
       </w:rPr>
-      <w:t xml:space="preserve">K0WLY Two-Way CW Keyer — Preliminary Manual v1.5.0 — Copyright © 2026 K0WLY — CERN-OHL-W v2 / CC BY 4.0</w:t>
+      <w:t xml:space="preserve">K0WLY Two-Way CW Keyer — Preliminary Manual v1.6.0 — Copyright © 2026 K0WLY — CERN-OHL-W v2 / CC BY 4.0</w:t>
     </w:r>
   </w:p>
 </w:ftr>
